--- a/複評文件!!!!!!/第九章.docx
+++ b/複評文件!!!!!!/第九章.docx
@@ -92,16 +92,16 @@
         </w:rPr>
         <w:tab/>
       </w:r>
+      <w:bookmarkEnd w:id="1"/>
       <w:r>
         <w:rPr>
-          <w:rFonts w:ascii="Times New Roman" w:eastAsia="標楷體" w:hAnsi="Times New Roman" w:hint="eastAsia"/>
+          <w:rFonts w:ascii="Times New Roman" w:eastAsia="標楷體" w:hAnsi="Times New Roman"/>
           <w:color w:val="000000" w:themeColor="text1"/>
           <w:sz w:val="32"/>
           <w:szCs w:val="28"/>
         </w:rPr>
-        <w:t>程式清單</w:t>
+        <w:t>元件清單及其規格描述</w:t>
       </w:r>
-      <w:bookmarkEnd w:id="1"/>
     </w:p>
     <w:p>
       <w:pPr>
@@ -150,13 +150,2291 @@
         </w:rPr>
         <w:t>-1</w:t>
       </w:r>
+      <w:bookmarkEnd w:id="2"/>
+      <w:r>
+        <w:rPr>
+          <w:sz w:val="28"/>
+          <w:szCs w:val="28"/>
+        </w:rPr>
+        <w:t>前端網頁元件清單及其規格描述表</w:t>
+      </w:r>
+    </w:p>
+    <w:tbl>
+      <w:tblPr>
+        <w:tblStyle w:val="af0"/>
+        <w:tblW w:w="0" w:type="auto"/>
+        <w:tblLook w:val="04A0" w:firstRow="1" w:lastRow="0" w:firstColumn="1" w:lastColumn="0" w:noHBand="0" w:noVBand="1"/>
+      </w:tblPr>
+      <w:tblGrid>
+        <w:gridCol w:w="1955"/>
+        <w:gridCol w:w="4873"/>
+        <w:gridCol w:w="3366"/>
+      </w:tblGrid>
+      <w:tr>
+        <w:tc>
+          <w:tcPr>
+            <w:tcW w:w="1955" w:type="dxa"/>
+            <w:shd w:val="clear" w:color="auto" w:fill="D9D9D9" w:themeFill="background1" w:themeFillShade="D9"/>
+          </w:tcPr>
+          <w:p>
+            <w:pPr>
+              <w:jc w:val="center"/>
+              <w:rPr>
+                <w:rFonts w:ascii="Times New Roman" w:eastAsia="標楷體" w:hAnsi="Times New Roman"/>
+                <w:color w:val="000000" w:themeColor="text1"/>
+                <w:sz w:val="28"/>
+                <w:szCs w:val="28"/>
+              </w:rPr>
+            </w:pPr>
+            <w:r>
+              <w:rPr>
+                <w:rFonts w:ascii="Times New Roman" w:eastAsia="標楷體" w:hAnsi="Times New Roman" w:hint="eastAsia"/>
+                <w:color w:val="000000" w:themeColor="text1"/>
+                <w:sz w:val="28"/>
+                <w:szCs w:val="28"/>
+              </w:rPr>
+              <w:t>分類</w:t>
+            </w:r>
+          </w:p>
+        </w:tc>
+        <w:tc>
+          <w:tcPr>
+            <w:tcW w:w="4873" w:type="dxa"/>
+            <w:shd w:val="clear" w:color="auto" w:fill="D9D9D9" w:themeFill="background1" w:themeFillShade="D9"/>
+          </w:tcPr>
+          <w:p>
+            <w:pPr>
+              <w:jc w:val="center"/>
+              <w:rPr>
+                <w:rFonts w:ascii="Times New Roman" w:eastAsia="標楷體" w:hAnsi="Times New Roman"/>
+                <w:color w:val="000000" w:themeColor="text1"/>
+                <w:sz w:val="28"/>
+                <w:szCs w:val="28"/>
+              </w:rPr>
+            </w:pPr>
+            <w:r>
+              <w:rPr>
+                <w:rFonts w:ascii="Times New Roman" w:eastAsia="標楷體" w:hAnsi="Times New Roman" w:hint="eastAsia"/>
+                <w:color w:val="000000" w:themeColor="text1"/>
+                <w:sz w:val="28"/>
+                <w:szCs w:val="28"/>
+              </w:rPr>
+              <w:t>檔案名稱</w:t>
+            </w:r>
+          </w:p>
+        </w:tc>
+        <w:tc>
+          <w:tcPr>
+            <w:tcW w:w="3366" w:type="dxa"/>
+            <w:shd w:val="clear" w:color="auto" w:fill="D9D9D9" w:themeFill="background1" w:themeFillShade="D9"/>
+          </w:tcPr>
+          <w:p>
+            <w:pPr>
+              <w:jc w:val="center"/>
+              <w:rPr>
+                <w:rFonts w:ascii="Times New Roman" w:eastAsia="標楷體" w:hAnsi="Times New Roman"/>
+                <w:color w:val="000000" w:themeColor="text1"/>
+                <w:sz w:val="28"/>
+                <w:szCs w:val="28"/>
+              </w:rPr>
+            </w:pPr>
+            <w:r>
+              <w:rPr>
+                <w:rFonts w:ascii="Times New Roman" w:eastAsia="標楷體" w:hAnsi="Times New Roman" w:hint="eastAsia"/>
+                <w:color w:val="000000" w:themeColor="text1"/>
+                <w:sz w:val="28"/>
+                <w:szCs w:val="28"/>
+              </w:rPr>
+              <w:t>功能</w:t>
+            </w:r>
+            <w:r>
+              <w:rPr>
+                <w:rFonts w:ascii="Times New Roman" w:eastAsia="標楷體" w:hAnsi="Times New Roman" w:hint="eastAsia"/>
+                <w:color w:val="000000" w:themeColor="text1"/>
+                <w:sz w:val="28"/>
+                <w:szCs w:val="28"/>
+              </w:rPr>
+              <w:t>說明</w:t>
+            </w:r>
+          </w:p>
+        </w:tc>
+      </w:tr>
+      <w:tr>
+        <w:trPr>
+          <w:trHeight w:val="501"/>
+        </w:trPr>
+        <w:tc>
+          <w:tcPr>
+            <w:tcW w:w="1955" w:type="dxa"/>
+            <w:vMerge w:val="restart"/>
+            <w:vAlign w:val="center"/>
+          </w:tcPr>
+          <w:p>
+            <w:pPr>
+              <w:jc w:val="center"/>
+              <w:rPr>
+                <w:rFonts w:ascii="Times New Roman" w:eastAsia="標楷體" w:hAnsi="Times New Roman"/>
+                <w:color w:val="000000" w:themeColor="text1"/>
+                <w:sz w:val="28"/>
+                <w:szCs w:val="28"/>
+              </w:rPr>
+            </w:pPr>
+            <w:r>
+              <w:rPr>
+                <w:rFonts w:ascii="Times New Roman" w:eastAsia="標楷體" w:hAnsi="Times New Roman" w:hint="eastAsia"/>
+                <w:color w:val="000000" w:themeColor="text1"/>
+                <w:sz w:val="28"/>
+                <w:szCs w:val="28"/>
+              </w:rPr>
+              <w:t>共用模板</w:t>
+            </w:r>
+          </w:p>
+        </w:tc>
+        <w:tc>
+          <w:tcPr>
+            <w:tcW w:w="4873" w:type="dxa"/>
+            <w:vAlign w:val="center"/>
+          </w:tcPr>
+          <w:p>
+            <w:pPr>
+              <w:jc w:val="both"/>
+              <w:rPr>
+                <w:rFonts w:ascii="Times New Roman" w:eastAsia="標楷體" w:hAnsi="Times New Roman"/>
+                <w:color w:val="000000" w:themeColor="text1"/>
+                <w:sz w:val="28"/>
+                <w:szCs w:val="28"/>
+              </w:rPr>
+            </w:pPr>
+            <w:r>
+              <w:rPr>
+                <w:rFonts w:ascii="Times New Roman" w:eastAsia="標楷體" w:hAnsi="Times New Roman"/>
+                <w:color w:val="000000" w:themeColor="text1"/>
+                <w:sz w:val="28"/>
+                <w:szCs w:val="28"/>
+              </w:rPr>
+              <w:t>base\base.html</w:t>
+            </w:r>
+          </w:p>
+        </w:tc>
+        <w:tc>
+          <w:tcPr>
+            <w:tcW w:w="3366" w:type="dxa"/>
+            <w:vAlign w:val="center"/>
+          </w:tcPr>
+          <w:p>
+            <w:pPr>
+              <w:jc w:val="center"/>
+              <w:rPr>
+                <w:rFonts w:ascii="Times New Roman" w:eastAsia="標楷體" w:hAnsi="Times New Roman"/>
+                <w:color w:val="000000" w:themeColor="text1"/>
+                <w:sz w:val="28"/>
+                <w:szCs w:val="28"/>
+              </w:rPr>
+            </w:pPr>
+            <w:r>
+              <w:rPr>
+                <w:rFonts w:ascii="Times New Roman" w:eastAsia="標楷體" w:hAnsi="Times New Roman" w:hint="eastAsia"/>
+                <w:color w:val="000000" w:themeColor="text1"/>
+                <w:sz w:val="28"/>
+                <w:szCs w:val="28"/>
+              </w:rPr>
+              <w:t>共用</w:t>
+            </w:r>
+            <w:r>
+              <w:rPr>
+                <w:rFonts w:ascii="Times New Roman" w:eastAsia="標楷體" w:hAnsi="Times New Roman" w:hint="eastAsia"/>
+                <w:color w:val="000000" w:themeColor="text1"/>
+                <w:sz w:val="28"/>
+                <w:szCs w:val="28"/>
+              </w:rPr>
+              <w:t>模板</w:t>
+            </w:r>
+          </w:p>
+        </w:tc>
+      </w:tr>
+      <w:tr>
+        <w:trPr>
+          <w:trHeight w:val="510"/>
+        </w:trPr>
+        <w:tc>
+          <w:tcPr>
+            <w:tcW w:w="1955" w:type="dxa"/>
+            <w:vMerge/>
+            <w:vAlign w:val="center"/>
+          </w:tcPr>
+          <w:p>
+            <w:pPr>
+              <w:jc w:val="center"/>
+              <w:rPr>
+                <w:rFonts w:ascii="Times New Roman" w:eastAsia="標楷體" w:hAnsi="Times New Roman"/>
+                <w:color w:val="000000" w:themeColor="text1"/>
+                <w:sz w:val="28"/>
+                <w:szCs w:val="28"/>
+              </w:rPr>
+            </w:pPr>
+          </w:p>
+        </w:tc>
+        <w:tc>
+          <w:tcPr>
+            <w:tcW w:w="4873" w:type="dxa"/>
+            <w:vAlign w:val="center"/>
+          </w:tcPr>
+          <w:p>
+            <w:pPr>
+              <w:jc w:val="both"/>
+              <w:rPr>
+                <w:rFonts w:ascii="Times New Roman" w:eastAsia="標楷體" w:hAnsi="Times New Roman"/>
+                <w:color w:val="000000" w:themeColor="text1"/>
+                <w:sz w:val="28"/>
+                <w:szCs w:val="28"/>
+              </w:rPr>
+            </w:pPr>
+            <w:r>
+              <w:rPr>
+                <w:rFonts w:ascii="Times New Roman" w:eastAsia="標楷體" w:hAnsi="Times New Roman"/>
+                <w:color w:val="000000" w:themeColor="text1"/>
+                <w:sz w:val="28"/>
+                <w:szCs w:val="28"/>
+              </w:rPr>
+              <w:t>base\footer.html</w:t>
+            </w:r>
+          </w:p>
+        </w:tc>
+        <w:tc>
+          <w:tcPr>
+            <w:tcW w:w="3366" w:type="dxa"/>
+            <w:vAlign w:val="center"/>
+          </w:tcPr>
+          <w:p>
+            <w:pPr>
+              <w:jc w:val="center"/>
+              <w:rPr>
+                <w:rFonts w:ascii="Times New Roman" w:eastAsia="標楷體" w:hAnsi="Times New Roman"/>
+                <w:color w:val="000000" w:themeColor="text1"/>
+                <w:sz w:val="28"/>
+                <w:szCs w:val="28"/>
+              </w:rPr>
+            </w:pPr>
+            <w:r>
+              <w:rPr>
+                <w:rFonts w:ascii="Times New Roman" w:eastAsia="標楷體" w:hAnsi="Times New Roman" w:hint="eastAsia"/>
+                <w:color w:val="000000" w:themeColor="text1"/>
+                <w:sz w:val="28"/>
+                <w:szCs w:val="28"/>
+              </w:rPr>
+              <w:t>共用</w:t>
+            </w:r>
+            <w:r>
+              <w:rPr>
+                <w:rFonts w:ascii="Times New Roman" w:eastAsia="標楷體" w:hAnsi="Times New Roman" w:hint="eastAsia"/>
+                <w:color w:val="000000" w:themeColor="text1"/>
+                <w:sz w:val="28"/>
+                <w:szCs w:val="28"/>
+              </w:rPr>
+              <w:t>頁尾</w:t>
+            </w:r>
+          </w:p>
+        </w:tc>
+      </w:tr>
+      <w:tr>
+        <w:trPr>
+          <w:trHeight w:val="510"/>
+        </w:trPr>
+        <w:tc>
+          <w:tcPr>
+            <w:tcW w:w="1955" w:type="dxa"/>
+            <w:vMerge w:val="restart"/>
+            <w:vAlign w:val="center"/>
+          </w:tcPr>
+          <w:p>
+            <w:pPr>
+              <w:jc w:val="center"/>
+              <w:rPr>
+                <w:rFonts w:ascii="Times New Roman" w:eastAsia="標楷體" w:hAnsi="Times New Roman"/>
+                <w:color w:val="000000" w:themeColor="text1"/>
+                <w:sz w:val="28"/>
+                <w:szCs w:val="28"/>
+              </w:rPr>
+            </w:pPr>
+            <w:r>
+              <w:rPr>
+                <w:rFonts w:ascii="Times New Roman" w:eastAsia="標楷體" w:hAnsi="Times New Roman" w:hint="eastAsia"/>
+                <w:color w:val="000000" w:themeColor="text1"/>
+                <w:sz w:val="28"/>
+                <w:szCs w:val="28"/>
+              </w:rPr>
+              <w:t>AI</w:t>
+            </w:r>
+            <w:r>
+              <w:rPr>
+                <w:rFonts w:ascii="Times New Roman" w:eastAsia="標楷體" w:hAnsi="Times New Roman" w:hint="eastAsia"/>
+                <w:color w:val="000000" w:themeColor="text1"/>
+                <w:sz w:val="28"/>
+                <w:szCs w:val="28"/>
+              </w:rPr>
+              <w:t>代理人</w:t>
+            </w:r>
+          </w:p>
+        </w:tc>
+        <w:tc>
+          <w:tcPr>
+            <w:tcW w:w="4873" w:type="dxa"/>
+            <w:vAlign w:val="center"/>
+          </w:tcPr>
+          <w:p>
+            <w:pPr>
+              <w:jc w:val="both"/>
+              <w:rPr>
+                <w:rFonts w:ascii="Times New Roman" w:eastAsia="標楷體" w:hAnsi="Times New Roman"/>
+                <w:color w:val="000000" w:themeColor="text1"/>
+                <w:sz w:val="28"/>
+                <w:szCs w:val="28"/>
+              </w:rPr>
+            </w:pPr>
+            <w:r>
+              <w:rPr>
+                <w:rFonts w:ascii="Times New Roman" w:eastAsia="標楷體" w:hAnsi="Times New Roman"/>
+                <w:color w:val="000000" w:themeColor="text1"/>
+                <w:sz w:val="28"/>
+                <w:szCs w:val="28"/>
+              </w:rPr>
+              <w:t>AI\assistant.html</w:t>
+            </w:r>
+          </w:p>
+        </w:tc>
+        <w:tc>
+          <w:tcPr>
+            <w:tcW w:w="3366" w:type="dxa"/>
+            <w:vAlign w:val="center"/>
+          </w:tcPr>
+          <w:p>
+            <w:pPr>
+              <w:jc w:val="center"/>
+              <w:rPr>
+                <w:rFonts w:ascii="Times New Roman" w:eastAsia="標楷體" w:hAnsi="Times New Roman"/>
+                <w:color w:val="000000" w:themeColor="text1"/>
+                <w:sz w:val="28"/>
+                <w:szCs w:val="28"/>
+              </w:rPr>
+            </w:pPr>
+            <w:r>
+              <w:rPr>
+                <w:rFonts w:ascii="Times New Roman" w:eastAsia="標楷體" w:hAnsi="Times New Roman"/>
+                <w:color w:val="000000" w:themeColor="text1"/>
+                <w:sz w:val="28"/>
+                <w:szCs w:val="28"/>
+              </w:rPr>
+              <w:t>嬰幼兒成長評估助理</w:t>
+            </w:r>
+          </w:p>
+        </w:tc>
+      </w:tr>
+      <w:tr>
+        <w:trPr>
+          <w:trHeight w:val="510"/>
+        </w:trPr>
+        <w:tc>
+          <w:tcPr>
+            <w:tcW w:w="1955" w:type="dxa"/>
+            <w:vMerge/>
+            <w:vAlign w:val="center"/>
+          </w:tcPr>
+          <w:p>
+            <w:pPr>
+              <w:jc w:val="center"/>
+              <w:rPr>
+                <w:rFonts w:ascii="Times New Roman" w:eastAsia="標楷體" w:hAnsi="Times New Roman"/>
+                <w:color w:val="000000" w:themeColor="text1"/>
+                <w:sz w:val="28"/>
+                <w:szCs w:val="28"/>
+              </w:rPr>
+            </w:pPr>
+          </w:p>
+        </w:tc>
+        <w:tc>
+          <w:tcPr>
+            <w:tcW w:w="4873" w:type="dxa"/>
+            <w:vAlign w:val="center"/>
+          </w:tcPr>
+          <w:p>
+            <w:pPr>
+              <w:jc w:val="both"/>
+              <w:rPr>
+                <w:rFonts w:ascii="Times New Roman" w:eastAsia="標楷體" w:hAnsi="Times New Roman"/>
+                <w:color w:val="000000" w:themeColor="text1"/>
+                <w:sz w:val="28"/>
+                <w:szCs w:val="28"/>
+              </w:rPr>
+            </w:pPr>
+            <w:r>
+              <w:rPr>
+                <w:rFonts w:ascii="Times New Roman" w:eastAsia="標楷體" w:hAnsi="Times New Roman"/>
+                <w:color w:val="000000" w:themeColor="text1"/>
+                <w:sz w:val="28"/>
+                <w:szCs w:val="28"/>
+              </w:rPr>
+              <w:t>AI\qa_conversation.html</w:t>
+            </w:r>
+          </w:p>
+        </w:tc>
+        <w:tc>
+          <w:tcPr>
+            <w:tcW w:w="3366" w:type="dxa"/>
+            <w:vAlign w:val="center"/>
+          </w:tcPr>
+          <w:p>
+            <w:pPr>
+              <w:jc w:val="center"/>
+              <w:rPr>
+                <w:rFonts w:ascii="Times New Roman" w:eastAsia="標楷體" w:hAnsi="Times New Roman"/>
+                <w:color w:val="000000" w:themeColor="text1"/>
+                <w:sz w:val="28"/>
+                <w:szCs w:val="28"/>
+              </w:rPr>
+            </w:pPr>
+            <w:r>
+              <w:rPr>
+                <w:rFonts w:ascii="Times New Roman" w:eastAsia="標楷體" w:hAnsi="Times New Roman" w:hint="eastAsia"/>
+                <w:color w:val="000000" w:themeColor="text1"/>
+                <w:sz w:val="28"/>
+                <w:szCs w:val="28"/>
+              </w:rPr>
+              <w:t>Growth AI</w:t>
+            </w:r>
+          </w:p>
+        </w:tc>
+      </w:tr>
+      <w:tr>
+        <w:trPr>
+          <w:trHeight w:val="510"/>
+        </w:trPr>
+        <w:tc>
+          <w:tcPr>
+            <w:tcW w:w="1955" w:type="dxa"/>
+            <w:vMerge w:val="restart"/>
+            <w:vAlign w:val="center"/>
+          </w:tcPr>
+          <w:p>
+            <w:pPr>
+              <w:jc w:val="center"/>
+              <w:rPr>
+                <w:rFonts w:ascii="Times New Roman" w:eastAsia="標楷體" w:hAnsi="Times New Roman"/>
+                <w:color w:val="000000" w:themeColor="text1"/>
+                <w:sz w:val="28"/>
+                <w:szCs w:val="28"/>
+              </w:rPr>
+            </w:pPr>
+            <w:r>
+              <w:rPr>
+                <w:rFonts w:ascii="Times New Roman" w:eastAsia="標楷體" w:hAnsi="Times New Roman" w:hint="eastAsia"/>
+                <w:color w:val="000000" w:themeColor="text1"/>
+                <w:sz w:val="28"/>
+                <w:szCs w:val="28"/>
+              </w:rPr>
+              <w:t>嬰幼兒</w:t>
+            </w:r>
+          </w:p>
+        </w:tc>
+        <w:tc>
+          <w:tcPr>
+            <w:tcW w:w="4873" w:type="dxa"/>
+            <w:vAlign w:val="center"/>
+          </w:tcPr>
+          <w:p>
+            <w:pPr>
+              <w:jc w:val="both"/>
+              <w:rPr>
+                <w:rFonts w:ascii="Times New Roman" w:eastAsia="標楷體" w:hAnsi="Times New Roman"/>
+                <w:color w:val="000000" w:themeColor="text1"/>
+                <w:sz w:val="28"/>
+                <w:szCs w:val="28"/>
+              </w:rPr>
+            </w:pPr>
+            <w:r>
+              <w:rPr>
+                <w:rFonts w:ascii="Times New Roman" w:eastAsia="標楷體" w:hAnsi="Times New Roman"/>
+                <w:color w:val="000000" w:themeColor="text1"/>
+                <w:sz w:val="28"/>
+                <w:szCs w:val="28"/>
+              </w:rPr>
+              <w:t>baby\babyinformation.html</w:t>
+            </w:r>
+          </w:p>
+        </w:tc>
+        <w:tc>
+          <w:tcPr>
+            <w:tcW w:w="3366" w:type="dxa"/>
+            <w:vAlign w:val="center"/>
+          </w:tcPr>
+          <w:p>
+            <w:pPr>
+              <w:jc w:val="center"/>
+              <w:rPr>
+                <w:rFonts w:ascii="Times New Roman" w:eastAsia="標楷體" w:hAnsi="Times New Roman"/>
+                <w:color w:val="000000" w:themeColor="text1"/>
+                <w:sz w:val="28"/>
+                <w:szCs w:val="28"/>
+              </w:rPr>
+            </w:pPr>
+            <w:r>
+              <w:rPr>
+                <w:rFonts w:ascii="Times New Roman" w:eastAsia="標楷體" w:hAnsi="Times New Roman" w:hint="eastAsia"/>
+                <w:color w:val="000000" w:themeColor="text1"/>
+                <w:sz w:val="28"/>
+                <w:szCs w:val="28"/>
+              </w:rPr>
+              <w:t>顯示嬰幼兒資訊</w:t>
+            </w:r>
+          </w:p>
+        </w:tc>
+      </w:tr>
+      <w:tr>
+        <w:trPr>
+          <w:trHeight w:val="510"/>
+        </w:trPr>
+        <w:tc>
+          <w:tcPr>
+            <w:tcW w:w="1955" w:type="dxa"/>
+            <w:vMerge/>
+            <w:vAlign w:val="center"/>
+          </w:tcPr>
+          <w:p>
+            <w:pPr>
+              <w:jc w:val="center"/>
+              <w:rPr>
+                <w:rFonts w:ascii="Times New Roman" w:eastAsia="標楷體" w:hAnsi="Times New Roman"/>
+                <w:color w:val="000000" w:themeColor="text1"/>
+                <w:sz w:val="28"/>
+                <w:szCs w:val="28"/>
+              </w:rPr>
+            </w:pPr>
+          </w:p>
+        </w:tc>
+        <w:tc>
+          <w:tcPr>
+            <w:tcW w:w="4873" w:type="dxa"/>
+            <w:vAlign w:val="center"/>
+          </w:tcPr>
+          <w:p>
+            <w:pPr>
+              <w:jc w:val="both"/>
+              <w:rPr>
+                <w:rFonts w:ascii="Times New Roman" w:eastAsia="標楷體" w:hAnsi="Times New Roman"/>
+                <w:color w:val="000000" w:themeColor="text1"/>
+                <w:sz w:val="28"/>
+                <w:szCs w:val="28"/>
+              </w:rPr>
+            </w:pPr>
+            <w:r>
+              <w:rPr>
+                <w:rFonts w:ascii="Times New Roman" w:eastAsia="標楷體" w:hAnsi="Times New Roman"/>
+                <w:color w:val="000000" w:themeColor="text1"/>
+                <w:sz w:val="28"/>
+                <w:szCs w:val="28"/>
+              </w:rPr>
+              <w:t>baby\add_babyinformation.html</w:t>
+            </w:r>
+          </w:p>
+        </w:tc>
+        <w:tc>
+          <w:tcPr>
+            <w:tcW w:w="3366" w:type="dxa"/>
+            <w:vAlign w:val="center"/>
+          </w:tcPr>
+          <w:p>
+            <w:pPr>
+              <w:jc w:val="center"/>
+              <w:rPr>
+                <w:rFonts w:ascii="Times New Roman" w:eastAsia="標楷體" w:hAnsi="Times New Roman"/>
+                <w:color w:val="000000" w:themeColor="text1"/>
+                <w:sz w:val="28"/>
+                <w:szCs w:val="28"/>
+              </w:rPr>
+            </w:pPr>
+            <w:r>
+              <w:rPr>
+                <w:rFonts w:ascii="Times New Roman" w:eastAsia="標楷體" w:hAnsi="Times New Roman" w:hint="eastAsia"/>
+                <w:color w:val="000000" w:themeColor="text1"/>
+                <w:sz w:val="28"/>
+                <w:szCs w:val="28"/>
+              </w:rPr>
+              <w:t>新增嬰幼兒資料</w:t>
+            </w:r>
+          </w:p>
+        </w:tc>
+      </w:tr>
+      <w:tr>
+        <w:trPr>
+          <w:trHeight w:val="510"/>
+        </w:trPr>
+        <w:tc>
+          <w:tcPr>
+            <w:tcW w:w="1955" w:type="dxa"/>
+            <w:vMerge/>
+            <w:vAlign w:val="center"/>
+          </w:tcPr>
+          <w:p>
+            <w:pPr>
+              <w:jc w:val="center"/>
+              <w:rPr>
+                <w:rFonts w:ascii="Times New Roman" w:eastAsia="標楷體" w:hAnsi="Times New Roman"/>
+                <w:color w:val="000000" w:themeColor="text1"/>
+                <w:sz w:val="28"/>
+                <w:szCs w:val="28"/>
+              </w:rPr>
+            </w:pPr>
+          </w:p>
+        </w:tc>
+        <w:tc>
+          <w:tcPr>
+            <w:tcW w:w="4873" w:type="dxa"/>
+            <w:vAlign w:val="center"/>
+          </w:tcPr>
+          <w:p>
+            <w:pPr>
+              <w:jc w:val="both"/>
+              <w:rPr>
+                <w:rFonts w:ascii="Times New Roman" w:eastAsia="標楷體" w:hAnsi="Times New Roman"/>
+                <w:color w:val="000000" w:themeColor="text1"/>
+                <w:sz w:val="28"/>
+                <w:szCs w:val="28"/>
+              </w:rPr>
+            </w:pPr>
+            <w:r>
+              <w:rPr>
+                <w:rFonts w:ascii="Times New Roman" w:eastAsia="標楷體" w:hAnsi="Times New Roman"/>
+                <w:color w:val="000000" w:themeColor="text1"/>
+                <w:sz w:val="28"/>
+                <w:szCs w:val="28"/>
+              </w:rPr>
+              <w:t>baby\edit_babyinformation.html</w:t>
+            </w:r>
+          </w:p>
+        </w:tc>
+        <w:tc>
+          <w:tcPr>
+            <w:tcW w:w="3366" w:type="dxa"/>
+            <w:vAlign w:val="center"/>
+          </w:tcPr>
+          <w:p>
+            <w:pPr>
+              <w:jc w:val="center"/>
+              <w:rPr>
+                <w:rFonts w:ascii="Times New Roman" w:eastAsia="標楷體" w:hAnsi="Times New Roman"/>
+                <w:color w:val="000000" w:themeColor="text1"/>
+                <w:sz w:val="28"/>
+                <w:szCs w:val="28"/>
+              </w:rPr>
+            </w:pPr>
+            <w:r>
+              <w:rPr>
+                <w:rFonts w:ascii="Times New Roman" w:eastAsia="標楷體" w:hAnsi="Times New Roman" w:hint="eastAsia"/>
+                <w:color w:val="000000" w:themeColor="text1"/>
+                <w:sz w:val="28"/>
+                <w:szCs w:val="28"/>
+              </w:rPr>
+              <w:t>編輯嬰幼兒資料</w:t>
+            </w:r>
+          </w:p>
+        </w:tc>
+      </w:tr>
+      <w:tr>
+        <w:trPr>
+          <w:trHeight w:val="510"/>
+        </w:trPr>
+        <w:tc>
+          <w:tcPr>
+            <w:tcW w:w="1955" w:type="dxa"/>
+            <w:vMerge/>
+            <w:vAlign w:val="center"/>
+          </w:tcPr>
+          <w:p>
+            <w:pPr>
+              <w:jc w:val="center"/>
+              <w:rPr>
+                <w:rFonts w:ascii="Times New Roman" w:eastAsia="標楷體" w:hAnsi="Times New Roman"/>
+                <w:color w:val="000000" w:themeColor="text1"/>
+                <w:sz w:val="28"/>
+                <w:szCs w:val="28"/>
+              </w:rPr>
+            </w:pPr>
+          </w:p>
+        </w:tc>
+        <w:tc>
+          <w:tcPr>
+            <w:tcW w:w="4873" w:type="dxa"/>
+            <w:vAlign w:val="center"/>
+          </w:tcPr>
+          <w:p>
+            <w:pPr>
+              <w:jc w:val="both"/>
+              <w:rPr>
+                <w:rFonts w:ascii="Times New Roman" w:eastAsia="標楷體" w:hAnsi="Times New Roman"/>
+                <w:color w:val="000000" w:themeColor="text1"/>
+                <w:sz w:val="28"/>
+                <w:szCs w:val="28"/>
+              </w:rPr>
+            </w:pPr>
+            <w:r>
+              <w:rPr>
+                <w:rFonts w:ascii="Times New Roman" w:eastAsia="標楷體" w:hAnsi="Times New Roman"/>
+                <w:color w:val="000000" w:themeColor="text1"/>
+                <w:sz w:val="28"/>
+                <w:szCs w:val="28"/>
+              </w:rPr>
+              <w:t>baby\add_babyrecord.html</w:t>
+            </w:r>
+          </w:p>
+        </w:tc>
+        <w:tc>
+          <w:tcPr>
+            <w:tcW w:w="3366" w:type="dxa"/>
+            <w:vAlign w:val="center"/>
+          </w:tcPr>
+          <w:p>
+            <w:pPr>
+              <w:jc w:val="center"/>
+              <w:rPr>
+                <w:rFonts w:ascii="Times New Roman" w:eastAsia="標楷體" w:hAnsi="Times New Roman"/>
+                <w:color w:val="000000" w:themeColor="text1"/>
+                <w:sz w:val="28"/>
+                <w:szCs w:val="28"/>
+              </w:rPr>
+            </w:pPr>
+            <w:r>
+              <w:rPr>
+                <w:rFonts w:ascii="Times New Roman" w:eastAsia="標楷體" w:hAnsi="Times New Roman" w:hint="eastAsia"/>
+                <w:color w:val="000000" w:themeColor="text1"/>
+                <w:sz w:val="28"/>
+                <w:szCs w:val="28"/>
+              </w:rPr>
+              <w:t>新增</w:t>
+            </w:r>
+            <w:r>
+              <w:rPr>
+                <w:rFonts w:ascii="Times New Roman" w:eastAsia="標楷體" w:hAnsi="Times New Roman" w:hint="eastAsia"/>
+                <w:color w:val="000000" w:themeColor="text1"/>
+                <w:sz w:val="28"/>
+                <w:szCs w:val="28"/>
+              </w:rPr>
+              <w:t>嬰幼兒紀錄</w:t>
+            </w:r>
+          </w:p>
+        </w:tc>
+      </w:tr>
+      <w:tr>
+        <w:trPr>
+          <w:trHeight w:val="510"/>
+        </w:trPr>
+        <w:tc>
+          <w:tcPr>
+            <w:tcW w:w="1955" w:type="dxa"/>
+            <w:vMerge/>
+            <w:vAlign w:val="center"/>
+          </w:tcPr>
+          <w:p>
+            <w:pPr>
+              <w:jc w:val="center"/>
+              <w:rPr>
+                <w:rFonts w:ascii="Times New Roman" w:eastAsia="標楷體" w:hAnsi="Times New Roman"/>
+                <w:color w:val="000000" w:themeColor="text1"/>
+                <w:sz w:val="28"/>
+                <w:szCs w:val="28"/>
+              </w:rPr>
+            </w:pPr>
+          </w:p>
+        </w:tc>
+        <w:tc>
+          <w:tcPr>
+            <w:tcW w:w="4873" w:type="dxa"/>
+            <w:vAlign w:val="center"/>
+          </w:tcPr>
+          <w:p>
+            <w:pPr>
+              <w:jc w:val="both"/>
+              <w:rPr>
+                <w:rFonts w:ascii="Times New Roman" w:eastAsia="標楷體" w:hAnsi="Times New Roman"/>
+                <w:color w:val="000000" w:themeColor="text1"/>
+                <w:sz w:val="28"/>
+                <w:szCs w:val="28"/>
+              </w:rPr>
+            </w:pPr>
+            <w:r>
+              <w:rPr>
+                <w:rFonts w:ascii="Times New Roman" w:eastAsia="標楷體" w:hAnsi="Times New Roman"/>
+                <w:color w:val="000000" w:themeColor="text1"/>
+                <w:sz w:val="28"/>
+                <w:szCs w:val="28"/>
+              </w:rPr>
+              <w:t>baby\edit_babyrecord.html</w:t>
+            </w:r>
+          </w:p>
+        </w:tc>
+        <w:tc>
+          <w:tcPr>
+            <w:tcW w:w="3366" w:type="dxa"/>
+            <w:vAlign w:val="center"/>
+          </w:tcPr>
+          <w:p>
+            <w:pPr>
+              <w:jc w:val="center"/>
+              <w:rPr>
+                <w:rFonts w:ascii="Times New Roman" w:eastAsia="標楷體" w:hAnsi="Times New Roman"/>
+                <w:color w:val="000000" w:themeColor="text1"/>
+                <w:sz w:val="28"/>
+                <w:szCs w:val="28"/>
+              </w:rPr>
+            </w:pPr>
+            <w:r>
+              <w:rPr>
+                <w:rFonts w:ascii="Times New Roman" w:eastAsia="標楷體" w:hAnsi="Times New Roman" w:hint="eastAsia"/>
+                <w:color w:val="000000" w:themeColor="text1"/>
+                <w:sz w:val="28"/>
+                <w:szCs w:val="28"/>
+              </w:rPr>
+              <w:t>編輯嬰幼兒紀錄</w:t>
+            </w:r>
+          </w:p>
+        </w:tc>
+      </w:tr>
+      <w:tr>
+        <w:trPr>
+          <w:trHeight w:val="510"/>
+        </w:trPr>
+        <w:tc>
+          <w:tcPr>
+            <w:tcW w:w="1955" w:type="dxa"/>
+            <w:vMerge/>
+            <w:vAlign w:val="center"/>
+          </w:tcPr>
+          <w:p>
+            <w:pPr>
+              <w:jc w:val="center"/>
+              <w:rPr>
+                <w:rFonts w:ascii="Times New Roman" w:eastAsia="標楷體" w:hAnsi="Times New Roman"/>
+                <w:color w:val="000000" w:themeColor="text1"/>
+                <w:sz w:val="28"/>
+                <w:szCs w:val="28"/>
+              </w:rPr>
+            </w:pPr>
+          </w:p>
+        </w:tc>
+        <w:tc>
+          <w:tcPr>
+            <w:tcW w:w="4873" w:type="dxa"/>
+            <w:vAlign w:val="center"/>
+          </w:tcPr>
+          <w:p>
+            <w:pPr>
+              <w:jc w:val="both"/>
+              <w:rPr>
+                <w:rFonts w:ascii="Times New Roman" w:eastAsia="標楷體" w:hAnsi="Times New Roman"/>
+                <w:color w:val="000000" w:themeColor="text1"/>
+                <w:sz w:val="28"/>
+                <w:szCs w:val="28"/>
+              </w:rPr>
+            </w:pPr>
+            <w:r>
+              <w:rPr>
+                <w:rFonts w:ascii="Times New Roman" w:eastAsia="標楷體" w:hAnsi="Times New Roman"/>
+                <w:color w:val="000000" w:themeColor="text1"/>
+                <w:sz w:val="28"/>
+                <w:szCs w:val="28"/>
+              </w:rPr>
+              <w:t>baby</w:t>
+            </w:r>
+            <w:r>
+              <w:rPr>
+                <w:rFonts w:ascii="Times New Roman" w:eastAsia="標楷體" w:hAnsi="Times New Roman"/>
+                <w:color w:val="000000" w:themeColor="text1"/>
+                <w:sz w:val="28"/>
+                <w:szCs w:val="28"/>
+              </w:rPr>
+              <w:t>\baby_growthmap.html</w:t>
+            </w:r>
+          </w:p>
+        </w:tc>
+        <w:tc>
+          <w:tcPr>
+            <w:tcW w:w="3366" w:type="dxa"/>
+            <w:vAlign w:val="center"/>
+          </w:tcPr>
+          <w:p>
+            <w:pPr>
+              <w:jc w:val="center"/>
+              <w:rPr>
+                <w:rFonts w:ascii="Times New Roman" w:eastAsia="標楷體" w:hAnsi="Times New Roman"/>
+                <w:color w:val="000000" w:themeColor="text1"/>
+                <w:sz w:val="28"/>
+                <w:szCs w:val="28"/>
+              </w:rPr>
+            </w:pPr>
+            <w:r>
+              <w:rPr>
+                <w:rFonts w:ascii="Times New Roman" w:eastAsia="標楷體" w:hAnsi="Times New Roman" w:hint="eastAsia"/>
+                <w:color w:val="000000" w:themeColor="text1"/>
+                <w:sz w:val="28"/>
+                <w:szCs w:val="28"/>
+              </w:rPr>
+              <w:t>成長里程碑</w:t>
+            </w:r>
+          </w:p>
+        </w:tc>
+      </w:tr>
+      <w:tr>
+        <w:trPr>
+          <w:trHeight w:val="510"/>
+        </w:trPr>
+        <w:tc>
+          <w:tcPr>
+            <w:tcW w:w="1955" w:type="dxa"/>
+            <w:vMerge/>
+            <w:vAlign w:val="center"/>
+          </w:tcPr>
+          <w:p>
+            <w:pPr>
+              <w:jc w:val="center"/>
+              <w:rPr>
+                <w:rFonts w:ascii="Times New Roman" w:eastAsia="標楷體" w:hAnsi="Times New Roman"/>
+                <w:color w:val="000000" w:themeColor="text1"/>
+                <w:sz w:val="28"/>
+                <w:szCs w:val="28"/>
+              </w:rPr>
+            </w:pPr>
+          </w:p>
+        </w:tc>
+        <w:tc>
+          <w:tcPr>
+            <w:tcW w:w="4873" w:type="dxa"/>
+            <w:vAlign w:val="center"/>
+          </w:tcPr>
+          <w:p>
+            <w:pPr>
+              <w:jc w:val="both"/>
+              <w:rPr>
+                <w:rFonts w:ascii="Times New Roman" w:eastAsia="標楷體" w:hAnsi="Times New Roman"/>
+                <w:color w:val="000000" w:themeColor="text1"/>
+                <w:sz w:val="28"/>
+                <w:szCs w:val="28"/>
+              </w:rPr>
+            </w:pPr>
+            <w:r>
+              <w:rPr>
+                <w:rFonts w:ascii="Times New Roman" w:eastAsia="標楷體" w:hAnsi="Times New Roman"/>
+                <w:color w:val="000000" w:themeColor="text1"/>
+                <w:sz w:val="28"/>
+                <w:szCs w:val="28"/>
+              </w:rPr>
+              <w:t>user\social_sharing_card.html</w:t>
+            </w:r>
+          </w:p>
+        </w:tc>
+        <w:tc>
+          <w:tcPr>
+            <w:tcW w:w="3366" w:type="dxa"/>
+            <w:vAlign w:val="center"/>
+          </w:tcPr>
+          <w:p>
+            <w:pPr>
+              <w:jc w:val="center"/>
+              <w:rPr>
+                <w:rFonts w:ascii="Times New Roman" w:eastAsia="標楷體" w:hAnsi="Times New Roman" w:hint="eastAsia"/>
+                <w:color w:val="000000" w:themeColor="text1"/>
+                <w:sz w:val="28"/>
+                <w:szCs w:val="28"/>
+              </w:rPr>
+            </w:pPr>
+            <w:r>
+              <w:rPr>
+                <w:rFonts w:ascii="Times New Roman" w:eastAsia="標楷體" w:hAnsi="Times New Roman" w:hint="eastAsia"/>
+                <w:color w:val="000000" w:themeColor="text1"/>
+                <w:sz w:val="28"/>
+                <w:szCs w:val="28"/>
+              </w:rPr>
+              <w:t>成長里程碑</w:t>
+            </w:r>
+            <w:r>
+              <w:rPr>
+                <w:rFonts w:ascii="Times New Roman" w:eastAsia="標楷體" w:hAnsi="Times New Roman" w:hint="eastAsia"/>
+                <w:color w:val="000000" w:themeColor="text1"/>
+                <w:sz w:val="28"/>
+                <w:szCs w:val="28"/>
+              </w:rPr>
+              <w:t>分享卡</w:t>
+            </w:r>
+          </w:p>
+        </w:tc>
+      </w:tr>
+      <w:tr>
+        <w:trPr>
+          <w:trHeight w:val="510"/>
+        </w:trPr>
+        <w:tc>
+          <w:tcPr>
+            <w:tcW w:w="1955" w:type="dxa"/>
+            <w:vMerge w:val="restart"/>
+            <w:vAlign w:val="center"/>
+          </w:tcPr>
+          <w:p>
+            <w:pPr>
+              <w:jc w:val="center"/>
+              <w:rPr>
+                <w:rFonts w:ascii="Times New Roman" w:eastAsia="標楷體" w:hAnsi="Times New Roman"/>
+                <w:color w:val="000000" w:themeColor="text1"/>
+                <w:sz w:val="28"/>
+                <w:szCs w:val="28"/>
+              </w:rPr>
+            </w:pPr>
+            <w:r>
+              <w:rPr>
+                <w:rFonts w:ascii="Times New Roman" w:eastAsia="標楷體" w:hAnsi="Times New Roman" w:hint="eastAsia"/>
+                <w:color w:val="000000" w:themeColor="text1"/>
+                <w:sz w:val="28"/>
+                <w:szCs w:val="28"/>
+              </w:rPr>
+              <w:t>首頁</w:t>
+            </w:r>
+          </w:p>
+        </w:tc>
+        <w:tc>
+          <w:tcPr>
+            <w:tcW w:w="4873" w:type="dxa"/>
+            <w:vAlign w:val="center"/>
+          </w:tcPr>
+          <w:p>
+            <w:pPr>
+              <w:jc w:val="both"/>
+              <w:rPr>
+                <w:rFonts w:ascii="Times New Roman" w:eastAsia="標楷體" w:hAnsi="Times New Roman"/>
+                <w:color w:val="000000" w:themeColor="text1"/>
+                <w:sz w:val="28"/>
+                <w:szCs w:val="28"/>
+              </w:rPr>
+            </w:pPr>
+            <w:r>
+              <w:rPr>
+                <w:rFonts w:ascii="Times New Roman" w:eastAsia="標楷體" w:hAnsi="Times New Roman"/>
+                <w:color w:val="000000" w:themeColor="text1"/>
+                <w:sz w:val="28"/>
+                <w:szCs w:val="28"/>
+              </w:rPr>
+              <w:t>index\index.html</w:t>
+            </w:r>
+          </w:p>
+        </w:tc>
+        <w:tc>
+          <w:tcPr>
+            <w:tcW w:w="3366" w:type="dxa"/>
+            <w:vAlign w:val="center"/>
+          </w:tcPr>
+          <w:p>
+            <w:pPr>
+              <w:jc w:val="center"/>
+              <w:rPr>
+                <w:rFonts w:ascii="Times New Roman" w:eastAsia="標楷體" w:hAnsi="Times New Roman"/>
+                <w:color w:val="000000" w:themeColor="text1"/>
+                <w:sz w:val="28"/>
+                <w:szCs w:val="28"/>
+              </w:rPr>
+            </w:pPr>
+            <w:proofErr w:type="spellStart"/>
+            <w:r>
+              <w:rPr>
+                <w:rFonts w:ascii="Times New Roman" w:eastAsia="標楷體" w:hAnsi="Times New Roman" w:hint="eastAsia"/>
+                <w:color w:val="000000" w:themeColor="text1"/>
+                <w:sz w:val="28"/>
+                <w:szCs w:val="28"/>
+              </w:rPr>
+              <w:t>CoLoGrowth</w:t>
+            </w:r>
+            <w:proofErr w:type="spellEnd"/>
+            <w:r>
+              <w:rPr>
+                <w:rFonts w:ascii="Times New Roman" w:eastAsia="標楷體" w:hAnsi="Times New Roman" w:hint="eastAsia"/>
+                <w:color w:val="000000" w:themeColor="text1"/>
+                <w:sz w:val="28"/>
+                <w:szCs w:val="28"/>
+              </w:rPr>
+              <w:t>首頁</w:t>
+            </w:r>
+          </w:p>
+        </w:tc>
+      </w:tr>
+      <w:tr>
+        <w:trPr>
+          <w:trHeight w:val="510"/>
+        </w:trPr>
+        <w:tc>
+          <w:tcPr>
+            <w:tcW w:w="1955" w:type="dxa"/>
+            <w:vMerge/>
+            <w:vAlign w:val="center"/>
+          </w:tcPr>
+          <w:p>
+            <w:pPr>
+              <w:jc w:val="center"/>
+              <w:rPr>
+                <w:rFonts w:ascii="Times New Roman" w:eastAsia="標楷體" w:hAnsi="Times New Roman"/>
+                <w:color w:val="000000" w:themeColor="text1"/>
+                <w:sz w:val="28"/>
+                <w:szCs w:val="28"/>
+              </w:rPr>
+            </w:pPr>
+          </w:p>
+        </w:tc>
+        <w:tc>
+          <w:tcPr>
+            <w:tcW w:w="4873" w:type="dxa"/>
+            <w:vAlign w:val="center"/>
+          </w:tcPr>
+          <w:p>
+            <w:pPr>
+              <w:jc w:val="both"/>
+              <w:rPr>
+                <w:rFonts w:ascii="Times New Roman" w:eastAsia="標楷體" w:hAnsi="Times New Roman"/>
+                <w:color w:val="000000" w:themeColor="text1"/>
+                <w:sz w:val="28"/>
+                <w:szCs w:val="28"/>
+              </w:rPr>
+            </w:pPr>
+            <w:r>
+              <w:rPr>
+                <w:rFonts w:ascii="Times New Roman" w:eastAsia="標楷體" w:hAnsi="Times New Roman"/>
+                <w:color w:val="000000" w:themeColor="text1"/>
+                <w:sz w:val="28"/>
+                <w:szCs w:val="28"/>
+              </w:rPr>
+              <w:t>index\care_reminder.html</w:t>
+            </w:r>
+          </w:p>
+        </w:tc>
+        <w:tc>
+          <w:tcPr>
+            <w:tcW w:w="3366" w:type="dxa"/>
+            <w:vAlign w:val="center"/>
+          </w:tcPr>
+          <w:p>
+            <w:pPr>
+              <w:jc w:val="center"/>
+              <w:rPr>
+                <w:rFonts w:ascii="Times New Roman" w:eastAsia="標楷體" w:hAnsi="Times New Roman"/>
+                <w:color w:val="000000" w:themeColor="text1"/>
+                <w:sz w:val="28"/>
+                <w:szCs w:val="28"/>
+              </w:rPr>
+            </w:pPr>
+            <w:r>
+              <w:rPr>
+                <w:rFonts w:ascii="Times New Roman" w:eastAsia="標楷體" w:hAnsi="Times New Roman" w:hint="eastAsia"/>
+                <w:color w:val="000000" w:themeColor="text1"/>
+                <w:sz w:val="28"/>
+                <w:szCs w:val="28"/>
+              </w:rPr>
+              <w:t>待辦清單</w:t>
+            </w:r>
+          </w:p>
+        </w:tc>
+      </w:tr>
+      <w:tr>
+        <w:trPr>
+          <w:trHeight w:val="510"/>
+        </w:trPr>
+        <w:tc>
+          <w:tcPr>
+            <w:tcW w:w="1955" w:type="dxa"/>
+            <w:vMerge w:val="restart"/>
+            <w:vAlign w:val="center"/>
+          </w:tcPr>
+          <w:p>
+            <w:pPr>
+              <w:jc w:val="center"/>
+              <w:rPr>
+                <w:rFonts w:ascii="Times New Roman" w:eastAsia="標楷體" w:hAnsi="Times New Roman"/>
+                <w:color w:val="000000" w:themeColor="text1"/>
+                <w:sz w:val="28"/>
+                <w:szCs w:val="28"/>
+              </w:rPr>
+            </w:pPr>
+            <w:r>
+              <w:rPr>
+                <w:rFonts w:ascii="Times New Roman" w:eastAsia="標楷體" w:hAnsi="Times New Roman" w:hint="eastAsia"/>
+                <w:color w:val="000000" w:themeColor="text1"/>
+                <w:sz w:val="28"/>
+                <w:szCs w:val="28"/>
+              </w:rPr>
+              <w:t>養育者紀錄</w:t>
+            </w:r>
+          </w:p>
+        </w:tc>
+        <w:tc>
+          <w:tcPr>
+            <w:tcW w:w="4873" w:type="dxa"/>
+            <w:vAlign w:val="center"/>
+          </w:tcPr>
+          <w:p>
+            <w:pPr>
+              <w:jc w:val="both"/>
+              <w:rPr>
+                <w:rFonts w:ascii="Times New Roman" w:eastAsia="標楷體" w:hAnsi="Times New Roman"/>
+                <w:color w:val="000000" w:themeColor="text1"/>
+                <w:sz w:val="28"/>
+                <w:szCs w:val="28"/>
+              </w:rPr>
+            </w:pPr>
+            <w:r>
+              <w:rPr>
+                <w:rFonts w:ascii="Times New Roman" w:eastAsia="標楷體" w:hAnsi="Times New Roman"/>
+                <w:color w:val="000000" w:themeColor="text1"/>
+                <w:sz w:val="28"/>
+                <w:szCs w:val="28"/>
+              </w:rPr>
+              <w:t>pregnancy\pregnancyrecord.html</w:t>
+            </w:r>
+          </w:p>
+        </w:tc>
+        <w:tc>
+          <w:tcPr>
+            <w:tcW w:w="3366" w:type="dxa"/>
+            <w:vAlign w:val="center"/>
+          </w:tcPr>
+          <w:p>
+            <w:pPr>
+              <w:jc w:val="center"/>
+              <w:rPr>
+                <w:rFonts w:ascii="Times New Roman" w:eastAsia="標楷體" w:hAnsi="Times New Roman"/>
+                <w:color w:val="000000" w:themeColor="text1"/>
+                <w:sz w:val="28"/>
+                <w:szCs w:val="28"/>
+              </w:rPr>
+            </w:pPr>
+            <w:r>
+              <w:rPr>
+                <w:rFonts w:ascii="Times New Roman" w:eastAsia="標楷體" w:hAnsi="Times New Roman" w:hint="eastAsia"/>
+                <w:color w:val="000000" w:themeColor="text1"/>
+                <w:sz w:val="28"/>
+                <w:szCs w:val="28"/>
+              </w:rPr>
+              <w:t>顯示養育者紀錄</w:t>
+            </w:r>
+          </w:p>
+        </w:tc>
+      </w:tr>
+      <w:tr>
+        <w:trPr>
+          <w:trHeight w:val="510"/>
+        </w:trPr>
+        <w:tc>
+          <w:tcPr>
+            <w:tcW w:w="1955" w:type="dxa"/>
+            <w:vMerge/>
+            <w:vAlign w:val="center"/>
+          </w:tcPr>
+          <w:p>
+            <w:pPr>
+              <w:jc w:val="center"/>
+              <w:rPr>
+                <w:rFonts w:ascii="Times New Roman" w:eastAsia="標楷體" w:hAnsi="Times New Roman"/>
+                <w:color w:val="000000" w:themeColor="text1"/>
+                <w:sz w:val="28"/>
+                <w:szCs w:val="28"/>
+              </w:rPr>
+            </w:pPr>
+          </w:p>
+        </w:tc>
+        <w:tc>
+          <w:tcPr>
+            <w:tcW w:w="4873" w:type="dxa"/>
+            <w:vAlign w:val="center"/>
+          </w:tcPr>
+          <w:p>
+            <w:pPr>
+              <w:jc w:val="both"/>
+              <w:rPr>
+                <w:rFonts w:ascii="Times New Roman" w:eastAsia="標楷體" w:hAnsi="Times New Roman"/>
+                <w:color w:val="000000" w:themeColor="text1"/>
+                <w:sz w:val="28"/>
+                <w:szCs w:val="28"/>
+              </w:rPr>
+            </w:pPr>
+            <w:r>
+              <w:rPr>
+                <w:rFonts w:ascii="Times New Roman" w:eastAsia="標楷體" w:hAnsi="Times New Roman"/>
+                <w:color w:val="000000" w:themeColor="text1"/>
+                <w:sz w:val="28"/>
+                <w:szCs w:val="28"/>
+              </w:rPr>
+              <w:t>pregnancy\pregnancyrecordadd.html</w:t>
+            </w:r>
+          </w:p>
+        </w:tc>
+        <w:tc>
+          <w:tcPr>
+            <w:tcW w:w="3366" w:type="dxa"/>
+            <w:vAlign w:val="center"/>
+          </w:tcPr>
+          <w:p>
+            <w:pPr>
+              <w:jc w:val="center"/>
+              <w:rPr>
+                <w:rFonts w:ascii="Times New Roman" w:eastAsia="標楷體" w:hAnsi="Times New Roman"/>
+                <w:color w:val="000000" w:themeColor="text1"/>
+                <w:sz w:val="28"/>
+                <w:szCs w:val="28"/>
+              </w:rPr>
+            </w:pPr>
+            <w:r>
+              <w:rPr>
+                <w:rFonts w:ascii="Times New Roman" w:eastAsia="標楷體" w:hAnsi="Times New Roman" w:hint="eastAsia"/>
+                <w:color w:val="000000" w:themeColor="text1"/>
+                <w:sz w:val="28"/>
+                <w:szCs w:val="28"/>
+              </w:rPr>
+              <w:t>新增編輯</w:t>
+            </w:r>
+            <w:r>
+              <w:rPr>
+                <w:rFonts w:ascii="Times New Roman" w:eastAsia="標楷體" w:hAnsi="Times New Roman" w:hint="eastAsia"/>
+                <w:color w:val="000000" w:themeColor="text1"/>
+                <w:sz w:val="28"/>
+                <w:szCs w:val="28"/>
+              </w:rPr>
+              <w:t>孕期與產檢</w:t>
+            </w:r>
+            <w:r>
+              <w:rPr>
+                <w:rFonts w:ascii="Times New Roman" w:eastAsia="標楷體" w:hAnsi="Times New Roman" w:hint="eastAsia"/>
+                <w:color w:val="000000" w:themeColor="text1"/>
+                <w:sz w:val="28"/>
+                <w:szCs w:val="28"/>
+              </w:rPr>
+              <w:t>紀錄</w:t>
+            </w:r>
+          </w:p>
+        </w:tc>
+      </w:tr>
+      <w:tr>
+        <w:trPr>
+          <w:trHeight w:val="510"/>
+        </w:trPr>
+        <w:tc>
+          <w:tcPr>
+            <w:tcW w:w="1955" w:type="dxa"/>
+            <w:vMerge w:val="restart"/>
+            <w:vAlign w:val="center"/>
+          </w:tcPr>
+          <w:p>
+            <w:pPr>
+              <w:jc w:val="center"/>
+              <w:rPr>
+                <w:rFonts w:ascii="Times New Roman" w:eastAsia="標楷體" w:hAnsi="Times New Roman"/>
+                <w:color w:val="000000" w:themeColor="text1"/>
+                <w:sz w:val="28"/>
+                <w:szCs w:val="28"/>
+              </w:rPr>
+            </w:pPr>
+            <w:r>
+              <w:rPr>
+                <w:rFonts w:ascii="Times New Roman" w:eastAsia="標楷體" w:hAnsi="Times New Roman" w:hint="eastAsia"/>
+                <w:color w:val="000000" w:themeColor="text1"/>
+                <w:sz w:val="28"/>
+                <w:szCs w:val="28"/>
+              </w:rPr>
+              <w:t>胎數</w:t>
+            </w:r>
+          </w:p>
+        </w:tc>
+        <w:tc>
+          <w:tcPr>
+            <w:tcW w:w="4873" w:type="dxa"/>
+            <w:vAlign w:val="center"/>
+          </w:tcPr>
+          <w:p>
+            <w:pPr>
+              <w:jc w:val="both"/>
+              <w:rPr>
+                <w:rFonts w:ascii="Times New Roman" w:eastAsia="標楷體" w:hAnsi="Times New Roman"/>
+                <w:color w:val="000000" w:themeColor="text1"/>
+                <w:sz w:val="28"/>
+                <w:szCs w:val="28"/>
+              </w:rPr>
+            </w:pPr>
+            <w:proofErr w:type="spellStart"/>
+            <w:r>
+              <w:rPr>
+                <w:rFonts w:ascii="Times New Roman" w:eastAsia="標楷體" w:hAnsi="Times New Roman"/>
+                <w:color w:val="000000" w:themeColor="text1"/>
+                <w:sz w:val="28"/>
+                <w:szCs w:val="28"/>
+              </w:rPr>
+              <w:t>pregnancycase</w:t>
+            </w:r>
+            <w:proofErr w:type="spellEnd"/>
+            <w:r>
+              <w:rPr>
+                <w:rFonts w:ascii="Times New Roman" w:eastAsia="標楷體" w:hAnsi="Times New Roman"/>
+                <w:color w:val="000000" w:themeColor="text1"/>
+                <w:sz w:val="28"/>
+                <w:szCs w:val="28"/>
+              </w:rPr>
+              <w:t>\add_pregnancy_case.html</w:t>
+            </w:r>
+          </w:p>
+        </w:tc>
+        <w:tc>
+          <w:tcPr>
+            <w:tcW w:w="3366" w:type="dxa"/>
+            <w:vAlign w:val="center"/>
+          </w:tcPr>
+          <w:p>
+            <w:pPr>
+              <w:jc w:val="center"/>
+              <w:rPr>
+                <w:rFonts w:ascii="Times New Roman" w:eastAsia="標楷體" w:hAnsi="Times New Roman" w:hint="eastAsia"/>
+                <w:color w:val="000000" w:themeColor="text1"/>
+                <w:sz w:val="28"/>
+                <w:szCs w:val="28"/>
+              </w:rPr>
+            </w:pPr>
+            <w:r>
+              <w:rPr>
+                <w:rFonts w:ascii="Times New Roman" w:eastAsia="標楷體" w:hAnsi="Times New Roman" w:hint="eastAsia"/>
+                <w:color w:val="000000" w:themeColor="text1"/>
+                <w:sz w:val="28"/>
+                <w:szCs w:val="28"/>
+              </w:rPr>
+              <w:t>新增胎數</w:t>
+            </w:r>
+          </w:p>
+        </w:tc>
+      </w:tr>
+      <w:tr>
+        <w:trPr>
+          <w:trHeight w:val="510"/>
+        </w:trPr>
+        <w:tc>
+          <w:tcPr>
+            <w:tcW w:w="1955" w:type="dxa"/>
+            <w:vMerge/>
+            <w:vAlign w:val="center"/>
+          </w:tcPr>
+          <w:p>
+            <w:pPr>
+              <w:jc w:val="center"/>
+              <w:rPr>
+                <w:rFonts w:ascii="Times New Roman" w:eastAsia="標楷體" w:hAnsi="Times New Roman"/>
+                <w:color w:val="000000" w:themeColor="text1"/>
+                <w:sz w:val="28"/>
+                <w:szCs w:val="28"/>
+              </w:rPr>
+            </w:pPr>
+          </w:p>
+        </w:tc>
+        <w:tc>
+          <w:tcPr>
+            <w:tcW w:w="4873" w:type="dxa"/>
+            <w:vAlign w:val="center"/>
+          </w:tcPr>
+          <w:p>
+            <w:pPr>
+              <w:jc w:val="both"/>
+              <w:rPr>
+                <w:rFonts w:ascii="Times New Roman" w:eastAsia="標楷體" w:hAnsi="Times New Roman"/>
+                <w:color w:val="000000" w:themeColor="text1"/>
+                <w:sz w:val="28"/>
+                <w:szCs w:val="28"/>
+              </w:rPr>
+            </w:pPr>
+            <w:proofErr w:type="spellStart"/>
+            <w:r>
+              <w:rPr>
+                <w:rFonts w:ascii="Times New Roman" w:eastAsia="標楷體" w:hAnsi="Times New Roman"/>
+                <w:color w:val="000000" w:themeColor="text1"/>
+                <w:sz w:val="28"/>
+                <w:szCs w:val="28"/>
+              </w:rPr>
+              <w:t>pregnancycase</w:t>
+            </w:r>
+            <w:proofErr w:type="spellEnd"/>
+            <w:r>
+              <w:rPr>
+                <w:rFonts w:ascii="Times New Roman" w:eastAsia="標楷體" w:hAnsi="Times New Roman"/>
+                <w:color w:val="000000" w:themeColor="text1"/>
+                <w:sz w:val="28"/>
+                <w:szCs w:val="28"/>
+              </w:rPr>
+              <w:t>\edit_pregnancy_case.html</w:t>
+            </w:r>
+          </w:p>
+        </w:tc>
+        <w:tc>
+          <w:tcPr>
+            <w:tcW w:w="3366" w:type="dxa"/>
+            <w:vAlign w:val="center"/>
+          </w:tcPr>
+          <w:p>
+            <w:pPr>
+              <w:jc w:val="center"/>
+              <w:rPr>
+                <w:rFonts w:ascii="Times New Roman" w:eastAsia="標楷體" w:hAnsi="Times New Roman"/>
+                <w:color w:val="000000" w:themeColor="text1"/>
+                <w:sz w:val="28"/>
+                <w:szCs w:val="28"/>
+              </w:rPr>
+            </w:pPr>
+            <w:r>
+              <w:rPr>
+                <w:rFonts w:ascii="Times New Roman" w:eastAsia="標楷體" w:hAnsi="Times New Roman" w:hint="eastAsia"/>
+                <w:color w:val="000000" w:themeColor="text1"/>
+                <w:sz w:val="28"/>
+                <w:szCs w:val="28"/>
+              </w:rPr>
+              <w:t>編輯胎數</w:t>
+            </w:r>
+          </w:p>
+        </w:tc>
+      </w:tr>
+      <w:tr>
+        <w:trPr>
+          <w:trHeight w:val="510"/>
+        </w:trPr>
+        <w:tc>
+          <w:tcPr>
+            <w:tcW w:w="1955" w:type="dxa"/>
+            <w:vMerge/>
+            <w:vAlign w:val="center"/>
+          </w:tcPr>
+          <w:p>
+            <w:pPr>
+              <w:jc w:val="center"/>
+              <w:rPr>
+                <w:rFonts w:ascii="Times New Roman" w:eastAsia="標楷體" w:hAnsi="Times New Roman"/>
+                <w:color w:val="000000" w:themeColor="text1"/>
+                <w:sz w:val="28"/>
+                <w:szCs w:val="28"/>
+              </w:rPr>
+            </w:pPr>
+          </w:p>
+        </w:tc>
+        <w:tc>
+          <w:tcPr>
+            <w:tcW w:w="4873" w:type="dxa"/>
+            <w:vAlign w:val="center"/>
+          </w:tcPr>
+          <w:p>
+            <w:pPr>
+              <w:jc w:val="both"/>
+              <w:rPr>
+                <w:rFonts w:ascii="Times New Roman" w:eastAsia="標楷體" w:hAnsi="Times New Roman"/>
+                <w:color w:val="000000" w:themeColor="text1"/>
+                <w:sz w:val="28"/>
+                <w:szCs w:val="28"/>
+              </w:rPr>
+            </w:pPr>
+            <w:proofErr w:type="spellStart"/>
+            <w:r>
+              <w:rPr>
+                <w:rFonts w:ascii="Times New Roman" w:eastAsia="標楷體" w:hAnsi="Times New Roman"/>
+                <w:color w:val="000000" w:themeColor="text1"/>
+                <w:sz w:val="28"/>
+                <w:szCs w:val="28"/>
+              </w:rPr>
+              <w:t>pregnancycase</w:t>
+            </w:r>
+            <w:proofErr w:type="spellEnd"/>
+            <w:r>
+              <w:rPr>
+                <w:rFonts w:ascii="Times New Roman" w:eastAsia="標楷體" w:hAnsi="Times New Roman"/>
+                <w:color w:val="000000" w:themeColor="text1"/>
+                <w:sz w:val="28"/>
+                <w:szCs w:val="28"/>
+              </w:rPr>
+              <w:t>\pregnancycase.html</w:t>
+            </w:r>
+          </w:p>
+        </w:tc>
+        <w:tc>
+          <w:tcPr>
+            <w:tcW w:w="3366" w:type="dxa"/>
+            <w:vAlign w:val="center"/>
+          </w:tcPr>
+          <w:p>
+            <w:pPr>
+              <w:jc w:val="center"/>
+              <w:rPr>
+                <w:rFonts w:ascii="Times New Roman" w:eastAsia="標楷體" w:hAnsi="Times New Roman"/>
+                <w:color w:val="000000" w:themeColor="text1"/>
+                <w:sz w:val="28"/>
+                <w:szCs w:val="28"/>
+              </w:rPr>
+            </w:pPr>
+            <w:r>
+              <w:rPr>
+                <w:rFonts w:ascii="Times New Roman" w:eastAsia="標楷體" w:hAnsi="Times New Roman" w:hint="eastAsia"/>
+                <w:color w:val="000000" w:themeColor="text1"/>
+                <w:sz w:val="28"/>
+                <w:szCs w:val="28"/>
+              </w:rPr>
+              <w:t>顯示胎數</w:t>
+            </w:r>
+          </w:p>
+        </w:tc>
+      </w:tr>
+      <w:tr>
+        <w:trPr>
+          <w:trHeight w:val="510"/>
+        </w:trPr>
+        <w:tc>
+          <w:tcPr>
+            <w:tcW w:w="1955" w:type="dxa"/>
+            <w:vMerge w:val="restart"/>
+            <w:vAlign w:val="center"/>
+          </w:tcPr>
+          <w:p>
+            <w:pPr>
+              <w:jc w:val="center"/>
+              <w:rPr>
+                <w:rFonts w:ascii="Times New Roman" w:eastAsia="標楷體" w:hAnsi="Times New Roman"/>
+                <w:color w:val="000000" w:themeColor="text1"/>
+                <w:sz w:val="28"/>
+                <w:szCs w:val="28"/>
+              </w:rPr>
+            </w:pPr>
+            <w:r>
+              <w:rPr>
+                <w:rFonts w:ascii="Times New Roman" w:eastAsia="標楷體" w:hAnsi="Times New Roman" w:hint="eastAsia"/>
+                <w:color w:val="000000" w:themeColor="text1"/>
+                <w:sz w:val="28"/>
+                <w:szCs w:val="28"/>
+              </w:rPr>
+              <w:t>使用者</w:t>
+            </w:r>
+          </w:p>
+        </w:tc>
+        <w:tc>
+          <w:tcPr>
+            <w:tcW w:w="4873" w:type="dxa"/>
+            <w:vAlign w:val="center"/>
+          </w:tcPr>
+          <w:p>
+            <w:pPr>
+              <w:jc w:val="both"/>
+              <w:rPr>
+                <w:rFonts w:ascii="Times New Roman" w:eastAsia="標楷體" w:hAnsi="Times New Roman"/>
+                <w:color w:val="000000" w:themeColor="text1"/>
+                <w:sz w:val="28"/>
+                <w:szCs w:val="28"/>
+              </w:rPr>
+            </w:pPr>
+            <w:r>
+              <w:rPr>
+                <w:rFonts w:ascii="Times New Roman" w:eastAsia="標楷體" w:hAnsi="Times New Roman"/>
+                <w:color w:val="000000" w:themeColor="text1"/>
+                <w:sz w:val="28"/>
+                <w:szCs w:val="28"/>
+              </w:rPr>
+              <w:t>user\edit_family_member.html</w:t>
+            </w:r>
+          </w:p>
+        </w:tc>
+        <w:tc>
+          <w:tcPr>
+            <w:tcW w:w="3366" w:type="dxa"/>
+            <w:vAlign w:val="center"/>
+          </w:tcPr>
+          <w:p>
+            <w:pPr>
+              <w:jc w:val="center"/>
+              <w:rPr>
+                <w:rFonts w:ascii="Times New Roman" w:eastAsia="標楷體" w:hAnsi="Times New Roman"/>
+                <w:color w:val="000000" w:themeColor="text1"/>
+                <w:sz w:val="28"/>
+                <w:szCs w:val="28"/>
+              </w:rPr>
+            </w:pPr>
+            <w:r>
+              <w:rPr>
+                <w:rFonts w:ascii="Times New Roman" w:eastAsia="標楷體" w:hAnsi="Times New Roman" w:hint="eastAsia"/>
+                <w:color w:val="000000" w:themeColor="text1"/>
+                <w:sz w:val="28"/>
+                <w:szCs w:val="28"/>
+              </w:rPr>
+              <w:t>編輯協助者</w:t>
+            </w:r>
+            <w:r>
+              <w:rPr>
+                <w:rFonts w:ascii="Times New Roman" w:eastAsia="標楷體" w:hAnsi="Times New Roman" w:hint="eastAsia"/>
+                <w:color w:val="000000" w:themeColor="text1"/>
+                <w:sz w:val="28"/>
+                <w:szCs w:val="28"/>
+              </w:rPr>
+              <w:t>(</w:t>
+            </w:r>
+            <w:r>
+              <w:rPr>
+                <w:rFonts w:ascii="Times New Roman" w:eastAsia="標楷體" w:hAnsi="Times New Roman" w:hint="eastAsia"/>
+                <w:color w:val="000000" w:themeColor="text1"/>
+                <w:sz w:val="28"/>
+                <w:szCs w:val="28"/>
+              </w:rPr>
+              <w:t>家庭成員</w:t>
+            </w:r>
+            <w:r>
+              <w:rPr>
+                <w:rFonts w:ascii="Times New Roman" w:eastAsia="標楷體" w:hAnsi="Times New Roman" w:hint="eastAsia"/>
+                <w:color w:val="000000" w:themeColor="text1"/>
+                <w:sz w:val="28"/>
+                <w:szCs w:val="28"/>
+              </w:rPr>
+              <w:t>)</w:t>
+            </w:r>
+          </w:p>
+        </w:tc>
+      </w:tr>
+      <w:tr>
+        <w:trPr>
+          <w:trHeight w:val="510"/>
+        </w:trPr>
+        <w:tc>
+          <w:tcPr>
+            <w:tcW w:w="1955" w:type="dxa"/>
+            <w:vMerge/>
+            <w:vAlign w:val="center"/>
+          </w:tcPr>
+          <w:p>
+            <w:pPr>
+              <w:jc w:val="center"/>
+              <w:rPr>
+                <w:rFonts w:ascii="Times New Roman" w:eastAsia="標楷體" w:hAnsi="Times New Roman"/>
+                <w:color w:val="000000" w:themeColor="text1"/>
+                <w:sz w:val="28"/>
+                <w:szCs w:val="28"/>
+              </w:rPr>
+            </w:pPr>
+          </w:p>
+        </w:tc>
+        <w:tc>
+          <w:tcPr>
+            <w:tcW w:w="4873" w:type="dxa"/>
+            <w:vAlign w:val="center"/>
+          </w:tcPr>
+          <w:p>
+            <w:pPr>
+              <w:jc w:val="both"/>
+              <w:rPr>
+                <w:rFonts w:ascii="Times New Roman" w:eastAsia="標楷體" w:hAnsi="Times New Roman"/>
+                <w:color w:val="000000" w:themeColor="text1"/>
+                <w:sz w:val="28"/>
+                <w:szCs w:val="28"/>
+              </w:rPr>
+            </w:pPr>
+            <w:r>
+              <w:rPr>
+                <w:rFonts w:ascii="Times New Roman" w:eastAsia="標楷體" w:hAnsi="Times New Roman"/>
+                <w:color w:val="000000" w:themeColor="text1"/>
+                <w:sz w:val="28"/>
+                <w:szCs w:val="28"/>
+              </w:rPr>
+              <w:t>user\edit_helper_permissions.html</w:t>
+            </w:r>
+          </w:p>
+        </w:tc>
+        <w:tc>
+          <w:tcPr>
+            <w:tcW w:w="3366" w:type="dxa"/>
+            <w:vAlign w:val="center"/>
+          </w:tcPr>
+          <w:p>
+            <w:pPr>
+              <w:jc w:val="center"/>
+              <w:rPr>
+                <w:rFonts w:ascii="Times New Roman" w:eastAsia="標楷體" w:hAnsi="Times New Roman"/>
+                <w:color w:val="000000" w:themeColor="text1"/>
+                <w:sz w:val="28"/>
+                <w:szCs w:val="28"/>
+              </w:rPr>
+            </w:pPr>
+            <w:r>
+              <w:rPr>
+                <w:rFonts w:ascii="Times New Roman" w:eastAsia="標楷體" w:hAnsi="Times New Roman" w:hint="eastAsia"/>
+                <w:color w:val="000000" w:themeColor="text1"/>
+                <w:sz w:val="28"/>
+                <w:szCs w:val="28"/>
+              </w:rPr>
+              <w:t>權限設定</w:t>
+            </w:r>
+          </w:p>
+        </w:tc>
+      </w:tr>
+      <w:tr>
+        <w:trPr>
+          <w:trHeight w:val="510"/>
+        </w:trPr>
+        <w:tc>
+          <w:tcPr>
+            <w:tcW w:w="1955" w:type="dxa"/>
+            <w:vMerge/>
+            <w:vAlign w:val="center"/>
+          </w:tcPr>
+          <w:p>
+            <w:pPr>
+              <w:jc w:val="center"/>
+              <w:rPr>
+                <w:rFonts w:ascii="Times New Roman" w:eastAsia="標楷體" w:hAnsi="Times New Roman"/>
+                <w:color w:val="000000" w:themeColor="text1"/>
+                <w:sz w:val="28"/>
+                <w:szCs w:val="28"/>
+              </w:rPr>
+            </w:pPr>
+          </w:p>
+        </w:tc>
+        <w:tc>
+          <w:tcPr>
+            <w:tcW w:w="4873" w:type="dxa"/>
+            <w:vAlign w:val="center"/>
+          </w:tcPr>
+          <w:p>
+            <w:pPr>
+              <w:jc w:val="both"/>
+              <w:rPr>
+                <w:rFonts w:ascii="Times New Roman" w:eastAsia="標楷體" w:hAnsi="Times New Roman"/>
+                <w:color w:val="000000" w:themeColor="text1"/>
+                <w:sz w:val="28"/>
+                <w:szCs w:val="28"/>
+              </w:rPr>
+            </w:pPr>
+            <w:r>
+              <w:rPr>
+                <w:rFonts w:ascii="Times New Roman" w:eastAsia="標楷體" w:hAnsi="Times New Roman"/>
+                <w:color w:val="000000" w:themeColor="text1"/>
+                <w:sz w:val="28"/>
+                <w:szCs w:val="28"/>
+              </w:rPr>
+              <w:t>user\edit_userprofile.html</w:t>
+            </w:r>
+          </w:p>
+        </w:tc>
+        <w:tc>
+          <w:tcPr>
+            <w:tcW w:w="3366" w:type="dxa"/>
+            <w:vAlign w:val="center"/>
+          </w:tcPr>
+          <w:p>
+            <w:pPr>
+              <w:jc w:val="center"/>
+              <w:rPr>
+                <w:rFonts w:ascii="Times New Roman" w:eastAsia="標楷體" w:hAnsi="Times New Roman"/>
+                <w:color w:val="000000" w:themeColor="text1"/>
+                <w:sz w:val="28"/>
+                <w:szCs w:val="28"/>
+              </w:rPr>
+            </w:pPr>
+            <w:r>
+              <w:rPr>
+                <w:rFonts w:ascii="Times New Roman" w:eastAsia="標楷體" w:hAnsi="Times New Roman" w:hint="eastAsia"/>
+                <w:color w:val="000000" w:themeColor="text1"/>
+                <w:sz w:val="28"/>
+                <w:szCs w:val="28"/>
+              </w:rPr>
+              <w:t>編輯使用者資料</w:t>
+            </w:r>
+          </w:p>
+        </w:tc>
+      </w:tr>
+      <w:tr>
+        <w:trPr>
+          <w:trHeight w:val="510"/>
+        </w:trPr>
+        <w:tc>
+          <w:tcPr>
+            <w:tcW w:w="1955" w:type="dxa"/>
+            <w:vMerge/>
+            <w:vAlign w:val="center"/>
+          </w:tcPr>
+          <w:p>
+            <w:pPr>
+              <w:jc w:val="center"/>
+              <w:rPr>
+                <w:rFonts w:ascii="Times New Roman" w:eastAsia="標楷體" w:hAnsi="Times New Roman"/>
+                <w:color w:val="000000" w:themeColor="text1"/>
+                <w:sz w:val="28"/>
+                <w:szCs w:val="28"/>
+              </w:rPr>
+            </w:pPr>
+          </w:p>
+        </w:tc>
+        <w:tc>
+          <w:tcPr>
+            <w:tcW w:w="4873" w:type="dxa"/>
+            <w:vAlign w:val="center"/>
+          </w:tcPr>
+          <w:p>
+            <w:pPr>
+              <w:jc w:val="both"/>
+              <w:rPr>
+                <w:rFonts w:ascii="Times New Roman" w:eastAsia="標楷體" w:hAnsi="Times New Roman"/>
+                <w:color w:val="000000" w:themeColor="text1"/>
+                <w:sz w:val="28"/>
+                <w:szCs w:val="28"/>
+              </w:rPr>
+            </w:pPr>
+            <w:r>
+              <w:rPr>
+                <w:rFonts w:ascii="Times New Roman" w:eastAsia="標楷體" w:hAnsi="Times New Roman"/>
+                <w:color w:val="000000" w:themeColor="text1"/>
+                <w:sz w:val="28"/>
+                <w:szCs w:val="28"/>
+              </w:rPr>
+              <w:t>user\userprofile.html</w:t>
+            </w:r>
+          </w:p>
+        </w:tc>
+        <w:tc>
+          <w:tcPr>
+            <w:tcW w:w="3366" w:type="dxa"/>
+            <w:vAlign w:val="center"/>
+          </w:tcPr>
+          <w:p>
+            <w:pPr>
+              <w:jc w:val="center"/>
+              <w:rPr>
+                <w:rFonts w:ascii="Times New Roman" w:eastAsia="標楷體" w:hAnsi="Times New Roman"/>
+                <w:color w:val="000000" w:themeColor="text1"/>
+                <w:sz w:val="28"/>
+                <w:szCs w:val="28"/>
+              </w:rPr>
+            </w:pPr>
+            <w:r>
+              <w:rPr>
+                <w:rFonts w:ascii="Times New Roman" w:eastAsia="標楷體" w:hAnsi="Times New Roman" w:hint="eastAsia"/>
+                <w:color w:val="000000" w:themeColor="text1"/>
+                <w:sz w:val="28"/>
+                <w:szCs w:val="28"/>
+              </w:rPr>
+              <w:t>顯示</w:t>
+            </w:r>
+            <w:r>
+              <w:rPr>
+                <w:rFonts w:ascii="Times New Roman" w:eastAsia="標楷體" w:hAnsi="Times New Roman" w:hint="eastAsia"/>
+                <w:color w:val="000000" w:themeColor="text1"/>
+                <w:sz w:val="28"/>
+                <w:szCs w:val="28"/>
+              </w:rPr>
+              <w:t>使用者資料</w:t>
+            </w:r>
+          </w:p>
+        </w:tc>
+      </w:tr>
+      <w:tr>
+        <w:trPr>
+          <w:trHeight w:val="510"/>
+        </w:trPr>
+        <w:tc>
+          <w:tcPr>
+            <w:tcW w:w="1955" w:type="dxa"/>
+            <w:vMerge w:val="restart"/>
+            <w:vAlign w:val="center"/>
+          </w:tcPr>
+          <w:p>
+            <w:pPr>
+              <w:jc w:val="center"/>
+              <w:rPr>
+                <w:rFonts w:ascii="Times New Roman" w:eastAsia="標楷體" w:hAnsi="Times New Roman"/>
+                <w:color w:val="000000" w:themeColor="text1"/>
+                <w:sz w:val="28"/>
+                <w:szCs w:val="28"/>
+              </w:rPr>
+            </w:pPr>
+            <w:r>
+              <w:rPr>
+                <w:rFonts w:ascii="Times New Roman" w:eastAsia="標楷體" w:hAnsi="Times New Roman" w:hint="eastAsia"/>
+                <w:color w:val="000000" w:themeColor="text1"/>
+                <w:sz w:val="28"/>
+                <w:szCs w:val="28"/>
+              </w:rPr>
+              <w:t>歷史回顧</w:t>
+            </w:r>
+          </w:p>
+        </w:tc>
+        <w:tc>
+          <w:tcPr>
+            <w:tcW w:w="4873" w:type="dxa"/>
+            <w:vAlign w:val="center"/>
+          </w:tcPr>
+          <w:p>
+            <w:pPr>
+              <w:jc w:val="both"/>
+              <w:rPr>
+                <w:rFonts w:ascii="Times New Roman" w:eastAsia="標楷體" w:hAnsi="Times New Roman"/>
+                <w:color w:val="000000" w:themeColor="text1"/>
+                <w:sz w:val="28"/>
+                <w:szCs w:val="28"/>
+              </w:rPr>
+            </w:pPr>
+          </w:p>
+        </w:tc>
+        <w:tc>
+          <w:tcPr>
+            <w:tcW w:w="3366" w:type="dxa"/>
+            <w:vAlign w:val="center"/>
+          </w:tcPr>
+          <w:p>
+            <w:pPr>
+              <w:jc w:val="center"/>
+              <w:rPr>
+                <w:rFonts w:ascii="Times New Roman" w:eastAsia="標楷體" w:hAnsi="Times New Roman"/>
+                <w:color w:val="000000" w:themeColor="text1"/>
+                <w:sz w:val="28"/>
+                <w:szCs w:val="28"/>
+              </w:rPr>
+            </w:pPr>
+          </w:p>
+        </w:tc>
+      </w:tr>
+      <w:tr>
+        <w:trPr>
+          <w:trHeight w:val="510"/>
+        </w:trPr>
+        <w:tc>
+          <w:tcPr>
+            <w:tcW w:w="1955" w:type="dxa"/>
+            <w:vMerge/>
+            <w:vAlign w:val="center"/>
+          </w:tcPr>
+          <w:p>
+            <w:pPr>
+              <w:jc w:val="center"/>
+              <w:rPr>
+                <w:rFonts w:ascii="Times New Roman" w:eastAsia="標楷體" w:hAnsi="Times New Roman"/>
+                <w:color w:val="000000" w:themeColor="text1"/>
+                <w:sz w:val="28"/>
+                <w:szCs w:val="28"/>
+              </w:rPr>
+            </w:pPr>
+          </w:p>
+        </w:tc>
+        <w:tc>
+          <w:tcPr>
+            <w:tcW w:w="4873" w:type="dxa"/>
+            <w:vAlign w:val="center"/>
+          </w:tcPr>
+          <w:p>
+            <w:pPr>
+              <w:jc w:val="both"/>
+              <w:rPr>
+                <w:rFonts w:ascii="Times New Roman" w:eastAsia="標楷體" w:hAnsi="Times New Roman"/>
+                <w:color w:val="000000" w:themeColor="text1"/>
+                <w:sz w:val="28"/>
+                <w:szCs w:val="28"/>
+              </w:rPr>
+            </w:pPr>
+          </w:p>
+        </w:tc>
+        <w:tc>
+          <w:tcPr>
+            <w:tcW w:w="3366" w:type="dxa"/>
+            <w:vAlign w:val="center"/>
+          </w:tcPr>
+          <w:p>
+            <w:pPr>
+              <w:jc w:val="center"/>
+              <w:rPr>
+                <w:rFonts w:ascii="Times New Roman" w:eastAsia="標楷體" w:hAnsi="Times New Roman"/>
+                <w:color w:val="000000" w:themeColor="text1"/>
+                <w:sz w:val="28"/>
+                <w:szCs w:val="28"/>
+              </w:rPr>
+            </w:pPr>
+          </w:p>
+        </w:tc>
+      </w:tr>
+      <w:tr>
+        <w:trPr>
+          <w:trHeight w:val="510"/>
+        </w:trPr>
+        <w:tc>
+          <w:tcPr>
+            <w:tcW w:w="1955" w:type="dxa"/>
+            <w:vMerge/>
+            <w:vAlign w:val="center"/>
+          </w:tcPr>
+          <w:p>
+            <w:pPr>
+              <w:jc w:val="center"/>
+              <w:rPr>
+                <w:rFonts w:ascii="Times New Roman" w:eastAsia="標楷體" w:hAnsi="Times New Roman"/>
+                <w:color w:val="000000" w:themeColor="text1"/>
+                <w:sz w:val="28"/>
+                <w:szCs w:val="28"/>
+              </w:rPr>
+            </w:pPr>
+          </w:p>
+        </w:tc>
+        <w:tc>
+          <w:tcPr>
+            <w:tcW w:w="4873" w:type="dxa"/>
+            <w:vAlign w:val="center"/>
+          </w:tcPr>
+          <w:p>
+            <w:pPr>
+              <w:jc w:val="both"/>
+              <w:rPr>
+                <w:rFonts w:ascii="Times New Roman" w:eastAsia="標楷體" w:hAnsi="Times New Roman"/>
+                <w:color w:val="000000" w:themeColor="text1"/>
+                <w:sz w:val="28"/>
+                <w:szCs w:val="28"/>
+              </w:rPr>
+            </w:pPr>
+          </w:p>
+        </w:tc>
+        <w:tc>
+          <w:tcPr>
+            <w:tcW w:w="3366" w:type="dxa"/>
+            <w:vAlign w:val="center"/>
+          </w:tcPr>
+          <w:p>
+            <w:pPr>
+              <w:jc w:val="center"/>
+              <w:rPr>
+                <w:rFonts w:ascii="Times New Roman" w:eastAsia="標楷體" w:hAnsi="Times New Roman"/>
+                <w:color w:val="000000" w:themeColor="text1"/>
+                <w:sz w:val="28"/>
+                <w:szCs w:val="28"/>
+              </w:rPr>
+            </w:pPr>
+          </w:p>
+        </w:tc>
+      </w:tr>
+      <w:tr>
+        <w:trPr>
+          <w:trHeight w:val="510"/>
+        </w:trPr>
+        <w:tc>
+          <w:tcPr>
+            <w:tcW w:w="1955" w:type="dxa"/>
+            <w:vMerge/>
+            <w:vAlign w:val="center"/>
+          </w:tcPr>
+          <w:p>
+            <w:pPr>
+              <w:jc w:val="center"/>
+              <w:rPr>
+                <w:rFonts w:ascii="Times New Roman" w:eastAsia="標楷體" w:hAnsi="Times New Roman"/>
+                <w:color w:val="000000" w:themeColor="text1"/>
+                <w:sz w:val="28"/>
+                <w:szCs w:val="28"/>
+              </w:rPr>
+            </w:pPr>
+          </w:p>
+        </w:tc>
+        <w:tc>
+          <w:tcPr>
+            <w:tcW w:w="4873" w:type="dxa"/>
+            <w:vAlign w:val="center"/>
+          </w:tcPr>
+          <w:p>
+            <w:pPr>
+              <w:jc w:val="both"/>
+              <w:rPr>
+                <w:rFonts w:ascii="Times New Roman" w:eastAsia="標楷體" w:hAnsi="Times New Roman"/>
+                <w:color w:val="000000" w:themeColor="text1"/>
+                <w:sz w:val="28"/>
+                <w:szCs w:val="28"/>
+              </w:rPr>
+            </w:pPr>
+          </w:p>
+        </w:tc>
+        <w:tc>
+          <w:tcPr>
+            <w:tcW w:w="3366" w:type="dxa"/>
+            <w:vAlign w:val="center"/>
+          </w:tcPr>
+          <w:p>
+            <w:pPr>
+              <w:jc w:val="center"/>
+              <w:rPr>
+                <w:rFonts w:ascii="Times New Roman" w:eastAsia="標楷體" w:hAnsi="Times New Roman"/>
+                <w:color w:val="000000" w:themeColor="text1"/>
+                <w:sz w:val="28"/>
+                <w:szCs w:val="28"/>
+              </w:rPr>
+            </w:pPr>
+          </w:p>
+        </w:tc>
+      </w:tr>
+      <w:tr>
+        <w:trPr>
+          <w:trHeight w:val="510"/>
+        </w:trPr>
+        <w:tc>
+          <w:tcPr>
+            <w:tcW w:w="1955" w:type="dxa"/>
+            <w:vMerge/>
+            <w:vAlign w:val="center"/>
+          </w:tcPr>
+          <w:p>
+            <w:pPr>
+              <w:jc w:val="center"/>
+              <w:rPr>
+                <w:rFonts w:ascii="Times New Roman" w:eastAsia="標楷體" w:hAnsi="Times New Roman"/>
+                <w:color w:val="000000" w:themeColor="text1"/>
+                <w:sz w:val="28"/>
+                <w:szCs w:val="28"/>
+              </w:rPr>
+            </w:pPr>
+          </w:p>
+        </w:tc>
+        <w:tc>
+          <w:tcPr>
+            <w:tcW w:w="4873" w:type="dxa"/>
+            <w:vAlign w:val="center"/>
+          </w:tcPr>
+          <w:p>
+            <w:pPr>
+              <w:jc w:val="both"/>
+              <w:rPr>
+                <w:rFonts w:ascii="Times New Roman" w:eastAsia="標楷體" w:hAnsi="Times New Roman"/>
+                <w:color w:val="000000" w:themeColor="text1"/>
+                <w:sz w:val="28"/>
+                <w:szCs w:val="28"/>
+              </w:rPr>
+            </w:pPr>
+          </w:p>
+        </w:tc>
+        <w:tc>
+          <w:tcPr>
+            <w:tcW w:w="3366" w:type="dxa"/>
+            <w:vAlign w:val="center"/>
+          </w:tcPr>
+          <w:p>
+            <w:pPr>
+              <w:jc w:val="center"/>
+              <w:rPr>
+                <w:rFonts w:ascii="Times New Roman" w:eastAsia="標楷體" w:hAnsi="Times New Roman"/>
+                <w:color w:val="000000" w:themeColor="text1"/>
+                <w:sz w:val="28"/>
+                <w:szCs w:val="28"/>
+              </w:rPr>
+            </w:pPr>
+          </w:p>
+        </w:tc>
+      </w:tr>
+    </w:tbl>
+    <w:p>
+      <w:pPr>
+        <w:pStyle w:val="ae"/>
+        <w:rPr>
+          <w:rFonts w:hint="eastAsia"/>
+          <w:sz w:val="28"/>
+          <w:szCs w:val="28"/>
+        </w:rPr>
+      </w:pPr>
       <w:r>
         <w:rPr>
           <w:rFonts w:hint="eastAsia"/>
           <w:sz w:val="28"/>
           <w:szCs w:val="28"/>
         </w:rPr>
-        <w:t>前端程式清單</w:t>
+        <w:t>表</w:t>
       </w:r>
       <w:r>
         <w:rPr>
@@ -164,7 +2442,14 @@
           <w:sz w:val="28"/>
           <w:szCs w:val="28"/>
         </w:rPr>
-        <w:t>(</w:t>
+        <w:t>9</w:t>
+      </w:r>
+      <w:r>
+        <w:rPr>
+          <w:sz w:val="28"/>
+          <w:szCs w:val="28"/>
+        </w:rPr>
+        <w:t>-</w:t>
       </w:r>
       <w:r>
         <w:rPr>
@@ -172,7 +2457,14 @@
           <w:sz w:val="28"/>
           <w:szCs w:val="28"/>
         </w:rPr>
-        <w:t>節錄</w:t>
+        <w:t>1</w:t>
+      </w:r>
+      <w:r>
+        <w:rPr>
+          <w:sz w:val="28"/>
+          <w:szCs w:val="28"/>
+        </w:rPr>
+        <w:t>-</w:t>
       </w:r>
       <w:r>
         <w:rPr>
@@ -180,11 +2472,24 @@
           <w:sz w:val="28"/>
           <w:szCs w:val="28"/>
         </w:rPr>
-        <w:t>)</w:t>
+        <w:t>2</w:t>
       </w:r>
-      <w:bookmarkEnd w:id="2"/>
+      <w:r>
+        <w:rPr>
+          <w:rFonts w:hint="eastAsia"/>
+          <w:sz w:val="28"/>
+          <w:szCs w:val="28"/>
+        </w:rPr>
+        <w:t>後</w:t>
+      </w:r>
+      <w:r>
+        <w:rPr>
+          <w:sz w:val="28"/>
+          <w:szCs w:val="28"/>
+        </w:rPr>
+        <w:t>端網頁元件清單及其規格描述表</w:t>
+      </w:r>
     </w:p>
-    <w:p/>
     <w:tbl>
       <w:tblPr>
         <w:tblStyle w:val="af0"/>
@@ -192,14 +2497,14 @@
         <w:tblLook w:val="04A0" w:firstRow="1" w:lastRow="0" w:firstColumn="1" w:lastColumn="0" w:noHBand="0" w:noVBand="1"/>
       </w:tblPr>
       <w:tblGrid>
-        <w:gridCol w:w="3462"/>
-        <w:gridCol w:w="3366"/>
-        <w:gridCol w:w="3366"/>
+        <w:gridCol w:w="1980"/>
+        <w:gridCol w:w="5103"/>
+        <w:gridCol w:w="3111"/>
       </w:tblGrid>
       <w:tr>
         <w:tc>
           <w:tcPr>
-            <w:tcW w:w="3462" w:type="dxa"/>
+            <w:tcW w:w="1980" w:type="dxa"/>
             <w:shd w:val="clear" w:color="auto" w:fill="D9D9D9" w:themeFill="background1" w:themeFillShade="D9"/>
           </w:tcPr>
           <w:p>
@@ -219,13 +2524,13 @@
                 <w:sz w:val="28"/>
                 <w:szCs w:val="28"/>
               </w:rPr>
-              <w:t>編號</w:t>
-            </w:r>
-          </w:p>
-        </w:tc>
-        <w:tc>
-          <w:tcPr>
-            <w:tcW w:w="3366" w:type="dxa"/>
+              <w:t>分類</w:t>
+            </w:r>
+          </w:p>
+        </w:tc>
+        <w:tc>
+          <w:tcPr>
+            <w:tcW w:w="5103" w:type="dxa"/>
             <w:shd w:val="clear" w:color="auto" w:fill="D9D9D9" w:themeFill="background1" w:themeFillShade="D9"/>
           </w:tcPr>
           <w:p>
@@ -251,7 +2556,7 @@
         </w:tc>
         <w:tc>
           <w:tcPr>
-            <w:tcW w:w="3366" w:type="dxa"/>
+            <w:tcW w:w="3111" w:type="dxa"/>
             <w:shd w:val="clear" w:color="auto" w:fill="D9D9D9" w:themeFill="background1" w:themeFillShade="D9"/>
           </w:tcPr>
           <w:p>
@@ -271,262 +2576,1730 @@
                 <w:sz w:val="28"/>
                 <w:szCs w:val="28"/>
               </w:rPr>
-              <w:t>功能名稱</w:t>
+              <w:t>功能</w:t>
+            </w:r>
+            <w:r>
+              <w:rPr>
+                <w:rFonts w:ascii="Times New Roman" w:eastAsia="標楷體" w:hAnsi="Times New Roman" w:hint="eastAsia"/>
+                <w:color w:val="000000" w:themeColor="text1"/>
+                <w:sz w:val="28"/>
+                <w:szCs w:val="28"/>
+              </w:rPr>
+              <w:t>說明</w:t>
             </w:r>
           </w:p>
         </w:tc>
       </w:tr>
       <w:tr>
-        <w:tc>
-          <w:tcPr>
-            <w:tcW w:w="3462" w:type="dxa"/>
-            <w:vAlign w:val="center"/>
-          </w:tcPr>
-          <w:p>
-            <w:pPr>
-              <w:jc w:val="center"/>
-              <w:rPr>
-                <w:rFonts w:ascii="Times New Roman" w:eastAsia="標楷體" w:hAnsi="Times New Roman"/>
-                <w:color w:val="000000" w:themeColor="text1"/>
-                <w:sz w:val="28"/>
-                <w:szCs w:val="28"/>
-              </w:rPr>
-            </w:pPr>
-            <w:r>
-              <w:rPr>
-                <w:rFonts w:ascii="Times New Roman" w:eastAsia="標楷體" w:hAnsi="Times New Roman" w:hint="eastAsia"/>
-                <w:color w:val="000000" w:themeColor="text1"/>
-                <w:sz w:val="28"/>
-                <w:szCs w:val="28"/>
-              </w:rPr>
-              <w:t>1</w:t>
-            </w:r>
-          </w:p>
-        </w:tc>
-        <w:tc>
-          <w:tcPr>
-            <w:tcW w:w="3366" w:type="dxa"/>
-            <w:vAlign w:val="center"/>
-          </w:tcPr>
-          <w:p>
-            <w:pPr>
-              <w:jc w:val="center"/>
-              <w:rPr>
-                <w:rFonts w:ascii="Times New Roman" w:eastAsia="標楷體" w:hAnsi="Times New Roman" w:hint="eastAsia"/>
-                <w:color w:val="000000" w:themeColor="text1"/>
-                <w:sz w:val="28"/>
-                <w:szCs w:val="28"/>
-              </w:rPr>
-            </w:pPr>
-          </w:p>
-        </w:tc>
-        <w:tc>
-          <w:tcPr>
-            <w:tcW w:w="3366" w:type="dxa"/>
-            <w:vAlign w:val="center"/>
-          </w:tcPr>
-          <w:p>
-            <w:pPr>
-              <w:jc w:val="center"/>
-              <w:rPr>
-                <w:rFonts w:ascii="Times New Roman" w:eastAsia="標楷體" w:hAnsi="Times New Roman" w:hint="eastAsia"/>
-                <w:color w:val="000000" w:themeColor="text1"/>
-                <w:sz w:val="28"/>
-                <w:szCs w:val="28"/>
-              </w:rPr>
-            </w:pPr>
+        <w:trPr>
+          <w:trHeight w:val="501"/>
+        </w:trPr>
+        <w:tc>
+          <w:tcPr>
+            <w:tcW w:w="1980" w:type="dxa"/>
+            <w:vMerge w:val="restart"/>
+            <w:vAlign w:val="center"/>
+          </w:tcPr>
+          <w:p>
+            <w:pPr>
+              <w:jc w:val="center"/>
+              <w:rPr>
+                <w:rFonts w:ascii="Times New Roman" w:eastAsia="標楷體" w:hAnsi="Times New Roman"/>
+                <w:color w:val="000000" w:themeColor="text1"/>
+                <w:sz w:val="28"/>
+                <w:szCs w:val="28"/>
+              </w:rPr>
+            </w:pPr>
+            <w:r>
+              <w:rPr>
+                <w:rFonts w:ascii="Times New Roman" w:eastAsia="標楷體" w:hAnsi="Times New Roman" w:hint="eastAsia"/>
+                <w:color w:val="000000" w:themeColor="text1"/>
+                <w:sz w:val="28"/>
+                <w:szCs w:val="28"/>
+              </w:rPr>
+              <w:t>AI</w:t>
+            </w:r>
+            <w:r>
+              <w:rPr>
+                <w:rFonts w:ascii="Times New Roman" w:eastAsia="標楷體" w:hAnsi="Times New Roman" w:hint="eastAsia"/>
+                <w:color w:val="000000" w:themeColor="text1"/>
+                <w:sz w:val="28"/>
+                <w:szCs w:val="28"/>
+              </w:rPr>
+              <w:t>代理人</w:t>
+            </w:r>
+          </w:p>
+        </w:tc>
+        <w:tc>
+          <w:tcPr>
+            <w:tcW w:w="5103" w:type="dxa"/>
+            <w:vAlign w:val="center"/>
+          </w:tcPr>
+          <w:p>
+            <w:pPr>
+              <w:jc w:val="both"/>
+              <w:rPr>
+                <w:rFonts w:ascii="Times New Roman" w:eastAsia="標楷體" w:hAnsi="Times New Roman"/>
+                <w:color w:val="000000" w:themeColor="text1"/>
+                <w:sz w:val="28"/>
+                <w:szCs w:val="28"/>
+              </w:rPr>
+            </w:pPr>
+            <w:r>
+              <w:rPr>
+                <w:rFonts w:ascii="Times New Roman" w:eastAsia="標楷體" w:hAnsi="Times New Roman"/>
+                <w:color w:val="000000" w:themeColor="text1"/>
+                <w:sz w:val="28"/>
+                <w:szCs w:val="28"/>
+              </w:rPr>
+              <w:t>assistant.py</w:t>
+            </w:r>
+          </w:p>
+        </w:tc>
+        <w:tc>
+          <w:tcPr>
+            <w:tcW w:w="3111" w:type="dxa"/>
+            <w:vAlign w:val="center"/>
+          </w:tcPr>
+          <w:p>
+            <w:pPr>
+              <w:jc w:val="center"/>
+              <w:rPr>
+                <w:rFonts w:ascii="Times New Roman" w:eastAsia="標楷體" w:hAnsi="Times New Roman"/>
+                <w:color w:val="000000" w:themeColor="text1"/>
+                <w:sz w:val="28"/>
+                <w:szCs w:val="28"/>
+              </w:rPr>
+            </w:pPr>
+            <w:r>
+              <w:rPr>
+                <w:rFonts w:ascii="Times New Roman" w:eastAsia="標楷體" w:hAnsi="Times New Roman"/>
+                <w:color w:val="000000" w:themeColor="text1"/>
+                <w:sz w:val="28"/>
+                <w:szCs w:val="28"/>
+              </w:rPr>
+              <w:t>嬰幼兒成長評估助理</w:t>
+            </w:r>
           </w:p>
         </w:tc>
       </w:tr>
       <w:tr>
-        <w:tc>
-          <w:tcPr>
-            <w:tcW w:w="3462" w:type="dxa"/>
-            <w:vAlign w:val="center"/>
-          </w:tcPr>
-          <w:p>
-            <w:pPr>
-              <w:jc w:val="center"/>
-              <w:rPr>
-                <w:rFonts w:ascii="Times New Roman" w:eastAsia="標楷體" w:hAnsi="Times New Roman"/>
-                <w:color w:val="000000" w:themeColor="text1"/>
-                <w:sz w:val="28"/>
-                <w:szCs w:val="28"/>
-              </w:rPr>
-            </w:pPr>
-            <w:r>
-              <w:rPr>
-                <w:rFonts w:ascii="Times New Roman" w:eastAsia="標楷體" w:hAnsi="Times New Roman" w:hint="eastAsia"/>
-                <w:color w:val="000000" w:themeColor="text1"/>
-                <w:sz w:val="28"/>
-                <w:szCs w:val="28"/>
-              </w:rPr>
-              <w:t>2</w:t>
-            </w:r>
-          </w:p>
-        </w:tc>
-        <w:tc>
-          <w:tcPr>
-            <w:tcW w:w="3366" w:type="dxa"/>
-            <w:vAlign w:val="center"/>
-          </w:tcPr>
-          <w:p>
-            <w:pPr>
-              <w:jc w:val="center"/>
-              <w:rPr>
-                <w:rFonts w:ascii="Times New Roman" w:eastAsia="標楷體" w:hAnsi="Times New Roman"/>
-                <w:color w:val="000000" w:themeColor="text1"/>
-                <w:sz w:val="28"/>
-                <w:szCs w:val="28"/>
-              </w:rPr>
-            </w:pPr>
-          </w:p>
-        </w:tc>
-        <w:tc>
-          <w:tcPr>
-            <w:tcW w:w="3366" w:type="dxa"/>
-            <w:vAlign w:val="center"/>
-          </w:tcPr>
-          <w:p>
-            <w:pPr>
-              <w:jc w:val="center"/>
-              <w:rPr>
-                <w:rFonts w:ascii="Times New Roman" w:eastAsia="標楷體" w:hAnsi="Times New Roman"/>
-                <w:color w:val="000000" w:themeColor="text1"/>
-                <w:sz w:val="28"/>
-                <w:szCs w:val="28"/>
-              </w:rPr>
-            </w:pPr>
+        <w:trPr>
+          <w:trHeight w:val="510"/>
+        </w:trPr>
+        <w:tc>
+          <w:tcPr>
+            <w:tcW w:w="1980" w:type="dxa"/>
+            <w:vMerge/>
+            <w:vAlign w:val="center"/>
+          </w:tcPr>
+          <w:p>
+            <w:pPr>
+              <w:jc w:val="center"/>
+              <w:rPr>
+                <w:rFonts w:ascii="Times New Roman" w:eastAsia="標楷體" w:hAnsi="Times New Roman"/>
+                <w:color w:val="000000" w:themeColor="text1"/>
+                <w:sz w:val="28"/>
+                <w:szCs w:val="28"/>
+              </w:rPr>
+            </w:pPr>
+          </w:p>
+        </w:tc>
+        <w:tc>
+          <w:tcPr>
+            <w:tcW w:w="5103" w:type="dxa"/>
+            <w:vAlign w:val="center"/>
+          </w:tcPr>
+          <w:p>
+            <w:pPr>
+              <w:jc w:val="both"/>
+              <w:rPr>
+                <w:rFonts w:ascii="Times New Roman" w:eastAsia="標楷體" w:hAnsi="Times New Roman"/>
+                <w:color w:val="000000" w:themeColor="text1"/>
+                <w:sz w:val="28"/>
+                <w:szCs w:val="28"/>
+              </w:rPr>
+            </w:pPr>
+            <w:r>
+              <w:rPr>
+                <w:rFonts w:ascii="Times New Roman" w:eastAsia="標楷體" w:hAnsi="Times New Roman" w:hint="eastAsia"/>
+                <w:color w:val="000000" w:themeColor="text1"/>
+                <w:sz w:val="28"/>
+                <w:szCs w:val="28"/>
+              </w:rPr>
+              <w:t>qa.py</w:t>
+            </w:r>
+          </w:p>
+        </w:tc>
+        <w:tc>
+          <w:tcPr>
+            <w:tcW w:w="3111" w:type="dxa"/>
+            <w:vAlign w:val="center"/>
+          </w:tcPr>
+          <w:p>
+            <w:pPr>
+              <w:jc w:val="center"/>
+              <w:rPr>
+                <w:rFonts w:ascii="Times New Roman" w:eastAsia="標楷體" w:hAnsi="Times New Roman"/>
+                <w:color w:val="000000" w:themeColor="text1"/>
+                <w:sz w:val="28"/>
+                <w:szCs w:val="28"/>
+              </w:rPr>
+            </w:pPr>
+            <w:r>
+              <w:rPr>
+                <w:rFonts w:ascii="Times New Roman" w:eastAsia="標楷體" w:hAnsi="Times New Roman" w:hint="eastAsia"/>
+                <w:color w:val="000000" w:themeColor="text1"/>
+                <w:sz w:val="28"/>
+                <w:szCs w:val="28"/>
+              </w:rPr>
+              <w:t>Growth AI</w:t>
+            </w:r>
           </w:p>
         </w:tc>
       </w:tr>
       <w:tr>
-        <w:tc>
-          <w:tcPr>
-            <w:tcW w:w="3462" w:type="dxa"/>
-            <w:vAlign w:val="center"/>
-          </w:tcPr>
-          <w:p>
-            <w:pPr>
-              <w:jc w:val="center"/>
-              <w:rPr>
-                <w:rFonts w:ascii="Times New Roman" w:eastAsia="標楷體" w:hAnsi="Times New Roman"/>
-                <w:color w:val="000000" w:themeColor="text1"/>
-                <w:sz w:val="28"/>
-                <w:szCs w:val="28"/>
-              </w:rPr>
-            </w:pPr>
-            <w:r>
-              <w:rPr>
-                <w:rFonts w:ascii="Times New Roman" w:eastAsia="標楷體" w:hAnsi="Times New Roman" w:hint="eastAsia"/>
-                <w:color w:val="000000" w:themeColor="text1"/>
-                <w:sz w:val="28"/>
-                <w:szCs w:val="28"/>
-              </w:rPr>
-              <w:t>3</w:t>
-            </w:r>
-          </w:p>
-        </w:tc>
-        <w:tc>
-          <w:tcPr>
-            <w:tcW w:w="3366" w:type="dxa"/>
-            <w:vAlign w:val="center"/>
-          </w:tcPr>
-          <w:p>
-            <w:pPr>
-              <w:jc w:val="center"/>
-              <w:rPr>
-                <w:rFonts w:ascii="Times New Roman" w:eastAsia="標楷體" w:hAnsi="Times New Roman"/>
-                <w:color w:val="000000" w:themeColor="text1"/>
-                <w:sz w:val="28"/>
-                <w:szCs w:val="28"/>
-              </w:rPr>
-            </w:pPr>
-          </w:p>
-        </w:tc>
-        <w:tc>
-          <w:tcPr>
-            <w:tcW w:w="3366" w:type="dxa"/>
-            <w:vAlign w:val="center"/>
-          </w:tcPr>
-          <w:p>
-            <w:pPr>
-              <w:jc w:val="center"/>
-              <w:rPr>
-                <w:rFonts w:ascii="Times New Roman" w:eastAsia="標楷體" w:hAnsi="Times New Roman"/>
-                <w:color w:val="000000" w:themeColor="text1"/>
-                <w:sz w:val="28"/>
-                <w:szCs w:val="28"/>
-              </w:rPr>
-            </w:pPr>
+        <w:trPr>
+          <w:trHeight w:val="510"/>
+        </w:trPr>
+        <w:tc>
+          <w:tcPr>
+            <w:tcW w:w="1980" w:type="dxa"/>
+            <w:vMerge w:val="restart"/>
+            <w:vAlign w:val="center"/>
+          </w:tcPr>
+          <w:p>
+            <w:pPr>
+              <w:jc w:val="center"/>
+              <w:rPr>
+                <w:rFonts w:ascii="Times New Roman" w:eastAsia="標楷體" w:hAnsi="Times New Roman"/>
+                <w:color w:val="000000" w:themeColor="text1"/>
+                <w:sz w:val="28"/>
+                <w:szCs w:val="28"/>
+              </w:rPr>
+            </w:pPr>
+            <w:r>
+              <w:rPr>
+                <w:rFonts w:ascii="Times New Roman" w:eastAsia="標楷體" w:hAnsi="Times New Roman" w:hint="eastAsia"/>
+                <w:color w:val="000000" w:themeColor="text1"/>
+                <w:sz w:val="28"/>
+                <w:szCs w:val="28"/>
+              </w:rPr>
+              <w:t>嬰幼兒</w:t>
+            </w:r>
+          </w:p>
+        </w:tc>
+        <w:tc>
+          <w:tcPr>
+            <w:tcW w:w="5103" w:type="dxa"/>
+            <w:vAlign w:val="center"/>
+          </w:tcPr>
+          <w:p>
+            <w:pPr>
+              <w:jc w:val="both"/>
+              <w:rPr>
+                <w:rFonts w:ascii="Times New Roman" w:eastAsia="標楷體" w:hAnsi="Times New Roman"/>
+                <w:color w:val="000000" w:themeColor="text1"/>
+                <w:sz w:val="28"/>
+                <w:szCs w:val="28"/>
+              </w:rPr>
+            </w:pPr>
+            <w:r>
+              <w:rPr>
+                <w:rFonts w:ascii="Times New Roman" w:eastAsia="標楷體" w:hAnsi="Times New Roman" w:hint="eastAsia"/>
+                <w:color w:val="000000" w:themeColor="text1"/>
+                <w:sz w:val="28"/>
+                <w:szCs w:val="28"/>
+              </w:rPr>
+              <w:t>baby_home.py</w:t>
+            </w:r>
+          </w:p>
+        </w:tc>
+        <w:tc>
+          <w:tcPr>
+            <w:tcW w:w="3111" w:type="dxa"/>
+            <w:vAlign w:val="center"/>
+          </w:tcPr>
+          <w:p>
+            <w:pPr>
+              <w:jc w:val="center"/>
+              <w:rPr>
+                <w:rFonts w:ascii="Times New Roman" w:eastAsia="標楷體" w:hAnsi="Times New Roman"/>
+                <w:color w:val="000000" w:themeColor="text1"/>
+                <w:sz w:val="28"/>
+                <w:szCs w:val="28"/>
+              </w:rPr>
+            </w:pPr>
+            <w:r>
+              <w:rPr>
+                <w:rFonts w:ascii="Times New Roman" w:eastAsia="標楷體" w:hAnsi="Times New Roman" w:hint="eastAsia"/>
+                <w:color w:val="000000" w:themeColor="text1"/>
+                <w:sz w:val="28"/>
+                <w:szCs w:val="28"/>
+              </w:rPr>
+              <w:t>嬰幼兒首頁</w:t>
+            </w:r>
           </w:p>
         </w:tc>
       </w:tr>
       <w:tr>
-        <w:tc>
-          <w:tcPr>
-            <w:tcW w:w="3462" w:type="dxa"/>
-            <w:vAlign w:val="center"/>
-          </w:tcPr>
-          <w:p>
-            <w:pPr>
-              <w:jc w:val="center"/>
-              <w:rPr>
-                <w:rFonts w:ascii="Times New Roman" w:eastAsia="標楷體" w:hAnsi="Times New Roman"/>
-                <w:color w:val="000000" w:themeColor="text1"/>
-                <w:sz w:val="28"/>
-                <w:szCs w:val="28"/>
-              </w:rPr>
-            </w:pPr>
-            <w:r>
-              <w:rPr>
-                <w:rFonts w:ascii="Times New Roman" w:eastAsia="標楷體" w:hAnsi="Times New Roman" w:hint="eastAsia"/>
-                <w:color w:val="000000" w:themeColor="text1"/>
-                <w:sz w:val="28"/>
-                <w:szCs w:val="28"/>
-              </w:rPr>
-              <w:t>4</w:t>
-            </w:r>
-          </w:p>
-        </w:tc>
-        <w:tc>
-          <w:tcPr>
-            <w:tcW w:w="3366" w:type="dxa"/>
-            <w:vAlign w:val="center"/>
-          </w:tcPr>
-          <w:p>
-            <w:pPr>
-              <w:jc w:val="center"/>
-              <w:rPr>
-                <w:rFonts w:ascii="Times New Roman" w:eastAsia="標楷體" w:hAnsi="Times New Roman"/>
-                <w:color w:val="000000" w:themeColor="text1"/>
-                <w:sz w:val="28"/>
-                <w:szCs w:val="28"/>
-              </w:rPr>
-            </w:pPr>
-          </w:p>
-        </w:tc>
-        <w:tc>
-          <w:tcPr>
-            <w:tcW w:w="3366" w:type="dxa"/>
-            <w:vAlign w:val="center"/>
-          </w:tcPr>
-          <w:p>
-            <w:pPr>
-              <w:jc w:val="center"/>
-              <w:rPr>
-                <w:rFonts w:ascii="Times New Roman" w:eastAsia="標楷體" w:hAnsi="Times New Roman"/>
-                <w:color w:val="000000" w:themeColor="text1"/>
-                <w:sz w:val="28"/>
-                <w:szCs w:val="28"/>
-              </w:rPr>
-            </w:pPr>
+        <w:trPr>
+          <w:trHeight w:val="510"/>
+        </w:trPr>
+        <w:tc>
+          <w:tcPr>
+            <w:tcW w:w="1980" w:type="dxa"/>
+            <w:vMerge/>
+            <w:vAlign w:val="center"/>
+          </w:tcPr>
+          <w:p>
+            <w:pPr>
+              <w:jc w:val="center"/>
+              <w:rPr>
+                <w:rFonts w:ascii="Times New Roman" w:eastAsia="標楷體" w:hAnsi="Times New Roman"/>
+                <w:color w:val="000000" w:themeColor="text1"/>
+                <w:sz w:val="28"/>
+                <w:szCs w:val="28"/>
+              </w:rPr>
+            </w:pPr>
+          </w:p>
+        </w:tc>
+        <w:tc>
+          <w:tcPr>
+            <w:tcW w:w="5103" w:type="dxa"/>
+            <w:vAlign w:val="center"/>
+          </w:tcPr>
+          <w:p>
+            <w:pPr>
+              <w:jc w:val="both"/>
+              <w:rPr>
+                <w:rFonts w:ascii="Times New Roman" w:eastAsia="標楷體" w:hAnsi="Times New Roman"/>
+                <w:color w:val="000000" w:themeColor="text1"/>
+                <w:sz w:val="28"/>
+                <w:szCs w:val="28"/>
+              </w:rPr>
+            </w:pPr>
+            <w:r>
+              <w:rPr>
+                <w:rFonts w:ascii="Times New Roman" w:eastAsia="標楷體" w:hAnsi="Times New Roman" w:hint="eastAsia"/>
+                <w:color w:val="000000" w:themeColor="text1"/>
+                <w:sz w:val="28"/>
+                <w:szCs w:val="28"/>
+              </w:rPr>
+              <w:t>baby_information.py</w:t>
+            </w:r>
+          </w:p>
+        </w:tc>
+        <w:tc>
+          <w:tcPr>
+            <w:tcW w:w="3111" w:type="dxa"/>
+            <w:vAlign w:val="center"/>
+          </w:tcPr>
+          <w:p>
+            <w:pPr>
+              <w:jc w:val="center"/>
+              <w:rPr>
+                <w:rFonts w:ascii="Times New Roman" w:eastAsia="標楷體" w:hAnsi="Times New Roman"/>
+                <w:color w:val="000000" w:themeColor="text1"/>
+                <w:sz w:val="28"/>
+                <w:szCs w:val="28"/>
+              </w:rPr>
+            </w:pPr>
+            <w:r>
+              <w:rPr>
+                <w:rFonts w:ascii="Times New Roman" w:eastAsia="標楷體" w:hAnsi="Times New Roman" w:hint="eastAsia"/>
+                <w:color w:val="000000" w:themeColor="text1"/>
+                <w:sz w:val="28"/>
+                <w:szCs w:val="28"/>
+              </w:rPr>
+              <w:t>嬰幼兒資訊</w:t>
+            </w:r>
+          </w:p>
+        </w:tc>
+      </w:tr>
+      <w:tr>
+        <w:trPr>
+          <w:trHeight w:val="510"/>
+        </w:trPr>
+        <w:tc>
+          <w:tcPr>
+            <w:tcW w:w="1980" w:type="dxa"/>
+            <w:vMerge/>
+            <w:vAlign w:val="center"/>
+          </w:tcPr>
+          <w:p>
+            <w:pPr>
+              <w:jc w:val="center"/>
+              <w:rPr>
+                <w:rFonts w:ascii="Times New Roman" w:eastAsia="標楷體" w:hAnsi="Times New Roman"/>
+                <w:color w:val="000000" w:themeColor="text1"/>
+                <w:sz w:val="28"/>
+                <w:szCs w:val="28"/>
+              </w:rPr>
+            </w:pPr>
+          </w:p>
+        </w:tc>
+        <w:tc>
+          <w:tcPr>
+            <w:tcW w:w="5103" w:type="dxa"/>
+            <w:vAlign w:val="center"/>
+          </w:tcPr>
+          <w:p>
+            <w:pPr>
+              <w:jc w:val="both"/>
+              <w:rPr>
+                <w:rFonts w:ascii="Times New Roman" w:eastAsia="標楷體" w:hAnsi="Times New Roman"/>
+                <w:color w:val="000000" w:themeColor="text1"/>
+                <w:sz w:val="28"/>
+                <w:szCs w:val="28"/>
+              </w:rPr>
+            </w:pPr>
+            <w:r>
+              <w:rPr>
+                <w:rFonts w:ascii="Times New Roman" w:eastAsia="標楷體" w:hAnsi="Times New Roman" w:hint="eastAsia"/>
+                <w:color w:val="000000" w:themeColor="text1"/>
+                <w:sz w:val="28"/>
+                <w:szCs w:val="28"/>
+              </w:rPr>
+              <w:t>baby_record.py</w:t>
+            </w:r>
+          </w:p>
+        </w:tc>
+        <w:tc>
+          <w:tcPr>
+            <w:tcW w:w="3111" w:type="dxa"/>
+            <w:vAlign w:val="center"/>
+          </w:tcPr>
+          <w:p>
+            <w:pPr>
+              <w:jc w:val="center"/>
+              <w:rPr>
+                <w:rFonts w:ascii="Times New Roman" w:eastAsia="標楷體" w:hAnsi="Times New Roman"/>
+                <w:color w:val="000000" w:themeColor="text1"/>
+                <w:sz w:val="28"/>
+                <w:szCs w:val="28"/>
+              </w:rPr>
+            </w:pPr>
+            <w:r>
+              <w:rPr>
+                <w:rFonts w:ascii="Times New Roman" w:eastAsia="標楷體" w:hAnsi="Times New Roman" w:hint="eastAsia"/>
+                <w:color w:val="000000" w:themeColor="text1"/>
+                <w:sz w:val="28"/>
+                <w:szCs w:val="28"/>
+              </w:rPr>
+              <w:t>嬰幼兒紀錄</w:t>
+            </w:r>
+          </w:p>
+        </w:tc>
+      </w:tr>
+      <w:tr>
+        <w:trPr>
+          <w:trHeight w:val="510"/>
+        </w:trPr>
+        <w:tc>
+          <w:tcPr>
+            <w:tcW w:w="1980" w:type="dxa"/>
+            <w:vMerge/>
+            <w:vAlign w:val="center"/>
+          </w:tcPr>
+          <w:p>
+            <w:pPr>
+              <w:jc w:val="center"/>
+              <w:rPr>
+                <w:rFonts w:ascii="Times New Roman" w:eastAsia="標楷體" w:hAnsi="Times New Roman"/>
+                <w:color w:val="000000" w:themeColor="text1"/>
+                <w:sz w:val="28"/>
+                <w:szCs w:val="28"/>
+              </w:rPr>
+            </w:pPr>
+          </w:p>
+        </w:tc>
+        <w:tc>
+          <w:tcPr>
+            <w:tcW w:w="5103" w:type="dxa"/>
+            <w:vAlign w:val="center"/>
+          </w:tcPr>
+          <w:p>
+            <w:pPr>
+              <w:jc w:val="both"/>
+              <w:rPr>
+                <w:rFonts w:ascii="Times New Roman" w:eastAsia="標楷體" w:hAnsi="Times New Roman"/>
+                <w:color w:val="000000" w:themeColor="text1"/>
+                <w:sz w:val="28"/>
+                <w:szCs w:val="28"/>
+              </w:rPr>
+            </w:pPr>
+            <w:r>
+              <w:rPr>
+                <w:rFonts w:ascii="Times New Roman" w:eastAsia="標楷體" w:hAnsi="Times New Roman"/>
+                <w:color w:val="000000" w:themeColor="text1"/>
+                <w:sz w:val="28"/>
+                <w:szCs w:val="28"/>
+              </w:rPr>
+              <w:t>baby</w:t>
+            </w:r>
+            <w:r>
+              <w:rPr>
+                <w:rFonts w:ascii="Times New Roman" w:eastAsia="標楷體" w:hAnsi="Times New Roman" w:hint="eastAsia"/>
+                <w:color w:val="000000" w:themeColor="text1"/>
+                <w:sz w:val="28"/>
+                <w:szCs w:val="28"/>
+              </w:rPr>
+              <w:t>_growthmap.py</w:t>
+            </w:r>
+          </w:p>
+        </w:tc>
+        <w:tc>
+          <w:tcPr>
+            <w:tcW w:w="3111" w:type="dxa"/>
+            <w:vAlign w:val="center"/>
+          </w:tcPr>
+          <w:p>
+            <w:pPr>
+              <w:jc w:val="center"/>
+              <w:rPr>
+                <w:rFonts w:ascii="Times New Roman" w:eastAsia="標楷體" w:hAnsi="Times New Roman"/>
+                <w:color w:val="000000" w:themeColor="text1"/>
+                <w:sz w:val="28"/>
+                <w:szCs w:val="28"/>
+              </w:rPr>
+            </w:pPr>
+            <w:r>
+              <w:rPr>
+                <w:rFonts w:ascii="Times New Roman" w:eastAsia="標楷體" w:hAnsi="Times New Roman" w:hint="eastAsia"/>
+                <w:color w:val="000000" w:themeColor="text1"/>
+                <w:sz w:val="28"/>
+                <w:szCs w:val="28"/>
+              </w:rPr>
+              <w:t>成長里程碑</w:t>
+            </w:r>
+          </w:p>
+        </w:tc>
+      </w:tr>
+      <w:tr>
+        <w:trPr>
+          <w:trHeight w:val="510"/>
+        </w:trPr>
+        <w:tc>
+          <w:tcPr>
+            <w:tcW w:w="1980" w:type="dxa"/>
+            <w:vMerge/>
+            <w:vAlign w:val="center"/>
+          </w:tcPr>
+          <w:p>
+            <w:pPr>
+              <w:jc w:val="center"/>
+              <w:rPr>
+                <w:rFonts w:ascii="Times New Roman" w:eastAsia="標楷體" w:hAnsi="Times New Roman"/>
+                <w:color w:val="000000" w:themeColor="text1"/>
+                <w:sz w:val="28"/>
+                <w:szCs w:val="28"/>
+              </w:rPr>
+            </w:pPr>
+          </w:p>
+        </w:tc>
+        <w:tc>
+          <w:tcPr>
+            <w:tcW w:w="5103" w:type="dxa"/>
+            <w:vAlign w:val="center"/>
+          </w:tcPr>
+          <w:p>
+            <w:pPr>
+              <w:jc w:val="both"/>
+              <w:rPr>
+                <w:rFonts w:ascii="Times New Roman" w:eastAsia="標楷體" w:hAnsi="Times New Roman"/>
+                <w:color w:val="000000" w:themeColor="text1"/>
+                <w:sz w:val="28"/>
+                <w:szCs w:val="28"/>
+              </w:rPr>
+            </w:pPr>
+            <w:r>
+              <w:rPr>
+                <w:rFonts w:ascii="Times New Roman" w:eastAsia="標楷體" w:hAnsi="Times New Roman" w:hint="eastAsia"/>
+                <w:color w:val="000000" w:themeColor="text1"/>
+                <w:sz w:val="28"/>
+                <w:szCs w:val="28"/>
+              </w:rPr>
+              <w:t>baby_utils.py</w:t>
+            </w:r>
+          </w:p>
+        </w:tc>
+        <w:tc>
+          <w:tcPr>
+            <w:tcW w:w="3111" w:type="dxa"/>
+            <w:vAlign w:val="center"/>
+          </w:tcPr>
+          <w:p>
+            <w:pPr>
+              <w:jc w:val="center"/>
+              <w:rPr>
+                <w:rFonts w:ascii="Times New Roman" w:eastAsia="標楷體" w:hAnsi="Times New Roman"/>
+                <w:color w:val="000000" w:themeColor="text1"/>
+                <w:sz w:val="28"/>
+                <w:szCs w:val="28"/>
+              </w:rPr>
+            </w:pPr>
+            <w:r>
+              <w:rPr>
+                <w:rFonts w:ascii="Times New Roman" w:eastAsia="標楷體" w:hAnsi="Times New Roman" w:hint="eastAsia"/>
+                <w:color w:val="000000" w:themeColor="text1"/>
+                <w:sz w:val="28"/>
+                <w:szCs w:val="28"/>
+              </w:rPr>
+              <w:t>嬰幼兒資料處理、計算</w:t>
+            </w:r>
+          </w:p>
+        </w:tc>
+      </w:tr>
+      <w:tr>
+        <w:trPr>
+          <w:trHeight w:val="510"/>
+        </w:trPr>
+        <w:tc>
+          <w:tcPr>
+            <w:tcW w:w="1980" w:type="dxa"/>
+            <w:vMerge/>
+            <w:vAlign w:val="center"/>
+          </w:tcPr>
+          <w:p>
+            <w:pPr>
+              <w:jc w:val="center"/>
+              <w:rPr>
+                <w:rFonts w:ascii="Times New Roman" w:eastAsia="標楷體" w:hAnsi="Times New Roman"/>
+                <w:color w:val="000000" w:themeColor="text1"/>
+                <w:sz w:val="28"/>
+                <w:szCs w:val="28"/>
+              </w:rPr>
+            </w:pPr>
+          </w:p>
+        </w:tc>
+        <w:tc>
+          <w:tcPr>
+            <w:tcW w:w="5103" w:type="dxa"/>
+            <w:vAlign w:val="center"/>
+          </w:tcPr>
+          <w:p>
+            <w:pPr>
+              <w:jc w:val="both"/>
+              <w:rPr>
+                <w:rFonts w:ascii="Times New Roman" w:eastAsia="標楷體" w:hAnsi="Times New Roman" w:hint="eastAsia"/>
+                <w:color w:val="000000" w:themeColor="text1"/>
+                <w:sz w:val="28"/>
+                <w:szCs w:val="28"/>
+              </w:rPr>
+            </w:pPr>
+            <w:r>
+              <w:rPr>
+                <w:rFonts w:ascii="Times New Roman" w:eastAsia="標楷體" w:hAnsi="Times New Roman" w:hint="eastAsia"/>
+                <w:color w:val="000000" w:themeColor="text1"/>
+                <w:sz w:val="28"/>
+                <w:szCs w:val="28"/>
+              </w:rPr>
+              <w:t>social_sharing.py</w:t>
+            </w:r>
+          </w:p>
+        </w:tc>
+        <w:tc>
+          <w:tcPr>
+            <w:tcW w:w="3111" w:type="dxa"/>
+            <w:vAlign w:val="center"/>
+          </w:tcPr>
+          <w:p>
+            <w:pPr>
+              <w:jc w:val="center"/>
+              <w:rPr>
+                <w:rFonts w:ascii="Times New Roman" w:eastAsia="標楷體" w:hAnsi="Times New Roman"/>
+                <w:color w:val="000000" w:themeColor="text1"/>
+                <w:sz w:val="28"/>
+                <w:szCs w:val="28"/>
+              </w:rPr>
+            </w:pPr>
+            <w:r>
+              <w:rPr>
+                <w:rFonts w:ascii="Times New Roman" w:eastAsia="標楷體" w:hAnsi="Times New Roman" w:hint="eastAsia"/>
+                <w:color w:val="000000" w:themeColor="text1"/>
+                <w:sz w:val="28"/>
+                <w:szCs w:val="28"/>
+              </w:rPr>
+              <w:t>成長里程碑分享卡</w:t>
+            </w:r>
+          </w:p>
+        </w:tc>
+      </w:tr>
+      <w:tr>
+        <w:trPr>
+          <w:trHeight w:val="510"/>
+        </w:trPr>
+        <w:tc>
+          <w:tcPr>
+            <w:tcW w:w="1980" w:type="dxa"/>
+            <w:vMerge w:val="restart"/>
+            <w:vAlign w:val="center"/>
+          </w:tcPr>
+          <w:p>
+            <w:pPr>
+              <w:jc w:val="center"/>
+              <w:rPr>
+                <w:rFonts w:ascii="Times New Roman" w:eastAsia="標楷體" w:hAnsi="Times New Roman"/>
+                <w:color w:val="000000" w:themeColor="text1"/>
+                <w:sz w:val="28"/>
+                <w:szCs w:val="28"/>
+              </w:rPr>
+            </w:pPr>
+            <w:r>
+              <w:rPr>
+                <w:rFonts w:ascii="Times New Roman" w:eastAsia="標楷體" w:hAnsi="Times New Roman" w:hint="eastAsia"/>
+                <w:color w:val="000000" w:themeColor="text1"/>
+                <w:sz w:val="28"/>
+                <w:szCs w:val="28"/>
+              </w:rPr>
+              <w:t>首頁</w:t>
+            </w:r>
+          </w:p>
+        </w:tc>
+        <w:tc>
+          <w:tcPr>
+            <w:tcW w:w="5103" w:type="dxa"/>
+            <w:vAlign w:val="center"/>
+          </w:tcPr>
+          <w:p>
+            <w:pPr>
+              <w:jc w:val="both"/>
+              <w:rPr>
+                <w:rFonts w:ascii="Times New Roman" w:eastAsia="標楷體" w:hAnsi="Times New Roman"/>
+                <w:color w:val="000000" w:themeColor="text1"/>
+                <w:sz w:val="28"/>
+                <w:szCs w:val="28"/>
+              </w:rPr>
+            </w:pPr>
+            <w:r>
+              <w:rPr>
+                <w:rFonts w:ascii="Times New Roman" w:eastAsia="標楷體" w:hAnsi="Times New Roman" w:hint="eastAsia"/>
+                <w:color w:val="000000" w:themeColor="text1"/>
+                <w:sz w:val="28"/>
+                <w:szCs w:val="28"/>
+              </w:rPr>
+              <w:t>index.py</w:t>
+            </w:r>
+          </w:p>
+        </w:tc>
+        <w:tc>
+          <w:tcPr>
+            <w:tcW w:w="3111" w:type="dxa"/>
+            <w:vAlign w:val="center"/>
+          </w:tcPr>
+          <w:p>
+            <w:pPr>
+              <w:jc w:val="center"/>
+              <w:rPr>
+                <w:rFonts w:ascii="Times New Roman" w:eastAsia="標楷體" w:hAnsi="Times New Roman"/>
+                <w:color w:val="000000" w:themeColor="text1"/>
+                <w:sz w:val="28"/>
+                <w:szCs w:val="28"/>
+              </w:rPr>
+            </w:pPr>
+            <w:proofErr w:type="spellStart"/>
+            <w:r>
+              <w:rPr>
+                <w:rFonts w:ascii="Times New Roman" w:eastAsia="標楷體" w:hAnsi="Times New Roman" w:hint="eastAsia"/>
+                <w:color w:val="000000" w:themeColor="text1"/>
+                <w:sz w:val="28"/>
+                <w:szCs w:val="28"/>
+              </w:rPr>
+              <w:t>CoLoGrowth</w:t>
+            </w:r>
+            <w:proofErr w:type="spellEnd"/>
+            <w:r>
+              <w:rPr>
+                <w:rFonts w:ascii="Times New Roman" w:eastAsia="標楷體" w:hAnsi="Times New Roman" w:hint="eastAsia"/>
+                <w:color w:val="000000" w:themeColor="text1"/>
+                <w:sz w:val="28"/>
+                <w:szCs w:val="28"/>
+              </w:rPr>
+              <w:t>首頁</w:t>
+            </w:r>
+          </w:p>
+        </w:tc>
+      </w:tr>
+      <w:tr>
+        <w:trPr>
+          <w:trHeight w:val="510"/>
+        </w:trPr>
+        <w:tc>
+          <w:tcPr>
+            <w:tcW w:w="1980" w:type="dxa"/>
+            <w:vMerge/>
+            <w:vAlign w:val="center"/>
+          </w:tcPr>
+          <w:p>
+            <w:pPr>
+              <w:jc w:val="center"/>
+              <w:rPr>
+                <w:rFonts w:ascii="Times New Roman" w:eastAsia="標楷體" w:hAnsi="Times New Roman"/>
+                <w:color w:val="000000" w:themeColor="text1"/>
+                <w:sz w:val="28"/>
+                <w:szCs w:val="28"/>
+              </w:rPr>
+            </w:pPr>
+          </w:p>
+        </w:tc>
+        <w:tc>
+          <w:tcPr>
+            <w:tcW w:w="5103" w:type="dxa"/>
+            <w:vAlign w:val="center"/>
+          </w:tcPr>
+          <w:p>
+            <w:pPr>
+              <w:jc w:val="both"/>
+              <w:rPr>
+                <w:rFonts w:ascii="Times New Roman" w:eastAsia="標楷體" w:hAnsi="Times New Roman"/>
+                <w:color w:val="000000" w:themeColor="text1"/>
+                <w:sz w:val="28"/>
+                <w:szCs w:val="28"/>
+              </w:rPr>
+            </w:pPr>
+            <w:r>
+              <w:rPr>
+                <w:rFonts w:ascii="Times New Roman" w:eastAsia="標楷體" w:hAnsi="Times New Roman" w:hint="eastAsia"/>
+                <w:color w:val="000000" w:themeColor="text1"/>
+                <w:sz w:val="28"/>
+                <w:szCs w:val="28"/>
+              </w:rPr>
+              <w:t>care_record.py</w:t>
+            </w:r>
+          </w:p>
+        </w:tc>
+        <w:tc>
+          <w:tcPr>
+            <w:tcW w:w="3111" w:type="dxa"/>
+            <w:vAlign w:val="center"/>
+          </w:tcPr>
+          <w:p>
+            <w:pPr>
+              <w:jc w:val="center"/>
+              <w:rPr>
+                <w:rFonts w:ascii="Times New Roman" w:eastAsia="標楷體" w:hAnsi="Times New Roman"/>
+                <w:color w:val="000000" w:themeColor="text1"/>
+                <w:sz w:val="28"/>
+                <w:szCs w:val="28"/>
+              </w:rPr>
+            </w:pPr>
+            <w:r>
+              <w:rPr>
+                <w:rFonts w:ascii="Times New Roman" w:eastAsia="標楷體" w:hAnsi="Times New Roman" w:hint="eastAsia"/>
+                <w:color w:val="000000" w:themeColor="text1"/>
+                <w:sz w:val="28"/>
+                <w:szCs w:val="28"/>
+              </w:rPr>
+              <w:t>待辦清單</w:t>
+            </w:r>
+          </w:p>
+        </w:tc>
+      </w:tr>
+      <w:tr>
+        <w:trPr>
+          <w:trHeight w:val="510"/>
+        </w:trPr>
+        <w:tc>
+          <w:tcPr>
+            <w:tcW w:w="1980" w:type="dxa"/>
+            <w:vMerge w:val="restart"/>
+            <w:vAlign w:val="center"/>
+          </w:tcPr>
+          <w:p>
+            <w:pPr>
+              <w:jc w:val="center"/>
+              <w:rPr>
+                <w:rFonts w:ascii="Times New Roman" w:eastAsia="標楷體" w:hAnsi="Times New Roman"/>
+                <w:color w:val="000000" w:themeColor="text1"/>
+                <w:sz w:val="28"/>
+                <w:szCs w:val="28"/>
+              </w:rPr>
+            </w:pPr>
+            <w:r>
+              <w:rPr>
+                <w:rFonts w:ascii="Times New Roman" w:eastAsia="標楷體" w:hAnsi="Times New Roman" w:hint="eastAsia"/>
+                <w:color w:val="000000" w:themeColor="text1"/>
+                <w:sz w:val="28"/>
+                <w:szCs w:val="28"/>
+              </w:rPr>
+              <w:lastRenderedPageBreak/>
+              <w:t>養育者紀錄</w:t>
+            </w:r>
+          </w:p>
+        </w:tc>
+        <w:tc>
+          <w:tcPr>
+            <w:tcW w:w="5103" w:type="dxa"/>
+            <w:vAlign w:val="center"/>
+          </w:tcPr>
+          <w:p>
+            <w:pPr>
+              <w:jc w:val="both"/>
+              <w:rPr>
+                <w:rFonts w:ascii="Times New Roman" w:eastAsia="標楷體" w:hAnsi="Times New Roman"/>
+                <w:color w:val="000000" w:themeColor="text1"/>
+                <w:sz w:val="28"/>
+                <w:szCs w:val="28"/>
+              </w:rPr>
+            </w:pPr>
+            <w:r>
+              <w:rPr>
+                <w:rFonts w:ascii="Times New Roman" w:eastAsia="標楷體" w:hAnsi="Times New Roman" w:hint="eastAsia"/>
+                <w:color w:val="000000" w:themeColor="text1"/>
+                <w:sz w:val="28"/>
+                <w:szCs w:val="28"/>
+              </w:rPr>
+              <w:t>pregnancyrecordadd.py</w:t>
+            </w:r>
+          </w:p>
+        </w:tc>
+        <w:tc>
+          <w:tcPr>
+            <w:tcW w:w="3111" w:type="dxa"/>
+            <w:vAlign w:val="center"/>
+          </w:tcPr>
+          <w:p>
+            <w:pPr>
+              <w:jc w:val="center"/>
+              <w:rPr>
+                <w:rFonts w:ascii="Times New Roman" w:eastAsia="標楷體" w:hAnsi="Times New Roman" w:hint="eastAsia"/>
+                <w:color w:val="000000" w:themeColor="text1"/>
+                <w:sz w:val="28"/>
+                <w:szCs w:val="28"/>
+              </w:rPr>
+            </w:pPr>
+            <w:r>
+              <w:rPr>
+                <w:rFonts w:ascii="Times New Roman" w:eastAsia="標楷體" w:hAnsi="Times New Roman"/>
+                <w:color w:val="000000" w:themeColor="text1"/>
+                <w:sz w:val="28"/>
+                <w:szCs w:val="28"/>
+              </w:rPr>
+              <w:t>孕期與產檢紀錄</w:t>
+            </w:r>
+          </w:p>
+        </w:tc>
+      </w:tr>
+      <w:tr>
+        <w:trPr>
+          <w:trHeight w:val="510"/>
+        </w:trPr>
+        <w:tc>
+          <w:tcPr>
+            <w:tcW w:w="1980" w:type="dxa"/>
+            <w:vMerge/>
+            <w:vAlign w:val="center"/>
+          </w:tcPr>
+          <w:p>
+            <w:pPr>
+              <w:jc w:val="center"/>
+              <w:rPr>
+                <w:rFonts w:ascii="Times New Roman" w:eastAsia="標楷體" w:hAnsi="Times New Roman"/>
+                <w:color w:val="000000" w:themeColor="text1"/>
+                <w:sz w:val="28"/>
+                <w:szCs w:val="28"/>
+              </w:rPr>
+            </w:pPr>
+          </w:p>
+        </w:tc>
+        <w:tc>
+          <w:tcPr>
+            <w:tcW w:w="5103" w:type="dxa"/>
+            <w:vAlign w:val="center"/>
+          </w:tcPr>
+          <w:p>
+            <w:pPr>
+              <w:jc w:val="both"/>
+              <w:rPr>
+                <w:rFonts w:ascii="Times New Roman" w:eastAsia="標楷體" w:hAnsi="Times New Roman"/>
+                <w:color w:val="000000" w:themeColor="text1"/>
+                <w:sz w:val="28"/>
+                <w:szCs w:val="28"/>
+              </w:rPr>
+            </w:pPr>
+            <w:r>
+              <w:rPr>
+                <w:rFonts w:ascii="Times New Roman" w:eastAsia="標楷體" w:hAnsi="Times New Roman" w:hint="eastAsia"/>
+                <w:color w:val="000000" w:themeColor="text1"/>
+                <w:sz w:val="28"/>
+                <w:szCs w:val="28"/>
+              </w:rPr>
+              <w:t>pregnancyrecords.py</w:t>
+            </w:r>
+          </w:p>
+        </w:tc>
+        <w:tc>
+          <w:tcPr>
+            <w:tcW w:w="3111" w:type="dxa"/>
+            <w:vAlign w:val="center"/>
+          </w:tcPr>
+          <w:p>
+            <w:pPr>
+              <w:jc w:val="center"/>
+              <w:rPr>
+                <w:rFonts w:ascii="Times New Roman" w:eastAsia="標楷體" w:hAnsi="Times New Roman" w:hint="eastAsia"/>
+                <w:color w:val="000000" w:themeColor="text1"/>
+                <w:sz w:val="28"/>
+                <w:szCs w:val="28"/>
+              </w:rPr>
+            </w:pPr>
+            <w:r>
+              <w:rPr>
+                <w:rFonts w:ascii="Times New Roman" w:eastAsia="標楷體" w:hAnsi="Times New Roman" w:hint="eastAsia"/>
+                <w:color w:val="000000" w:themeColor="text1"/>
+                <w:sz w:val="28"/>
+                <w:szCs w:val="28"/>
+              </w:rPr>
+              <w:t>養育者紀錄</w:t>
+            </w:r>
+          </w:p>
+        </w:tc>
+      </w:tr>
+      <w:tr>
+        <w:trPr>
+          <w:trHeight w:val="510"/>
+        </w:trPr>
+        <w:tc>
+          <w:tcPr>
+            <w:tcW w:w="1980" w:type="dxa"/>
+            <w:vAlign w:val="center"/>
+          </w:tcPr>
+          <w:p>
+            <w:pPr>
+              <w:jc w:val="center"/>
+              <w:rPr>
+                <w:rFonts w:ascii="Times New Roman" w:eastAsia="標楷體" w:hAnsi="Times New Roman"/>
+                <w:color w:val="000000" w:themeColor="text1"/>
+                <w:sz w:val="28"/>
+                <w:szCs w:val="28"/>
+              </w:rPr>
+            </w:pPr>
+            <w:r>
+              <w:rPr>
+                <w:rFonts w:ascii="Times New Roman" w:eastAsia="標楷體" w:hAnsi="Times New Roman" w:hint="eastAsia"/>
+                <w:color w:val="000000" w:themeColor="text1"/>
+                <w:sz w:val="28"/>
+                <w:szCs w:val="28"/>
+              </w:rPr>
+              <w:t>胎數</w:t>
+            </w:r>
+          </w:p>
+        </w:tc>
+        <w:tc>
+          <w:tcPr>
+            <w:tcW w:w="5103" w:type="dxa"/>
+            <w:vAlign w:val="center"/>
+          </w:tcPr>
+          <w:p>
+            <w:pPr>
+              <w:jc w:val="both"/>
+              <w:rPr>
+                <w:rFonts w:ascii="Times New Roman" w:eastAsia="標楷體" w:hAnsi="Times New Roman"/>
+                <w:color w:val="000000" w:themeColor="text1"/>
+                <w:sz w:val="28"/>
+                <w:szCs w:val="28"/>
+              </w:rPr>
+            </w:pPr>
+            <w:r>
+              <w:rPr>
+                <w:rFonts w:ascii="Times New Roman" w:eastAsia="標楷體" w:hAnsi="Times New Roman" w:hint="eastAsia"/>
+                <w:color w:val="000000" w:themeColor="text1"/>
+                <w:sz w:val="28"/>
+                <w:szCs w:val="28"/>
+              </w:rPr>
+              <w:t>pregnancycase.py</w:t>
+            </w:r>
+          </w:p>
+        </w:tc>
+        <w:tc>
+          <w:tcPr>
+            <w:tcW w:w="3111" w:type="dxa"/>
+            <w:vAlign w:val="center"/>
+          </w:tcPr>
+          <w:p>
+            <w:pPr>
+              <w:jc w:val="center"/>
+              <w:rPr>
+                <w:rFonts w:ascii="Times New Roman" w:eastAsia="標楷體" w:hAnsi="Times New Roman" w:hint="eastAsia"/>
+                <w:color w:val="000000" w:themeColor="text1"/>
+                <w:sz w:val="28"/>
+                <w:szCs w:val="28"/>
+              </w:rPr>
+            </w:pPr>
+            <w:r>
+              <w:rPr>
+                <w:rFonts w:ascii="Times New Roman" w:eastAsia="標楷體" w:hAnsi="Times New Roman" w:hint="eastAsia"/>
+                <w:color w:val="000000" w:themeColor="text1"/>
+                <w:sz w:val="28"/>
+                <w:szCs w:val="28"/>
+              </w:rPr>
+              <w:t>胎數處理</w:t>
+            </w:r>
+          </w:p>
+        </w:tc>
+      </w:tr>
+      <w:tr>
+        <w:trPr>
+          <w:trHeight w:val="510"/>
+        </w:trPr>
+        <w:tc>
+          <w:tcPr>
+            <w:tcW w:w="1980" w:type="dxa"/>
+            <w:vMerge w:val="restart"/>
+            <w:vAlign w:val="center"/>
+          </w:tcPr>
+          <w:p>
+            <w:pPr>
+              <w:jc w:val="center"/>
+              <w:rPr>
+                <w:rFonts w:ascii="Times New Roman" w:eastAsia="標楷體" w:hAnsi="Times New Roman"/>
+                <w:color w:val="000000" w:themeColor="text1"/>
+                <w:sz w:val="28"/>
+                <w:szCs w:val="28"/>
+              </w:rPr>
+            </w:pPr>
+            <w:r>
+              <w:rPr>
+                <w:rFonts w:ascii="Times New Roman" w:eastAsia="標楷體" w:hAnsi="Times New Roman" w:hint="eastAsia"/>
+                <w:color w:val="000000" w:themeColor="text1"/>
+                <w:sz w:val="28"/>
+                <w:szCs w:val="28"/>
+              </w:rPr>
+              <w:t>使用者</w:t>
+            </w:r>
+          </w:p>
+        </w:tc>
+        <w:tc>
+          <w:tcPr>
+            <w:tcW w:w="5103" w:type="dxa"/>
+            <w:vAlign w:val="center"/>
+          </w:tcPr>
+          <w:p>
+            <w:pPr>
+              <w:jc w:val="both"/>
+              <w:rPr>
+                <w:rFonts w:ascii="Times New Roman" w:eastAsia="標楷體" w:hAnsi="Times New Roman"/>
+                <w:color w:val="000000" w:themeColor="text1"/>
+                <w:sz w:val="28"/>
+                <w:szCs w:val="28"/>
+              </w:rPr>
+            </w:pPr>
+            <w:r>
+              <w:rPr>
+                <w:rFonts w:ascii="Times New Roman" w:eastAsia="標楷體" w:hAnsi="Times New Roman" w:hint="eastAsia"/>
+                <w:color w:val="000000" w:themeColor="text1"/>
+                <w:sz w:val="28"/>
+                <w:szCs w:val="28"/>
+              </w:rPr>
+              <w:t>userprofile.py</w:t>
+            </w:r>
+          </w:p>
+        </w:tc>
+        <w:tc>
+          <w:tcPr>
+            <w:tcW w:w="3111" w:type="dxa"/>
+            <w:vAlign w:val="center"/>
+          </w:tcPr>
+          <w:p>
+            <w:pPr>
+              <w:jc w:val="center"/>
+              <w:rPr>
+                <w:rFonts w:ascii="Times New Roman" w:eastAsia="標楷體" w:hAnsi="Times New Roman"/>
+                <w:color w:val="000000" w:themeColor="text1"/>
+                <w:sz w:val="28"/>
+                <w:szCs w:val="28"/>
+              </w:rPr>
+            </w:pPr>
+            <w:r>
+              <w:rPr>
+                <w:rFonts w:ascii="Times New Roman" w:eastAsia="標楷體" w:hAnsi="Times New Roman" w:hint="eastAsia"/>
+                <w:color w:val="000000" w:themeColor="text1"/>
+                <w:sz w:val="28"/>
+                <w:szCs w:val="28"/>
+              </w:rPr>
+              <w:t>使用者資料</w:t>
+            </w:r>
+          </w:p>
+        </w:tc>
+      </w:tr>
+      <w:tr>
+        <w:trPr>
+          <w:trHeight w:val="510"/>
+        </w:trPr>
+        <w:tc>
+          <w:tcPr>
+            <w:tcW w:w="1980" w:type="dxa"/>
+            <w:vMerge/>
+            <w:vAlign w:val="center"/>
+          </w:tcPr>
+          <w:p>
+            <w:pPr>
+              <w:jc w:val="center"/>
+              <w:rPr>
+                <w:rFonts w:ascii="Times New Roman" w:eastAsia="標楷體" w:hAnsi="Times New Roman"/>
+                <w:color w:val="000000" w:themeColor="text1"/>
+                <w:sz w:val="28"/>
+                <w:szCs w:val="28"/>
+              </w:rPr>
+            </w:pPr>
+          </w:p>
+        </w:tc>
+        <w:tc>
+          <w:tcPr>
+            <w:tcW w:w="5103" w:type="dxa"/>
+            <w:vAlign w:val="center"/>
+          </w:tcPr>
+          <w:p>
+            <w:pPr>
+              <w:jc w:val="both"/>
+              <w:rPr>
+                <w:rFonts w:ascii="Times New Roman" w:eastAsia="標楷體" w:hAnsi="Times New Roman"/>
+                <w:color w:val="000000" w:themeColor="text1"/>
+                <w:sz w:val="28"/>
+                <w:szCs w:val="28"/>
+              </w:rPr>
+            </w:pPr>
+            <w:r>
+              <w:rPr>
+                <w:rFonts w:ascii="Times New Roman" w:eastAsia="標楷體" w:hAnsi="Times New Roman" w:hint="eastAsia"/>
+                <w:color w:val="000000" w:themeColor="text1"/>
+                <w:sz w:val="28"/>
+                <w:szCs w:val="28"/>
+              </w:rPr>
+              <w:t>edit_family_members.py</w:t>
+            </w:r>
+          </w:p>
+        </w:tc>
+        <w:tc>
+          <w:tcPr>
+            <w:tcW w:w="3111" w:type="dxa"/>
+            <w:vAlign w:val="center"/>
+          </w:tcPr>
+          <w:p>
+            <w:pPr>
+              <w:jc w:val="center"/>
+              <w:rPr>
+                <w:rFonts w:ascii="Times New Roman" w:eastAsia="標楷體" w:hAnsi="Times New Roman"/>
+                <w:color w:val="000000" w:themeColor="text1"/>
+                <w:sz w:val="28"/>
+                <w:szCs w:val="28"/>
+              </w:rPr>
+            </w:pPr>
+            <w:r>
+              <w:rPr>
+                <w:rFonts w:ascii="Times New Roman" w:eastAsia="標楷體" w:hAnsi="Times New Roman"/>
+                <w:color w:val="000000" w:themeColor="text1"/>
+                <w:sz w:val="28"/>
+                <w:szCs w:val="28"/>
+              </w:rPr>
+              <w:t>管理協助者權限</w:t>
+            </w:r>
+          </w:p>
+        </w:tc>
+      </w:tr>
+      <w:tr>
+        <w:trPr>
+          <w:trHeight w:val="510"/>
+        </w:trPr>
+        <w:tc>
+          <w:tcPr>
+            <w:tcW w:w="1980" w:type="dxa"/>
+            <w:vMerge/>
+            <w:vAlign w:val="center"/>
+          </w:tcPr>
+          <w:p>
+            <w:pPr>
+              <w:jc w:val="center"/>
+              <w:rPr>
+                <w:rFonts w:ascii="Times New Roman" w:eastAsia="標楷體" w:hAnsi="Times New Roman"/>
+                <w:color w:val="000000" w:themeColor="text1"/>
+                <w:sz w:val="28"/>
+                <w:szCs w:val="28"/>
+              </w:rPr>
+            </w:pPr>
+          </w:p>
+        </w:tc>
+        <w:tc>
+          <w:tcPr>
+            <w:tcW w:w="5103" w:type="dxa"/>
+            <w:vAlign w:val="center"/>
+          </w:tcPr>
+          <w:p>
+            <w:pPr>
+              <w:jc w:val="both"/>
+              <w:rPr>
+                <w:rFonts w:ascii="Times New Roman" w:eastAsia="標楷體" w:hAnsi="Times New Roman"/>
+                <w:color w:val="000000" w:themeColor="text1"/>
+                <w:sz w:val="28"/>
+                <w:szCs w:val="28"/>
+              </w:rPr>
+            </w:pPr>
+            <w:r>
+              <w:rPr>
+                <w:rFonts w:ascii="Times New Roman" w:eastAsia="標楷體" w:hAnsi="Times New Roman" w:hint="eastAsia"/>
+                <w:color w:val="000000" w:themeColor="text1"/>
+                <w:sz w:val="28"/>
+                <w:szCs w:val="28"/>
+              </w:rPr>
+              <w:t>join_request.py</w:t>
+            </w:r>
+          </w:p>
+        </w:tc>
+        <w:tc>
+          <w:tcPr>
+            <w:tcW w:w="3111" w:type="dxa"/>
+            <w:vAlign w:val="center"/>
+          </w:tcPr>
+          <w:p>
+            <w:pPr>
+              <w:jc w:val="center"/>
+              <w:rPr>
+                <w:rFonts w:ascii="Times New Roman" w:eastAsia="標楷體" w:hAnsi="Times New Roman" w:hint="eastAsia"/>
+                <w:color w:val="000000" w:themeColor="text1"/>
+                <w:sz w:val="28"/>
+                <w:szCs w:val="28"/>
+              </w:rPr>
+            </w:pPr>
+            <w:r>
+              <w:rPr>
+                <w:rFonts w:ascii="Times New Roman" w:eastAsia="標楷體" w:hAnsi="Times New Roman" w:hint="eastAsia"/>
+                <w:color w:val="000000" w:themeColor="text1"/>
+                <w:sz w:val="28"/>
+                <w:szCs w:val="28"/>
+              </w:rPr>
+              <w:t>管理協助者</w:t>
+            </w:r>
+          </w:p>
+        </w:tc>
+      </w:tr>
+      <w:tr>
+        <w:trPr>
+          <w:trHeight w:val="510"/>
+        </w:trPr>
+        <w:tc>
+          <w:tcPr>
+            <w:tcW w:w="1980" w:type="dxa"/>
+            <w:vMerge w:val="restart"/>
+            <w:vAlign w:val="center"/>
+          </w:tcPr>
+          <w:p>
+            <w:pPr>
+              <w:jc w:val="center"/>
+              <w:rPr>
+                <w:rFonts w:ascii="Times New Roman" w:eastAsia="標楷體" w:hAnsi="Times New Roman"/>
+                <w:color w:val="000000" w:themeColor="text1"/>
+                <w:sz w:val="28"/>
+                <w:szCs w:val="28"/>
+              </w:rPr>
+            </w:pPr>
+            <w:r>
+              <w:rPr>
+                <w:rFonts w:ascii="Times New Roman" w:eastAsia="標楷體" w:hAnsi="Times New Roman" w:hint="eastAsia"/>
+                <w:color w:val="000000" w:themeColor="text1"/>
+                <w:sz w:val="28"/>
+                <w:szCs w:val="28"/>
+              </w:rPr>
+              <w:t>歷史回顧</w:t>
+            </w:r>
+          </w:p>
+        </w:tc>
+        <w:tc>
+          <w:tcPr>
+            <w:tcW w:w="5103" w:type="dxa"/>
+            <w:vAlign w:val="center"/>
+          </w:tcPr>
+          <w:p>
+            <w:pPr>
+              <w:jc w:val="both"/>
+              <w:rPr>
+                <w:rFonts w:ascii="Times New Roman" w:eastAsia="標楷體" w:hAnsi="Times New Roman"/>
+                <w:color w:val="000000" w:themeColor="text1"/>
+                <w:sz w:val="28"/>
+                <w:szCs w:val="28"/>
+              </w:rPr>
+            </w:pPr>
+          </w:p>
+        </w:tc>
+        <w:tc>
+          <w:tcPr>
+            <w:tcW w:w="3111" w:type="dxa"/>
+            <w:vAlign w:val="center"/>
+          </w:tcPr>
+          <w:p>
+            <w:pPr>
+              <w:jc w:val="center"/>
+              <w:rPr>
+                <w:rFonts w:ascii="Times New Roman" w:eastAsia="標楷體" w:hAnsi="Times New Roman"/>
+                <w:color w:val="000000" w:themeColor="text1"/>
+                <w:sz w:val="28"/>
+                <w:szCs w:val="28"/>
+              </w:rPr>
+            </w:pPr>
+          </w:p>
+        </w:tc>
+      </w:tr>
+      <w:tr>
+        <w:trPr>
+          <w:trHeight w:val="510"/>
+        </w:trPr>
+        <w:tc>
+          <w:tcPr>
+            <w:tcW w:w="1980" w:type="dxa"/>
+            <w:vMerge/>
+            <w:vAlign w:val="center"/>
+          </w:tcPr>
+          <w:p>
+            <w:pPr>
+              <w:jc w:val="center"/>
+              <w:rPr>
+                <w:rFonts w:ascii="Times New Roman" w:eastAsia="標楷體" w:hAnsi="Times New Roman"/>
+                <w:color w:val="000000" w:themeColor="text1"/>
+                <w:sz w:val="28"/>
+                <w:szCs w:val="28"/>
+              </w:rPr>
+            </w:pPr>
+          </w:p>
+        </w:tc>
+        <w:tc>
+          <w:tcPr>
+            <w:tcW w:w="5103" w:type="dxa"/>
+            <w:vAlign w:val="center"/>
+          </w:tcPr>
+          <w:p>
+            <w:pPr>
+              <w:jc w:val="both"/>
+              <w:rPr>
+                <w:rFonts w:ascii="Times New Roman" w:eastAsia="標楷體" w:hAnsi="Times New Roman"/>
+                <w:color w:val="000000" w:themeColor="text1"/>
+                <w:sz w:val="28"/>
+                <w:szCs w:val="28"/>
+              </w:rPr>
+            </w:pPr>
+          </w:p>
+        </w:tc>
+        <w:tc>
+          <w:tcPr>
+            <w:tcW w:w="3111" w:type="dxa"/>
+            <w:vAlign w:val="center"/>
+          </w:tcPr>
+          <w:p>
+            <w:pPr>
+              <w:jc w:val="center"/>
+              <w:rPr>
+                <w:rFonts w:ascii="Times New Roman" w:eastAsia="標楷體" w:hAnsi="Times New Roman" w:hint="eastAsia"/>
+                <w:color w:val="000000" w:themeColor="text1"/>
+                <w:sz w:val="28"/>
+                <w:szCs w:val="28"/>
+              </w:rPr>
+            </w:pPr>
+          </w:p>
+        </w:tc>
+      </w:tr>
+      <w:tr>
+        <w:trPr>
+          <w:trHeight w:val="510"/>
+        </w:trPr>
+        <w:tc>
+          <w:tcPr>
+            <w:tcW w:w="1980" w:type="dxa"/>
+            <w:vMerge/>
+            <w:vAlign w:val="center"/>
+          </w:tcPr>
+          <w:p>
+            <w:pPr>
+              <w:jc w:val="center"/>
+              <w:rPr>
+                <w:rFonts w:ascii="Times New Roman" w:eastAsia="標楷體" w:hAnsi="Times New Roman"/>
+                <w:color w:val="000000" w:themeColor="text1"/>
+                <w:sz w:val="28"/>
+                <w:szCs w:val="28"/>
+              </w:rPr>
+            </w:pPr>
+          </w:p>
+        </w:tc>
+        <w:tc>
+          <w:tcPr>
+            <w:tcW w:w="5103" w:type="dxa"/>
+            <w:vAlign w:val="center"/>
+          </w:tcPr>
+          <w:p>
+            <w:pPr>
+              <w:jc w:val="both"/>
+              <w:rPr>
+                <w:rFonts w:ascii="Times New Roman" w:eastAsia="標楷體" w:hAnsi="Times New Roman"/>
+                <w:color w:val="000000" w:themeColor="text1"/>
+                <w:sz w:val="28"/>
+                <w:szCs w:val="28"/>
+              </w:rPr>
+            </w:pPr>
+          </w:p>
+        </w:tc>
+        <w:tc>
+          <w:tcPr>
+            <w:tcW w:w="3111" w:type="dxa"/>
+            <w:vAlign w:val="center"/>
+          </w:tcPr>
+          <w:p>
+            <w:pPr>
+              <w:jc w:val="center"/>
+              <w:rPr>
+                <w:rFonts w:ascii="Times New Roman" w:eastAsia="標楷體" w:hAnsi="Times New Roman" w:hint="eastAsia"/>
+                <w:color w:val="000000" w:themeColor="text1"/>
+                <w:sz w:val="28"/>
+                <w:szCs w:val="28"/>
+              </w:rPr>
+            </w:pPr>
+          </w:p>
+        </w:tc>
+      </w:tr>
+      <w:tr>
+        <w:trPr>
+          <w:trHeight w:val="510"/>
+        </w:trPr>
+        <w:tc>
+          <w:tcPr>
+            <w:tcW w:w="1980" w:type="dxa"/>
+            <w:vMerge w:val="restart"/>
+            <w:vAlign w:val="center"/>
+          </w:tcPr>
+          <w:p>
+            <w:pPr>
+              <w:jc w:val="center"/>
+              <w:rPr>
+                <w:rFonts w:ascii="Times New Roman" w:eastAsia="標楷體" w:hAnsi="Times New Roman" w:hint="eastAsia"/>
+                <w:color w:val="000000" w:themeColor="text1"/>
+                <w:sz w:val="28"/>
+                <w:szCs w:val="28"/>
+              </w:rPr>
+            </w:pPr>
+            <w:r>
+              <w:rPr>
+                <w:rFonts w:ascii="Times New Roman" w:eastAsia="標楷體" w:hAnsi="Times New Roman" w:hint="eastAsia"/>
+                <w:color w:val="000000" w:themeColor="text1"/>
+                <w:sz w:val="28"/>
+                <w:szCs w:val="28"/>
+              </w:rPr>
+              <w:t>註冊登入</w:t>
+            </w:r>
+          </w:p>
+        </w:tc>
+        <w:tc>
+          <w:tcPr>
+            <w:tcW w:w="5103" w:type="dxa"/>
+            <w:vAlign w:val="center"/>
+          </w:tcPr>
+          <w:p>
+            <w:pPr>
+              <w:jc w:val="both"/>
+              <w:rPr>
+                <w:rFonts w:ascii="Times New Roman" w:eastAsia="標楷體" w:hAnsi="Times New Roman" w:hint="eastAsia"/>
+                <w:color w:val="000000" w:themeColor="text1"/>
+                <w:sz w:val="28"/>
+                <w:szCs w:val="28"/>
+              </w:rPr>
+            </w:pPr>
+            <w:r>
+              <w:rPr>
+                <w:rFonts w:ascii="Times New Roman" w:eastAsia="標楷體" w:hAnsi="Times New Roman" w:hint="eastAsia"/>
+                <w:color w:val="000000" w:themeColor="text1"/>
+                <w:sz w:val="28"/>
+                <w:szCs w:val="28"/>
+              </w:rPr>
+              <w:t>session_utils.py</w:t>
+            </w:r>
+          </w:p>
+        </w:tc>
+        <w:tc>
+          <w:tcPr>
+            <w:tcW w:w="3111" w:type="dxa"/>
+            <w:vAlign w:val="center"/>
+          </w:tcPr>
+          <w:p>
+            <w:pPr>
+              <w:jc w:val="center"/>
+              <w:rPr>
+                <w:rFonts w:ascii="Times New Roman" w:eastAsia="標楷體" w:hAnsi="Times New Roman"/>
+                <w:color w:val="000000" w:themeColor="text1"/>
+                <w:sz w:val="28"/>
+                <w:szCs w:val="28"/>
+              </w:rPr>
+            </w:pPr>
+            <w:r>
+              <w:rPr>
+                <w:rFonts w:ascii="Times New Roman" w:eastAsia="標楷體" w:hAnsi="Times New Roman" w:hint="eastAsia"/>
+                <w:color w:val="000000" w:themeColor="text1"/>
+                <w:sz w:val="28"/>
+                <w:szCs w:val="28"/>
+              </w:rPr>
+              <w:t>取得目前使用者資料</w:t>
+            </w:r>
+          </w:p>
+        </w:tc>
+      </w:tr>
+      <w:tr>
+        <w:trPr>
+          <w:trHeight w:val="510"/>
+        </w:trPr>
+        <w:tc>
+          <w:tcPr>
+            <w:tcW w:w="1980" w:type="dxa"/>
+            <w:vMerge/>
+            <w:vAlign w:val="center"/>
+          </w:tcPr>
+          <w:p>
+            <w:pPr>
+              <w:jc w:val="center"/>
+              <w:rPr>
+                <w:rFonts w:ascii="Times New Roman" w:eastAsia="標楷體" w:hAnsi="Times New Roman"/>
+                <w:color w:val="000000" w:themeColor="text1"/>
+                <w:sz w:val="28"/>
+                <w:szCs w:val="28"/>
+              </w:rPr>
+            </w:pPr>
+          </w:p>
+        </w:tc>
+        <w:tc>
+          <w:tcPr>
+            <w:tcW w:w="5103" w:type="dxa"/>
+            <w:vAlign w:val="center"/>
+          </w:tcPr>
+          <w:p>
+            <w:pPr>
+              <w:jc w:val="both"/>
+              <w:rPr>
+                <w:rFonts w:ascii="Times New Roman" w:eastAsia="標楷體" w:hAnsi="Times New Roman" w:hint="eastAsia"/>
+                <w:color w:val="000000" w:themeColor="text1"/>
+                <w:sz w:val="28"/>
+                <w:szCs w:val="28"/>
+              </w:rPr>
+            </w:pPr>
+            <w:r>
+              <w:rPr>
+                <w:rFonts w:ascii="Times New Roman" w:eastAsia="標楷體" w:hAnsi="Times New Roman" w:hint="eastAsia"/>
+                <w:color w:val="000000" w:themeColor="text1"/>
+                <w:sz w:val="28"/>
+                <w:szCs w:val="28"/>
+              </w:rPr>
+              <w:t>login.py</w:t>
+            </w:r>
+          </w:p>
+        </w:tc>
+        <w:tc>
+          <w:tcPr>
+            <w:tcW w:w="3111" w:type="dxa"/>
+            <w:vAlign w:val="center"/>
+          </w:tcPr>
+          <w:p>
+            <w:pPr>
+              <w:jc w:val="center"/>
+              <w:rPr>
+                <w:rFonts w:ascii="Times New Roman" w:eastAsia="標楷體" w:hAnsi="Times New Roman"/>
+                <w:color w:val="000000" w:themeColor="text1"/>
+                <w:sz w:val="28"/>
+                <w:szCs w:val="28"/>
+              </w:rPr>
+            </w:pPr>
+            <w:r>
+              <w:rPr>
+                <w:rFonts w:ascii="Times New Roman" w:eastAsia="標楷體" w:hAnsi="Times New Roman" w:hint="eastAsia"/>
+                <w:color w:val="000000" w:themeColor="text1"/>
+                <w:sz w:val="28"/>
+                <w:szCs w:val="28"/>
+              </w:rPr>
+              <w:t>Google, Line</w:t>
+            </w:r>
+            <w:r>
+              <w:rPr>
+                <w:rFonts w:ascii="Times New Roman" w:eastAsia="標楷體" w:hAnsi="Times New Roman" w:hint="eastAsia"/>
+                <w:color w:val="000000" w:themeColor="text1"/>
+                <w:sz w:val="28"/>
+                <w:szCs w:val="28"/>
+              </w:rPr>
+              <w:t>登入綁定</w:t>
+            </w:r>
+          </w:p>
+        </w:tc>
+      </w:tr>
+      <w:tr>
+        <w:trPr>
+          <w:trHeight w:val="510"/>
+        </w:trPr>
+        <w:tc>
+          <w:tcPr>
+            <w:tcW w:w="1980" w:type="dxa"/>
+            <w:vMerge/>
+            <w:vAlign w:val="center"/>
+          </w:tcPr>
+          <w:p>
+            <w:pPr>
+              <w:jc w:val="center"/>
+              <w:rPr>
+                <w:rFonts w:ascii="Times New Roman" w:eastAsia="標楷體" w:hAnsi="Times New Roman"/>
+                <w:color w:val="000000" w:themeColor="text1"/>
+                <w:sz w:val="28"/>
+                <w:szCs w:val="28"/>
+              </w:rPr>
+            </w:pPr>
+          </w:p>
+        </w:tc>
+        <w:tc>
+          <w:tcPr>
+            <w:tcW w:w="5103" w:type="dxa"/>
+            <w:vAlign w:val="center"/>
+          </w:tcPr>
+          <w:p>
+            <w:pPr>
+              <w:jc w:val="both"/>
+              <w:rPr>
+                <w:rFonts w:ascii="Times New Roman" w:eastAsia="標楷體" w:hAnsi="Times New Roman" w:hint="eastAsia"/>
+                <w:color w:val="000000" w:themeColor="text1"/>
+                <w:sz w:val="28"/>
+                <w:szCs w:val="28"/>
+              </w:rPr>
+            </w:pPr>
+            <w:r>
+              <w:rPr>
+                <w:rFonts w:ascii="Times New Roman" w:eastAsia="標楷體" w:hAnsi="Times New Roman" w:hint="eastAsia"/>
+                <w:color w:val="000000" w:themeColor="text1"/>
+                <w:sz w:val="28"/>
+                <w:szCs w:val="28"/>
+              </w:rPr>
+              <w:t>message.py</w:t>
+            </w:r>
+          </w:p>
+        </w:tc>
+        <w:tc>
+          <w:tcPr>
+            <w:tcW w:w="3111" w:type="dxa"/>
+            <w:vAlign w:val="center"/>
+          </w:tcPr>
+          <w:p>
+            <w:pPr>
+              <w:jc w:val="center"/>
+              <w:rPr>
+                <w:rFonts w:ascii="Times New Roman" w:eastAsia="標楷體" w:hAnsi="Times New Roman" w:hint="eastAsia"/>
+                <w:color w:val="000000" w:themeColor="text1"/>
+                <w:sz w:val="28"/>
+                <w:szCs w:val="28"/>
+              </w:rPr>
+            </w:pPr>
+            <w:r>
+              <w:rPr>
+                <w:rFonts w:ascii="Times New Roman" w:eastAsia="標楷體" w:hAnsi="Times New Roman" w:hint="eastAsia"/>
+                <w:color w:val="000000" w:themeColor="text1"/>
+                <w:sz w:val="28"/>
+                <w:szCs w:val="28"/>
+              </w:rPr>
+              <w:t>登入檢查</w:t>
+            </w:r>
           </w:p>
         </w:tc>
       </w:tr>
     </w:tbl>
     <w:p>
       <w:pPr>
+        <w:jc w:val="right"/>
         <w:rPr>
           <w:rFonts w:hint="eastAsia"/>
         </w:rPr>
@@ -569,22 +4342,21 @@
         </w:rPr>
         <w:tab/>
       </w:r>
+      <w:bookmarkEnd w:id="3"/>
       <w:r>
         <w:rPr>
-          <w:rFonts w:ascii="Times New Roman" w:eastAsia="標楷體" w:hAnsi="Times New Roman" w:hint="eastAsia"/>
+          <w:rFonts w:ascii="Times New Roman" w:eastAsia="標楷體" w:hAnsi="Times New Roman"/>
           <w:color w:val="000000" w:themeColor="text1"/>
           <w:sz w:val="32"/>
           <w:szCs w:val="28"/>
         </w:rPr>
-        <w:t>程式規格描述</w:t>
+        <w:t>其他附屬之各種元件</w:t>
       </w:r>
-      <w:bookmarkEnd w:id="3"/>
     </w:p>
     <w:p>
       <w:pPr>
         <w:pStyle w:val="ae"/>
         <w:rPr>
-          <w:rFonts w:hint="eastAsia"/>
           <w:sz w:val="28"/>
           <w:szCs w:val="28"/>
         </w:rPr>
@@ -629,6 +4401,13 @@
         <w:t xml:space="preserve"> </w:t>
       </w:r>
       <w:bookmarkEnd w:id="4"/>
+      <w:r>
+        <w:rPr>
+          <w:sz w:val="28"/>
+          <w:szCs w:val="28"/>
+        </w:rPr>
+        <w:t>其他附屬之各種元件</w:t>
+      </w:r>
     </w:p>
     <w:tbl>
       <w:tblPr>
@@ -637,194 +4416,1882 @@
         <w:tblLook w:val="04A0" w:firstRow="1" w:lastRow="0" w:firstColumn="1" w:lastColumn="0" w:noHBand="0" w:noVBand="1"/>
       </w:tblPr>
       <w:tblGrid>
-        <w:gridCol w:w="2548"/>
-        <w:gridCol w:w="2548"/>
-        <w:gridCol w:w="2549"/>
-        <w:gridCol w:w="2549"/>
+        <w:gridCol w:w="2689"/>
+        <w:gridCol w:w="2268"/>
+        <w:gridCol w:w="5237"/>
       </w:tblGrid>
       <w:tr>
         <w:tc>
           <w:tcPr>
-            <w:tcW w:w="2548" w:type="dxa"/>
+            <w:tcW w:w="2689" w:type="dxa"/>
             <w:shd w:val="clear" w:color="auto" w:fill="D9D9D9" w:themeFill="background1" w:themeFillShade="D9"/>
           </w:tcPr>
           <w:p>
             <w:pPr>
-              <w:rPr>
-                <w:rFonts w:ascii="Times New Roman" w:eastAsia="標楷體" w:hAnsi="Times New Roman"/>
-                <w:color w:val="000000" w:themeColor="text1"/>
-                <w:sz w:val="28"/>
-                <w:szCs w:val="28"/>
-              </w:rPr>
-            </w:pPr>
-            <w:r>
-              <w:rPr>
-                <w:rFonts w:ascii="Times New Roman" w:eastAsia="標楷體" w:hAnsi="Times New Roman" w:hint="eastAsia"/>
-                <w:color w:val="000000" w:themeColor="text1"/>
-                <w:sz w:val="28"/>
-                <w:szCs w:val="28"/>
-              </w:rPr>
-              <w:t>編號</w:t>
-            </w:r>
-          </w:p>
-        </w:tc>
-        <w:tc>
-          <w:tcPr>
-            <w:tcW w:w="2548" w:type="dxa"/>
-            <w:vAlign w:val="center"/>
-          </w:tcPr>
-          <w:p>
-            <w:pPr>
-              <w:jc w:val="both"/>
-              <w:rPr>
-                <w:rFonts w:ascii="Times New Roman" w:eastAsia="標楷體" w:hAnsi="Times New Roman"/>
-                <w:color w:val="000000" w:themeColor="text1"/>
-                <w:sz w:val="28"/>
-                <w:szCs w:val="28"/>
-              </w:rPr>
-            </w:pPr>
-            <w:r>
-              <w:rPr>
-                <w:rFonts w:ascii="Times New Roman" w:eastAsia="標楷體" w:hAnsi="Times New Roman" w:hint="eastAsia"/>
-                <w:color w:val="000000" w:themeColor="text1"/>
-                <w:sz w:val="28"/>
-                <w:szCs w:val="28"/>
-              </w:rPr>
-              <w:t>1</w:t>
-            </w:r>
-          </w:p>
-        </w:tc>
-        <w:tc>
-          <w:tcPr>
-            <w:tcW w:w="2549" w:type="dxa"/>
+              <w:jc w:val="center"/>
+              <w:rPr>
+                <w:rFonts w:ascii="Times New Roman" w:eastAsia="標楷體" w:hAnsi="Times New Roman"/>
+                <w:color w:val="000000" w:themeColor="text1"/>
+                <w:sz w:val="28"/>
+                <w:szCs w:val="28"/>
+              </w:rPr>
+            </w:pPr>
+            <w:r>
+              <w:rPr>
+                <w:rFonts w:ascii="Times New Roman" w:eastAsia="標楷體" w:hAnsi="Times New Roman" w:hint="eastAsia"/>
+                <w:color w:val="000000" w:themeColor="text1"/>
+                <w:sz w:val="28"/>
+                <w:szCs w:val="28"/>
+              </w:rPr>
+              <w:t>套件名稱</w:t>
+            </w:r>
+          </w:p>
+        </w:tc>
+        <w:tc>
+          <w:tcPr>
+            <w:tcW w:w="2268" w:type="dxa"/>
             <w:shd w:val="clear" w:color="auto" w:fill="D9D9D9" w:themeFill="background1" w:themeFillShade="D9"/>
           </w:tcPr>
           <w:p>
             <w:pPr>
-              <w:rPr>
-                <w:rFonts w:ascii="Times New Roman" w:eastAsia="標楷體" w:hAnsi="Times New Roman"/>
-                <w:color w:val="000000" w:themeColor="text1"/>
-                <w:sz w:val="28"/>
-                <w:szCs w:val="28"/>
-              </w:rPr>
-            </w:pPr>
-            <w:r>
-              <w:rPr>
-                <w:rFonts w:ascii="Times New Roman" w:eastAsia="標楷體" w:hAnsi="Times New Roman" w:hint="eastAsia"/>
-                <w:color w:val="000000" w:themeColor="text1"/>
-                <w:sz w:val="28"/>
-                <w:szCs w:val="28"/>
-              </w:rPr>
-              <w:t>程式名稱</w:t>
-            </w:r>
-          </w:p>
-        </w:tc>
-        <w:tc>
-          <w:tcPr>
-            <w:tcW w:w="2549" w:type="dxa"/>
-            <w:vAlign w:val="center"/>
-          </w:tcPr>
-          <w:p>
-            <w:pPr>
-              <w:jc w:val="both"/>
-              <w:rPr>
-                <w:rFonts w:ascii="Times New Roman" w:eastAsia="標楷體" w:hAnsi="Times New Roman"/>
-                <w:color w:val="000000" w:themeColor="text1"/>
-                <w:sz w:val="28"/>
-                <w:szCs w:val="28"/>
-              </w:rPr>
-            </w:pPr>
+              <w:jc w:val="center"/>
+              <w:rPr>
+                <w:rFonts w:ascii="Times New Roman" w:eastAsia="標楷體" w:hAnsi="Times New Roman"/>
+                <w:color w:val="000000" w:themeColor="text1"/>
+                <w:sz w:val="28"/>
+                <w:szCs w:val="28"/>
+              </w:rPr>
+            </w:pPr>
+            <w:r>
+              <w:rPr>
+                <w:rFonts w:ascii="Times New Roman" w:eastAsia="標楷體" w:hAnsi="Times New Roman" w:hint="eastAsia"/>
+                <w:color w:val="000000" w:themeColor="text1"/>
+                <w:sz w:val="28"/>
+                <w:szCs w:val="28"/>
+              </w:rPr>
+              <w:t>版本</w:t>
+            </w:r>
+          </w:p>
+        </w:tc>
+        <w:tc>
+          <w:tcPr>
+            <w:tcW w:w="5237" w:type="dxa"/>
+            <w:shd w:val="clear" w:color="auto" w:fill="D9D9D9" w:themeFill="background1" w:themeFillShade="D9"/>
+          </w:tcPr>
+          <w:p>
+            <w:pPr>
+              <w:jc w:val="center"/>
+              <w:rPr>
+                <w:rFonts w:ascii="Times New Roman" w:eastAsia="標楷體" w:hAnsi="Times New Roman"/>
+                <w:color w:val="000000" w:themeColor="text1"/>
+                <w:sz w:val="28"/>
+                <w:szCs w:val="28"/>
+              </w:rPr>
+            </w:pPr>
+            <w:r>
+              <w:rPr>
+                <w:rFonts w:ascii="Times New Roman" w:eastAsia="標楷體" w:hAnsi="Times New Roman" w:hint="eastAsia"/>
+                <w:color w:val="000000" w:themeColor="text1"/>
+                <w:sz w:val="28"/>
+                <w:szCs w:val="28"/>
+              </w:rPr>
+              <w:t>功能</w:t>
+            </w:r>
+            <w:r>
+              <w:rPr>
+                <w:rFonts w:ascii="Times New Roman" w:eastAsia="標楷體" w:hAnsi="Times New Roman" w:hint="eastAsia"/>
+                <w:color w:val="000000" w:themeColor="text1"/>
+                <w:sz w:val="28"/>
+                <w:szCs w:val="28"/>
+              </w:rPr>
+              <w:t>說明</w:t>
+            </w:r>
           </w:p>
         </w:tc>
       </w:tr>
       <w:tr>
-        <w:tc>
-          <w:tcPr>
-            <w:tcW w:w="2548" w:type="dxa"/>
-            <w:shd w:val="clear" w:color="auto" w:fill="D9D9D9" w:themeFill="background1" w:themeFillShade="D9"/>
-          </w:tcPr>
-          <w:p>
-            <w:pPr>
-              <w:rPr>
-                <w:rFonts w:ascii="Times New Roman" w:eastAsia="標楷體" w:hAnsi="Times New Roman"/>
-                <w:color w:val="000000" w:themeColor="text1"/>
-                <w:sz w:val="28"/>
-                <w:szCs w:val="28"/>
-              </w:rPr>
-            </w:pPr>
-            <w:r>
-              <w:rPr>
-                <w:rFonts w:ascii="Times New Roman" w:eastAsia="標楷體" w:hAnsi="Times New Roman" w:hint="eastAsia"/>
-                <w:color w:val="000000" w:themeColor="text1"/>
-                <w:sz w:val="28"/>
-                <w:szCs w:val="28"/>
-              </w:rPr>
-              <w:t>功能</w:t>
-            </w:r>
-          </w:p>
-        </w:tc>
-        <w:tc>
-          <w:tcPr>
-            <w:tcW w:w="7646" w:type="dxa"/>
-            <w:gridSpan w:val="3"/>
-            <w:vAlign w:val="center"/>
-          </w:tcPr>
-          <w:p>
-            <w:pPr>
-              <w:jc w:val="both"/>
-              <w:rPr>
-                <w:rFonts w:ascii="Times New Roman" w:eastAsia="標楷體" w:hAnsi="Times New Roman" w:hint="eastAsia"/>
-                <w:color w:val="000000" w:themeColor="text1"/>
-                <w:sz w:val="28"/>
-                <w:szCs w:val="28"/>
-              </w:rPr>
-            </w:pPr>
+        <w:trPr>
+          <w:trHeight w:val="501"/>
+        </w:trPr>
+        <w:tc>
+          <w:tcPr>
+            <w:tcW w:w="2689" w:type="dxa"/>
+            <w:vAlign w:val="center"/>
+          </w:tcPr>
+          <w:p>
+            <w:pPr>
+              <w:jc w:val="center"/>
+              <w:rPr>
+                <w:rFonts w:ascii="Times New Roman" w:eastAsia="標楷體" w:hAnsi="Times New Roman"/>
+                <w:color w:val="000000" w:themeColor="text1"/>
+                <w:sz w:val="28"/>
+                <w:szCs w:val="28"/>
+              </w:rPr>
+            </w:pPr>
+            <w:proofErr w:type="gramStart"/>
+            <w:r>
+              <w:rPr>
+                <w:rFonts w:ascii="Times New Roman" w:eastAsia="標楷體" w:hAnsi="Times New Roman" w:hint="eastAsia"/>
+                <w:color w:val="000000" w:themeColor="text1"/>
+                <w:sz w:val="28"/>
+                <w:szCs w:val="28"/>
+              </w:rPr>
+              <w:t>annotated-types</w:t>
+            </w:r>
+            <w:proofErr w:type="gramEnd"/>
+          </w:p>
+        </w:tc>
+        <w:tc>
+          <w:tcPr>
+            <w:tcW w:w="2268" w:type="dxa"/>
+            <w:vAlign w:val="center"/>
+          </w:tcPr>
+          <w:p>
+            <w:pPr>
+              <w:jc w:val="center"/>
+              <w:rPr>
+                <w:rFonts w:ascii="Times New Roman" w:eastAsia="標楷體" w:hAnsi="Times New Roman"/>
+                <w:color w:val="000000" w:themeColor="text1"/>
+                <w:sz w:val="28"/>
+                <w:szCs w:val="28"/>
+              </w:rPr>
+            </w:pPr>
+            <w:r>
+              <w:rPr>
+                <w:rFonts w:ascii="Times New Roman" w:eastAsia="標楷體" w:hAnsi="Times New Roman" w:hint="eastAsia"/>
+                <w:color w:val="000000" w:themeColor="text1"/>
+                <w:sz w:val="28"/>
+                <w:szCs w:val="28"/>
+              </w:rPr>
+              <w:t>0.7.0</w:t>
+            </w:r>
+          </w:p>
+        </w:tc>
+        <w:tc>
+          <w:tcPr>
+            <w:tcW w:w="5237" w:type="dxa"/>
+          </w:tcPr>
+          <w:p>
+            <w:pPr>
+              <w:jc w:val="center"/>
+              <w:rPr>
+                <w:rFonts w:ascii="Times New Roman" w:eastAsia="標楷體" w:hAnsi="Times New Roman"/>
+                <w:color w:val="000000" w:themeColor="text1"/>
+                <w:sz w:val="28"/>
+                <w:szCs w:val="28"/>
+              </w:rPr>
+            </w:pPr>
+            <w:r>
+              <w:rPr>
+                <w:rFonts w:ascii="Times New Roman" w:eastAsia="標楷體" w:hAnsi="Times New Roman" w:hint="eastAsia"/>
+                <w:color w:val="000000" w:themeColor="text1"/>
+                <w:sz w:val="28"/>
+                <w:szCs w:val="28"/>
+              </w:rPr>
+              <w:t>共用詮釋資料</w:t>
+            </w:r>
           </w:p>
         </w:tc>
       </w:tr>
       <w:tr>
-        <w:tc>
-          <w:tcPr>
-            <w:tcW w:w="10194" w:type="dxa"/>
-            <w:gridSpan w:val="4"/>
-            <w:shd w:val="clear" w:color="auto" w:fill="D9D9D9" w:themeFill="background1" w:themeFillShade="D9"/>
-          </w:tcPr>
-          <w:p>
-            <w:pPr>
-              <w:rPr>
-                <w:rFonts w:ascii="Times New Roman" w:eastAsia="標楷體" w:hAnsi="Times New Roman"/>
-                <w:color w:val="000000" w:themeColor="text1"/>
-                <w:sz w:val="28"/>
-                <w:szCs w:val="28"/>
-              </w:rPr>
-            </w:pPr>
-            <w:r>
-              <w:rPr>
-                <w:rFonts w:ascii="Times New Roman" w:eastAsia="標楷體" w:hAnsi="Times New Roman" w:hint="eastAsia"/>
-                <w:color w:val="000000" w:themeColor="text1"/>
-                <w:sz w:val="28"/>
-                <w:szCs w:val="28"/>
-              </w:rPr>
-              <w:t>部分程式碼</w:t>
+        <w:trPr>
+          <w:trHeight w:val="510"/>
+        </w:trPr>
+        <w:tc>
+          <w:tcPr>
+            <w:tcW w:w="2689" w:type="dxa"/>
+            <w:vAlign w:val="center"/>
+          </w:tcPr>
+          <w:p>
+            <w:pPr>
+              <w:jc w:val="center"/>
+              <w:rPr>
+                <w:rFonts w:ascii="Times New Roman" w:eastAsia="標楷體" w:hAnsi="Times New Roman"/>
+                <w:color w:val="000000" w:themeColor="text1"/>
+                <w:sz w:val="28"/>
+                <w:szCs w:val="28"/>
+              </w:rPr>
+            </w:pPr>
+            <w:proofErr w:type="spellStart"/>
+            <w:r>
+              <w:rPr>
+                <w:rFonts w:ascii="Times New Roman" w:eastAsia="標楷體" w:hAnsi="Times New Roman" w:hint="eastAsia"/>
+                <w:color w:val="000000" w:themeColor="text1"/>
+                <w:sz w:val="28"/>
+                <w:szCs w:val="28"/>
+              </w:rPr>
+              <w:t>anyio</w:t>
+            </w:r>
+            <w:proofErr w:type="spellEnd"/>
+          </w:p>
+        </w:tc>
+        <w:tc>
+          <w:tcPr>
+            <w:tcW w:w="2268" w:type="dxa"/>
+            <w:vAlign w:val="center"/>
+          </w:tcPr>
+          <w:p>
+            <w:pPr>
+              <w:jc w:val="center"/>
+              <w:rPr>
+                <w:rFonts w:ascii="Times New Roman" w:eastAsia="標楷體" w:hAnsi="Times New Roman"/>
+                <w:color w:val="000000" w:themeColor="text1"/>
+                <w:sz w:val="28"/>
+                <w:szCs w:val="28"/>
+              </w:rPr>
+            </w:pPr>
+            <w:r>
+              <w:rPr>
+                <w:rFonts w:ascii="Times New Roman" w:eastAsia="標楷體" w:hAnsi="Times New Roman" w:hint="eastAsia"/>
+                <w:color w:val="000000" w:themeColor="text1"/>
+                <w:sz w:val="28"/>
+                <w:szCs w:val="28"/>
+              </w:rPr>
+              <w:t>4.13.0</w:t>
+            </w:r>
+          </w:p>
+        </w:tc>
+        <w:tc>
+          <w:tcPr>
+            <w:tcW w:w="5237" w:type="dxa"/>
+          </w:tcPr>
+          <w:p>
+            <w:pPr>
+              <w:jc w:val="center"/>
+              <w:rPr>
+                <w:rFonts w:ascii="Times New Roman" w:eastAsia="標楷體" w:hAnsi="Times New Roman"/>
+                <w:color w:val="000000" w:themeColor="text1"/>
+                <w:sz w:val="28"/>
+                <w:szCs w:val="28"/>
+              </w:rPr>
+            </w:pPr>
+            <w:r>
+              <w:rPr>
+                <w:rFonts w:ascii="Times New Roman" w:eastAsia="標楷體" w:hAnsi="Times New Roman" w:hint="eastAsia"/>
+                <w:color w:val="000000" w:themeColor="text1"/>
+                <w:sz w:val="28"/>
+                <w:szCs w:val="28"/>
+              </w:rPr>
+              <w:t>統一</w:t>
+            </w:r>
+            <w:r>
+              <w:rPr>
+                <w:rFonts w:ascii="Times New Roman" w:eastAsia="標楷體" w:hAnsi="Times New Roman" w:hint="eastAsia"/>
+                <w:color w:val="000000" w:themeColor="text1"/>
+                <w:sz w:val="28"/>
+                <w:szCs w:val="28"/>
+              </w:rPr>
+              <w:t xml:space="preserve"> </w:t>
+            </w:r>
+            <w:proofErr w:type="spellStart"/>
+            <w:r>
+              <w:rPr>
+                <w:rFonts w:ascii="Times New Roman" w:eastAsia="標楷體" w:hAnsi="Times New Roman" w:hint="eastAsia"/>
+                <w:color w:val="000000" w:themeColor="text1"/>
+                <w:sz w:val="28"/>
+                <w:szCs w:val="28"/>
+              </w:rPr>
+              <w:t>asyncio</w:t>
+            </w:r>
+            <w:proofErr w:type="spellEnd"/>
+            <w:r>
+              <w:rPr>
+                <w:rFonts w:ascii="Times New Roman" w:eastAsia="標楷體" w:hAnsi="Times New Roman" w:hint="eastAsia"/>
+                <w:color w:val="000000" w:themeColor="text1"/>
+                <w:sz w:val="28"/>
+                <w:szCs w:val="28"/>
+              </w:rPr>
+              <w:t>與</w:t>
+            </w:r>
+            <w:r>
+              <w:rPr>
+                <w:rFonts w:ascii="Times New Roman" w:eastAsia="標楷體" w:hAnsi="Times New Roman" w:hint="eastAsia"/>
+                <w:color w:val="000000" w:themeColor="text1"/>
+                <w:sz w:val="28"/>
+                <w:szCs w:val="28"/>
+              </w:rPr>
+              <w:t>trio</w:t>
+            </w:r>
+            <w:r>
+              <w:rPr>
+                <w:rFonts w:ascii="Times New Roman" w:eastAsia="標楷體" w:hAnsi="Times New Roman" w:hint="eastAsia"/>
+                <w:color w:val="000000" w:themeColor="text1"/>
+                <w:sz w:val="28"/>
+                <w:szCs w:val="28"/>
+              </w:rPr>
+              <w:t>的</w:t>
+            </w:r>
+            <w:r>
+              <w:rPr>
+                <w:rFonts w:ascii="Times New Roman" w:eastAsia="標楷體" w:hAnsi="Times New Roman" w:hint="eastAsia"/>
+                <w:color w:val="000000" w:themeColor="text1"/>
+                <w:sz w:val="28"/>
+                <w:szCs w:val="28"/>
+              </w:rPr>
+              <w:t>API</w:t>
+            </w:r>
+            <w:r>
+              <w:rPr>
+                <w:rFonts w:ascii="Times New Roman" w:eastAsia="標楷體" w:hAnsi="Times New Roman" w:hint="eastAsia"/>
+                <w:color w:val="000000" w:themeColor="text1"/>
+                <w:sz w:val="28"/>
+                <w:szCs w:val="28"/>
+              </w:rPr>
+              <w:t>呼叫。</w:t>
             </w:r>
           </w:p>
         </w:tc>
       </w:tr>
       <w:tr>
-        <w:tc>
-          <w:tcPr>
-            <w:tcW w:w="10194" w:type="dxa"/>
-            <w:gridSpan w:val="4"/>
-          </w:tcPr>
-          <w:p>
-            <w:pPr>
-              <w:rPr>
-                <w:rFonts w:ascii="Times New Roman" w:eastAsia="標楷體" w:hAnsi="Times New Roman"/>
-                <w:color w:val="000000" w:themeColor="text1"/>
-                <w:sz w:val="28"/>
-                <w:szCs w:val="28"/>
-              </w:rPr>
-            </w:pPr>
+        <w:trPr>
+          <w:trHeight w:val="510"/>
+        </w:trPr>
+        <w:tc>
+          <w:tcPr>
+            <w:tcW w:w="2689" w:type="dxa"/>
+            <w:vAlign w:val="center"/>
+          </w:tcPr>
+          <w:p>
+            <w:pPr>
+              <w:jc w:val="center"/>
+              <w:rPr>
+                <w:rFonts w:ascii="Times New Roman" w:eastAsia="標楷體" w:hAnsi="Times New Roman"/>
+                <w:color w:val="000000" w:themeColor="text1"/>
+                <w:sz w:val="28"/>
+                <w:szCs w:val="28"/>
+              </w:rPr>
+            </w:pPr>
+            <w:proofErr w:type="spellStart"/>
+            <w:r>
+              <w:rPr>
+                <w:rFonts w:ascii="Times New Roman" w:eastAsia="標楷體" w:hAnsi="Times New Roman" w:hint="eastAsia"/>
+                <w:color w:val="000000" w:themeColor="text1"/>
+                <w:sz w:val="28"/>
+                <w:szCs w:val="28"/>
+              </w:rPr>
+              <w:t>asgiref</w:t>
+            </w:r>
+            <w:proofErr w:type="spellEnd"/>
+          </w:p>
+        </w:tc>
+        <w:tc>
+          <w:tcPr>
+            <w:tcW w:w="2268" w:type="dxa"/>
+            <w:vAlign w:val="center"/>
+          </w:tcPr>
+          <w:p>
+            <w:pPr>
+              <w:jc w:val="center"/>
+              <w:rPr>
+                <w:rFonts w:ascii="Times New Roman" w:eastAsia="標楷體" w:hAnsi="Times New Roman"/>
+                <w:color w:val="000000" w:themeColor="text1"/>
+                <w:sz w:val="28"/>
+                <w:szCs w:val="28"/>
+              </w:rPr>
+            </w:pPr>
+            <w:r>
+              <w:rPr>
+                <w:rFonts w:ascii="Times New Roman" w:eastAsia="標楷體" w:hAnsi="Times New Roman" w:hint="eastAsia"/>
+                <w:color w:val="000000" w:themeColor="text1"/>
+                <w:sz w:val="28"/>
+                <w:szCs w:val="28"/>
+              </w:rPr>
+              <w:t>3.11.1</w:t>
+            </w:r>
+          </w:p>
+        </w:tc>
+        <w:tc>
+          <w:tcPr>
+            <w:tcW w:w="5237" w:type="dxa"/>
+          </w:tcPr>
+          <w:p>
+            <w:pPr>
+              <w:jc w:val="center"/>
+              <w:rPr>
+                <w:rFonts w:ascii="Times New Roman" w:eastAsia="標楷體" w:hAnsi="Times New Roman"/>
+                <w:color w:val="000000" w:themeColor="text1"/>
+                <w:sz w:val="28"/>
+                <w:szCs w:val="28"/>
+              </w:rPr>
+            </w:pPr>
+            <w:r>
+              <w:rPr>
+                <w:rFonts w:ascii="Times New Roman" w:eastAsia="標楷體" w:hAnsi="Times New Roman" w:hint="eastAsia"/>
+                <w:color w:val="000000" w:themeColor="text1"/>
+                <w:sz w:val="28"/>
+                <w:szCs w:val="28"/>
+              </w:rPr>
+              <w:t>ASGI</w:t>
+            </w:r>
+            <w:r>
+              <w:rPr>
+                <w:rFonts w:ascii="Times New Roman" w:eastAsia="標楷體" w:hAnsi="Times New Roman" w:hint="eastAsia"/>
+                <w:color w:val="000000" w:themeColor="text1"/>
+                <w:sz w:val="28"/>
+                <w:szCs w:val="28"/>
+              </w:rPr>
+              <w:t>標準規格與輔助工具庫</w:t>
+            </w:r>
+          </w:p>
+        </w:tc>
+      </w:tr>
+      <w:tr>
+        <w:trPr>
+          <w:trHeight w:val="510"/>
+        </w:trPr>
+        <w:tc>
+          <w:tcPr>
+            <w:tcW w:w="2689" w:type="dxa"/>
+            <w:vAlign w:val="center"/>
+          </w:tcPr>
+          <w:p>
+            <w:pPr>
+              <w:jc w:val="center"/>
+              <w:rPr>
+                <w:rFonts w:ascii="Times New Roman" w:eastAsia="標楷體" w:hAnsi="Times New Roman"/>
+                <w:color w:val="000000" w:themeColor="text1"/>
+                <w:sz w:val="28"/>
+                <w:szCs w:val="28"/>
+              </w:rPr>
+            </w:pPr>
+            <w:proofErr w:type="spellStart"/>
+            <w:r>
+              <w:rPr>
+                <w:rFonts w:ascii="Times New Roman" w:eastAsia="標楷體" w:hAnsi="Times New Roman" w:hint="eastAsia"/>
+                <w:color w:val="000000" w:themeColor="text1"/>
+                <w:sz w:val="28"/>
+                <w:szCs w:val="28"/>
+              </w:rPr>
+              <w:t>certifi</w:t>
+            </w:r>
+            <w:proofErr w:type="spellEnd"/>
+          </w:p>
+        </w:tc>
+        <w:tc>
+          <w:tcPr>
+            <w:tcW w:w="2268" w:type="dxa"/>
+            <w:vAlign w:val="center"/>
+          </w:tcPr>
+          <w:p>
+            <w:pPr>
+              <w:jc w:val="center"/>
+              <w:rPr>
+                <w:rFonts w:ascii="Times New Roman" w:eastAsia="標楷體" w:hAnsi="Times New Roman"/>
+                <w:color w:val="000000" w:themeColor="text1"/>
+                <w:sz w:val="28"/>
+                <w:szCs w:val="28"/>
+              </w:rPr>
+            </w:pPr>
+            <w:r>
+              <w:rPr>
+                <w:rFonts w:ascii="Times New Roman" w:eastAsia="標楷體" w:hAnsi="Times New Roman" w:hint="eastAsia"/>
+                <w:color w:val="000000" w:themeColor="text1"/>
+                <w:sz w:val="28"/>
+                <w:szCs w:val="28"/>
+              </w:rPr>
+              <w:t>2026.5.20</w:t>
+            </w:r>
+          </w:p>
+        </w:tc>
+        <w:tc>
+          <w:tcPr>
+            <w:tcW w:w="5237" w:type="dxa"/>
+          </w:tcPr>
+          <w:p>
+            <w:pPr>
+              <w:jc w:val="center"/>
+              <w:rPr>
+                <w:rFonts w:ascii="Times New Roman" w:eastAsia="標楷體" w:hAnsi="Times New Roman"/>
+                <w:color w:val="000000" w:themeColor="text1"/>
+                <w:sz w:val="28"/>
+                <w:szCs w:val="28"/>
+              </w:rPr>
+            </w:pPr>
+            <w:r>
+              <w:rPr>
+                <w:rFonts w:ascii="Times New Roman" w:eastAsia="標楷體" w:hAnsi="Times New Roman" w:hint="eastAsia"/>
+                <w:color w:val="000000" w:themeColor="text1"/>
+                <w:sz w:val="28"/>
+                <w:szCs w:val="28"/>
+              </w:rPr>
+              <w:t>驗證</w:t>
+            </w:r>
+            <w:r>
+              <w:rPr>
+                <w:rFonts w:ascii="Times New Roman" w:eastAsia="標楷體" w:hAnsi="Times New Roman" w:hint="eastAsia"/>
+                <w:color w:val="000000" w:themeColor="text1"/>
+                <w:sz w:val="28"/>
+                <w:szCs w:val="28"/>
+              </w:rPr>
+              <w:t xml:space="preserve"> SSL/TLS </w:t>
+            </w:r>
+            <w:r>
+              <w:rPr>
+                <w:rFonts w:ascii="Times New Roman" w:eastAsia="標楷體" w:hAnsi="Times New Roman" w:hint="eastAsia"/>
+                <w:color w:val="000000" w:themeColor="text1"/>
+                <w:sz w:val="28"/>
+                <w:szCs w:val="28"/>
+              </w:rPr>
+              <w:t>連線的安全性。</w:t>
+            </w:r>
+          </w:p>
+        </w:tc>
+      </w:tr>
+      <w:tr>
+        <w:trPr>
+          <w:trHeight w:val="510"/>
+        </w:trPr>
+        <w:tc>
+          <w:tcPr>
+            <w:tcW w:w="2689" w:type="dxa"/>
+            <w:vAlign w:val="center"/>
+          </w:tcPr>
+          <w:p>
+            <w:pPr>
+              <w:jc w:val="center"/>
+              <w:rPr>
+                <w:rFonts w:ascii="Times New Roman" w:eastAsia="標楷體" w:hAnsi="Times New Roman"/>
+                <w:color w:val="000000" w:themeColor="text1"/>
+                <w:sz w:val="28"/>
+                <w:szCs w:val="28"/>
+              </w:rPr>
+            </w:pPr>
+            <w:proofErr w:type="spellStart"/>
+            <w:r>
+              <w:rPr>
+                <w:rFonts w:ascii="Times New Roman" w:eastAsia="標楷體" w:hAnsi="Times New Roman" w:hint="eastAsia"/>
+                <w:color w:val="000000" w:themeColor="text1"/>
+                <w:sz w:val="28"/>
+                <w:szCs w:val="28"/>
+              </w:rPr>
+              <w:t>cffi</w:t>
+            </w:r>
+            <w:proofErr w:type="spellEnd"/>
+          </w:p>
+        </w:tc>
+        <w:tc>
+          <w:tcPr>
+            <w:tcW w:w="2268" w:type="dxa"/>
+            <w:vAlign w:val="center"/>
+          </w:tcPr>
+          <w:p>
+            <w:pPr>
+              <w:jc w:val="center"/>
+              <w:rPr>
+                <w:rFonts w:ascii="Times New Roman" w:eastAsia="標楷體" w:hAnsi="Times New Roman"/>
+                <w:color w:val="000000" w:themeColor="text1"/>
+                <w:sz w:val="28"/>
+                <w:szCs w:val="28"/>
+              </w:rPr>
+            </w:pPr>
+            <w:r>
+              <w:rPr>
+                <w:rFonts w:ascii="Times New Roman" w:eastAsia="標楷體" w:hAnsi="Times New Roman" w:hint="eastAsia"/>
+                <w:color w:val="000000" w:themeColor="text1"/>
+                <w:sz w:val="28"/>
+                <w:szCs w:val="28"/>
+              </w:rPr>
+              <w:t>2.0.0</w:t>
+            </w:r>
+          </w:p>
+        </w:tc>
+        <w:tc>
+          <w:tcPr>
+            <w:tcW w:w="5237" w:type="dxa"/>
+          </w:tcPr>
+          <w:p>
+            <w:pPr>
+              <w:jc w:val="center"/>
+              <w:rPr>
+                <w:rFonts w:ascii="Times New Roman" w:eastAsia="標楷體" w:hAnsi="Times New Roman"/>
+                <w:color w:val="000000" w:themeColor="text1"/>
+                <w:sz w:val="28"/>
+                <w:szCs w:val="28"/>
+              </w:rPr>
+            </w:pPr>
+            <w:r>
+              <w:rPr>
+                <w:rFonts w:ascii="Times New Roman" w:eastAsia="標楷體" w:hAnsi="Times New Roman" w:hint="eastAsia"/>
+                <w:color w:val="000000" w:themeColor="text1"/>
+                <w:sz w:val="28"/>
+                <w:szCs w:val="28"/>
+              </w:rPr>
+              <w:t xml:space="preserve">Python </w:t>
+            </w:r>
+            <w:r>
+              <w:rPr>
+                <w:rFonts w:ascii="Times New Roman" w:eastAsia="標楷體" w:hAnsi="Times New Roman" w:hint="eastAsia"/>
+                <w:color w:val="000000" w:themeColor="text1"/>
+                <w:sz w:val="28"/>
+                <w:szCs w:val="28"/>
+              </w:rPr>
+              <w:t>的</w:t>
+            </w:r>
+            <w:r>
+              <w:rPr>
+                <w:rFonts w:ascii="Times New Roman" w:eastAsia="標楷體" w:hAnsi="Times New Roman" w:hint="eastAsia"/>
+                <w:color w:val="000000" w:themeColor="text1"/>
+                <w:sz w:val="28"/>
+                <w:szCs w:val="28"/>
+              </w:rPr>
+              <w:t xml:space="preserve"> C </w:t>
+            </w:r>
+            <w:r>
+              <w:rPr>
+                <w:rFonts w:ascii="Times New Roman" w:eastAsia="標楷體" w:hAnsi="Times New Roman" w:hint="eastAsia"/>
+                <w:color w:val="000000" w:themeColor="text1"/>
+                <w:sz w:val="28"/>
+                <w:szCs w:val="28"/>
+              </w:rPr>
+              <w:t>語言外部函式介面</w:t>
+            </w:r>
+          </w:p>
+        </w:tc>
+      </w:tr>
+      <w:tr>
+        <w:trPr>
+          <w:trHeight w:val="510"/>
+        </w:trPr>
+        <w:tc>
+          <w:tcPr>
+            <w:tcW w:w="2689" w:type="dxa"/>
+            <w:vAlign w:val="center"/>
+          </w:tcPr>
+          <w:p>
+            <w:pPr>
+              <w:jc w:val="center"/>
+              <w:rPr>
+                <w:rFonts w:ascii="Times New Roman" w:eastAsia="標楷體" w:hAnsi="Times New Roman"/>
+                <w:color w:val="000000" w:themeColor="text1"/>
+                <w:sz w:val="28"/>
+                <w:szCs w:val="28"/>
+              </w:rPr>
+            </w:pPr>
+            <w:r>
+              <w:rPr>
+                <w:rFonts w:ascii="Times New Roman" w:eastAsia="標楷體" w:hAnsi="Times New Roman" w:hint="eastAsia"/>
+                <w:color w:val="000000" w:themeColor="text1"/>
+                <w:sz w:val="28"/>
+                <w:szCs w:val="28"/>
+              </w:rPr>
+              <w:t>charset-normalizer</w:t>
+            </w:r>
+          </w:p>
+        </w:tc>
+        <w:tc>
+          <w:tcPr>
+            <w:tcW w:w="2268" w:type="dxa"/>
+            <w:vAlign w:val="center"/>
+          </w:tcPr>
+          <w:p>
+            <w:pPr>
+              <w:jc w:val="center"/>
+              <w:rPr>
+                <w:rFonts w:ascii="Times New Roman" w:eastAsia="標楷體" w:hAnsi="Times New Roman"/>
+                <w:color w:val="000000" w:themeColor="text1"/>
+                <w:sz w:val="28"/>
+                <w:szCs w:val="28"/>
+              </w:rPr>
+            </w:pPr>
+            <w:r>
+              <w:rPr>
+                <w:rFonts w:ascii="Times New Roman" w:eastAsia="標楷體" w:hAnsi="Times New Roman" w:hint="eastAsia"/>
+                <w:color w:val="000000" w:themeColor="text1"/>
+                <w:sz w:val="28"/>
+                <w:szCs w:val="28"/>
+              </w:rPr>
+              <w:t>3.4.7</w:t>
+            </w:r>
+          </w:p>
+        </w:tc>
+        <w:tc>
+          <w:tcPr>
+            <w:tcW w:w="5237" w:type="dxa"/>
+          </w:tcPr>
+          <w:p>
+            <w:pPr>
+              <w:jc w:val="center"/>
+              <w:rPr>
+                <w:rFonts w:ascii="Times New Roman" w:eastAsia="標楷體" w:hAnsi="Times New Roman"/>
+                <w:color w:val="000000" w:themeColor="text1"/>
+                <w:sz w:val="28"/>
+                <w:szCs w:val="28"/>
+              </w:rPr>
+            </w:pPr>
+            <w:r>
+              <w:rPr>
+                <w:rFonts w:ascii="Times New Roman" w:eastAsia="標楷體" w:hAnsi="Times New Roman" w:hint="eastAsia"/>
+                <w:color w:val="000000" w:themeColor="text1"/>
+                <w:sz w:val="28"/>
+                <w:szCs w:val="28"/>
+              </w:rPr>
+              <w:t>字符編碼與語言檢測工具</w:t>
+            </w:r>
+          </w:p>
+        </w:tc>
+      </w:tr>
+      <w:tr>
+        <w:trPr>
+          <w:trHeight w:val="510"/>
+        </w:trPr>
+        <w:tc>
+          <w:tcPr>
+            <w:tcW w:w="2689" w:type="dxa"/>
+            <w:vAlign w:val="center"/>
+          </w:tcPr>
+          <w:p>
+            <w:pPr>
+              <w:jc w:val="center"/>
+              <w:rPr>
+                <w:rFonts w:ascii="Times New Roman" w:eastAsia="標楷體" w:hAnsi="Times New Roman"/>
+                <w:color w:val="000000" w:themeColor="text1"/>
+                <w:sz w:val="28"/>
+                <w:szCs w:val="28"/>
+              </w:rPr>
+            </w:pPr>
+            <w:r>
+              <w:rPr>
+                <w:rFonts w:ascii="Times New Roman" w:eastAsia="標楷體" w:hAnsi="Times New Roman" w:hint="eastAsia"/>
+                <w:color w:val="000000" w:themeColor="text1"/>
+                <w:sz w:val="28"/>
+                <w:szCs w:val="28"/>
+              </w:rPr>
+              <w:t>cryptography</w:t>
+            </w:r>
+          </w:p>
+        </w:tc>
+        <w:tc>
+          <w:tcPr>
+            <w:tcW w:w="2268" w:type="dxa"/>
+            <w:vAlign w:val="center"/>
+          </w:tcPr>
+          <w:p>
+            <w:pPr>
+              <w:jc w:val="center"/>
+              <w:rPr>
+                <w:rFonts w:ascii="Times New Roman" w:eastAsia="標楷體" w:hAnsi="Times New Roman" w:hint="eastAsia"/>
+                <w:color w:val="000000" w:themeColor="text1"/>
+                <w:sz w:val="28"/>
+                <w:szCs w:val="28"/>
+              </w:rPr>
+            </w:pPr>
+            <w:r>
+              <w:rPr>
+                <w:rFonts w:ascii="Times New Roman" w:eastAsia="標楷體" w:hAnsi="Times New Roman" w:hint="eastAsia"/>
+                <w:color w:val="000000" w:themeColor="text1"/>
+                <w:sz w:val="28"/>
+                <w:szCs w:val="28"/>
+              </w:rPr>
+              <w:t>48.0.0</w:t>
+            </w:r>
+          </w:p>
+        </w:tc>
+        <w:tc>
+          <w:tcPr>
+            <w:tcW w:w="5237" w:type="dxa"/>
+          </w:tcPr>
+          <w:p>
+            <w:pPr>
+              <w:jc w:val="center"/>
+              <w:rPr>
+                <w:rFonts w:ascii="Times New Roman" w:eastAsia="標楷體" w:hAnsi="Times New Roman"/>
+                <w:color w:val="000000" w:themeColor="text1"/>
+                <w:sz w:val="28"/>
+                <w:szCs w:val="28"/>
+              </w:rPr>
+            </w:pPr>
+            <w:r>
+              <w:rPr>
+                <w:rFonts w:ascii="Times New Roman" w:eastAsia="標楷體" w:hAnsi="Times New Roman" w:hint="eastAsia"/>
+                <w:color w:val="000000" w:themeColor="text1"/>
+                <w:sz w:val="28"/>
+                <w:szCs w:val="28"/>
+              </w:rPr>
+              <w:t>提供現代密碼學演算法實作</w:t>
+            </w:r>
+          </w:p>
+        </w:tc>
+      </w:tr>
+      <w:tr>
+        <w:trPr>
+          <w:trHeight w:val="510"/>
+        </w:trPr>
+        <w:tc>
+          <w:tcPr>
+            <w:tcW w:w="2689" w:type="dxa"/>
+            <w:vAlign w:val="center"/>
+          </w:tcPr>
+          <w:p>
+            <w:pPr>
+              <w:jc w:val="center"/>
+              <w:rPr>
+                <w:rFonts w:ascii="Times New Roman" w:eastAsia="標楷體" w:hAnsi="Times New Roman"/>
+                <w:color w:val="000000" w:themeColor="text1"/>
+                <w:sz w:val="28"/>
+                <w:szCs w:val="28"/>
+              </w:rPr>
+            </w:pPr>
+            <w:r>
+              <w:rPr>
+                <w:rFonts w:ascii="Times New Roman" w:eastAsia="標楷體" w:hAnsi="Times New Roman" w:hint="eastAsia"/>
+                <w:color w:val="000000" w:themeColor="text1"/>
+                <w:sz w:val="28"/>
+                <w:szCs w:val="28"/>
+              </w:rPr>
+              <w:t>Django</w:t>
+            </w:r>
+          </w:p>
+        </w:tc>
+        <w:tc>
+          <w:tcPr>
+            <w:tcW w:w="2268" w:type="dxa"/>
+            <w:vAlign w:val="center"/>
+          </w:tcPr>
+          <w:p>
+            <w:pPr>
+              <w:jc w:val="center"/>
+              <w:rPr>
+                <w:rFonts w:ascii="Times New Roman" w:eastAsia="標楷體" w:hAnsi="Times New Roman"/>
+                <w:color w:val="000000" w:themeColor="text1"/>
+                <w:sz w:val="28"/>
+                <w:szCs w:val="28"/>
+              </w:rPr>
+            </w:pPr>
+            <w:r>
+              <w:rPr>
+                <w:rFonts w:ascii="Times New Roman" w:eastAsia="標楷體" w:hAnsi="Times New Roman" w:hint="eastAsia"/>
+                <w:color w:val="000000" w:themeColor="text1"/>
+                <w:sz w:val="28"/>
+                <w:szCs w:val="28"/>
+              </w:rPr>
+              <w:t>6.0.5</w:t>
+            </w:r>
+          </w:p>
+        </w:tc>
+        <w:tc>
+          <w:tcPr>
+            <w:tcW w:w="5237" w:type="dxa"/>
+          </w:tcPr>
+          <w:p>
+            <w:pPr>
+              <w:jc w:val="center"/>
+              <w:rPr>
+                <w:rFonts w:ascii="Times New Roman" w:eastAsia="標楷體" w:hAnsi="Times New Roman"/>
+                <w:color w:val="000000" w:themeColor="text1"/>
+                <w:sz w:val="28"/>
+                <w:szCs w:val="28"/>
+              </w:rPr>
+            </w:pPr>
+            <w:r>
+              <w:rPr>
+                <w:rFonts w:ascii="Times New Roman" w:eastAsia="標楷體" w:hAnsi="Times New Roman" w:hint="eastAsia"/>
+                <w:color w:val="000000" w:themeColor="text1"/>
+                <w:sz w:val="28"/>
+                <w:szCs w:val="28"/>
+              </w:rPr>
+              <w:t xml:space="preserve">Python Web </w:t>
+            </w:r>
+            <w:r>
+              <w:rPr>
+                <w:rFonts w:ascii="Times New Roman" w:eastAsia="標楷體" w:hAnsi="Times New Roman" w:hint="eastAsia"/>
+                <w:color w:val="000000" w:themeColor="text1"/>
+                <w:sz w:val="28"/>
+                <w:szCs w:val="28"/>
+              </w:rPr>
+              <w:t>全端開發框架</w:t>
+            </w:r>
+          </w:p>
+        </w:tc>
+      </w:tr>
+      <w:tr>
+        <w:trPr>
+          <w:trHeight w:val="510"/>
+        </w:trPr>
+        <w:tc>
+          <w:tcPr>
+            <w:tcW w:w="2689" w:type="dxa"/>
+            <w:vAlign w:val="center"/>
+          </w:tcPr>
+          <w:p>
+            <w:pPr>
+              <w:jc w:val="center"/>
+              <w:rPr>
+                <w:rFonts w:ascii="Times New Roman" w:eastAsia="標楷體" w:hAnsi="Times New Roman"/>
+                <w:color w:val="000000" w:themeColor="text1"/>
+                <w:sz w:val="28"/>
+                <w:szCs w:val="28"/>
+              </w:rPr>
+            </w:pPr>
+            <w:proofErr w:type="spellStart"/>
+            <w:r>
+              <w:rPr>
+                <w:rFonts w:ascii="Times New Roman" w:eastAsia="標楷體" w:hAnsi="Times New Roman" w:hint="eastAsia"/>
+                <w:color w:val="000000" w:themeColor="text1"/>
+                <w:sz w:val="28"/>
+                <w:szCs w:val="28"/>
+              </w:rPr>
+              <w:t>django-allauth</w:t>
+            </w:r>
+            <w:proofErr w:type="spellEnd"/>
+          </w:p>
+        </w:tc>
+        <w:tc>
+          <w:tcPr>
+            <w:tcW w:w="2268" w:type="dxa"/>
+            <w:vAlign w:val="center"/>
+          </w:tcPr>
+          <w:p>
+            <w:pPr>
+              <w:jc w:val="center"/>
+              <w:rPr>
+                <w:rFonts w:ascii="Times New Roman" w:eastAsia="標楷體" w:hAnsi="Times New Roman"/>
+                <w:color w:val="000000" w:themeColor="text1"/>
+                <w:sz w:val="28"/>
+                <w:szCs w:val="28"/>
+              </w:rPr>
+            </w:pPr>
+            <w:r>
+              <w:rPr>
+                <w:rFonts w:ascii="Times New Roman" w:eastAsia="標楷體" w:hAnsi="Times New Roman" w:hint="eastAsia"/>
+                <w:color w:val="000000" w:themeColor="text1"/>
+                <w:sz w:val="28"/>
+                <w:szCs w:val="28"/>
+              </w:rPr>
+              <w:t>65.18.0</w:t>
+            </w:r>
+          </w:p>
+        </w:tc>
+        <w:tc>
+          <w:tcPr>
+            <w:tcW w:w="5237" w:type="dxa"/>
+          </w:tcPr>
+          <w:p>
+            <w:pPr>
+              <w:jc w:val="center"/>
+              <w:rPr>
+                <w:rFonts w:ascii="Times New Roman" w:eastAsia="標楷體" w:hAnsi="Times New Roman" w:hint="eastAsia"/>
+                <w:color w:val="000000" w:themeColor="text1"/>
+                <w:sz w:val="28"/>
+                <w:szCs w:val="28"/>
+              </w:rPr>
+            </w:pPr>
+            <w:r>
+              <w:rPr>
+                <w:rFonts w:ascii="Times New Roman" w:eastAsia="標楷體" w:hAnsi="Times New Roman" w:hint="eastAsia"/>
+                <w:color w:val="000000" w:themeColor="text1"/>
+                <w:sz w:val="28"/>
+                <w:szCs w:val="28"/>
+              </w:rPr>
+              <w:t xml:space="preserve">Django </w:t>
+            </w:r>
+            <w:r>
+              <w:rPr>
+                <w:rFonts w:ascii="Times New Roman" w:eastAsia="標楷體" w:hAnsi="Times New Roman" w:hint="eastAsia"/>
+                <w:color w:val="000000" w:themeColor="text1"/>
+                <w:sz w:val="28"/>
+                <w:szCs w:val="28"/>
+              </w:rPr>
+              <w:t>的第三方套件，提供帳號串接</w:t>
+            </w:r>
+          </w:p>
+        </w:tc>
+      </w:tr>
+      <w:tr>
+        <w:trPr>
+          <w:trHeight w:val="510"/>
+        </w:trPr>
+        <w:tc>
+          <w:tcPr>
+            <w:tcW w:w="2689" w:type="dxa"/>
+            <w:vAlign w:val="center"/>
+          </w:tcPr>
+          <w:p>
+            <w:pPr>
+              <w:jc w:val="center"/>
+              <w:rPr>
+                <w:rFonts w:ascii="Times New Roman" w:eastAsia="標楷體" w:hAnsi="Times New Roman"/>
+                <w:color w:val="000000" w:themeColor="text1"/>
+                <w:sz w:val="28"/>
+                <w:szCs w:val="28"/>
+              </w:rPr>
+            </w:pPr>
+            <w:r>
+              <w:rPr>
+                <w:rFonts w:ascii="Times New Roman" w:eastAsia="標楷體" w:hAnsi="Times New Roman" w:hint="eastAsia"/>
+                <w:color w:val="000000" w:themeColor="text1"/>
+                <w:sz w:val="28"/>
+                <w:szCs w:val="28"/>
+              </w:rPr>
+              <w:t>google-auth</w:t>
+            </w:r>
+          </w:p>
+        </w:tc>
+        <w:tc>
+          <w:tcPr>
+            <w:tcW w:w="2268" w:type="dxa"/>
+            <w:vAlign w:val="center"/>
+          </w:tcPr>
+          <w:p>
+            <w:pPr>
+              <w:jc w:val="center"/>
+              <w:rPr>
+                <w:rFonts w:ascii="Times New Roman" w:eastAsia="標楷體" w:hAnsi="Times New Roman"/>
+                <w:color w:val="000000" w:themeColor="text1"/>
+                <w:sz w:val="28"/>
+                <w:szCs w:val="28"/>
+              </w:rPr>
+            </w:pPr>
+            <w:r>
+              <w:rPr>
+                <w:rFonts w:ascii="Times New Roman" w:eastAsia="標楷體" w:hAnsi="Times New Roman" w:hint="eastAsia"/>
+                <w:color w:val="000000" w:themeColor="text1"/>
+                <w:sz w:val="28"/>
+                <w:szCs w:val="28"/>
+              </w:rPr>
+              <w:t>2.53.0</w:t>
+            </w:r>
+          </w:p>
+        </w:tc>
+        <w:tc>
+          <w:tcPr>
+            <w:tcW w:w="5237" w:type="dxa"/>
+          </w:tcPr>
+          <w:p>
+            <w:pPr>
+              <w:jc w:val="center"/>
+              <w:rPr>
+                <w:rFonts w:ascii="Times New Roman" w:eastAsia="標楷體" w:hAnsi="Times New Roman" w:hint="eastAsia"/>
+                <w:color w:val="000000" w:themeColor="text1"/>
+                <w:sz w:val="28"/>
+                <w:szCs w:val="28"/>
+              </w:rPr>
+            </w:pPr>
+            <w:r>
+              <w:rPr>
+                <w:rFonts w:ascii="Times New Roman" w:eastAsia="標楷體" w:hAnsi="Times New Roman" w:hint="eastAsia"/>
+                <w:color w:val="000000" w:themeColor="text1"/>
+                <w:sz w:val="28"/>
+                <w:szCs w:val="28"/>
+              </w:rPr>
+              <w:t>Google</w:t>
+            </w:r>
+            <w:r>
+              <w:rPr>
+                <w:rFonts w:ascii="Times New Roman" w:eastAsia="標楷體" w:hAnsi="Times New Roman" w:hint="eastAsia"/>
+                <w:color w:val="000000" w:themeColor="text1"/>
+                <w:sz w:val="28"/>
+                <w:szCs w:val="28"/>
+              </w:rPr>
+              <w:t>身份驗證與授權程式庫</w:t>
+            </w:r>
+          </w:p>
+        </w:tc>
+      </w:tr>
+      <w:tr>
+        <w:trPr>
+          <w:trHeight w:val="510"/>
+        </w:trPr>
+        <w:tc>
+          <w:tcPr>
+            <w:tcW w:w="2689" w:type="dxa"/>
+            <w:vAlign w:val="center"/>
+          </w:tcPr>
+          <w:p>
+            <w:pPr>
+              <w:jc w:val="center"/>
+              <w:rPr>
+                <w:rFonts w:ascii="Times New Roman" w:eastAsia="標楷體" w:hAnsi="Times New Roman"/>
+                <w:color w:val="000000" w:themeColor="text1"/>
+                <w:sz w:val="28"/>
+                <w:szCs w:val="28"/>
+              </w:rPr>
+            </w:pPr>
+            <w:proofErr w:type="spellStart"/>
+            <w:r>
+              <w:rPr>
+                <w:rFonts w:ascii="Times New Roman" w:eastAsia="標楷體" w:hAnsi="Times New Roman" w:hint="eastAsia"/>
+                <w:color w:val="000000" w:themeColor="text1"/>
+                <w:sz w:val="28"/>
+                <w:szCs w:val="28"/>
+              </w:rPr>
+              <w:t>mysqlclient</w:t>
+            </w:r>
+            <w:proofErr w:type="spellEnd"/>
+          </w:p>
+        </w:tc>
+        <w:tc>
+          <w:tcPr>
+            <w:tcW w:w="2268" w:type="dxa"/>
+            <w:vAlign w:val="center"/>
+          </w:tcPr>
+          <w:p>
+            <w:pPr>
+              <w:jc w:val="center"/>
+              <w:rPr>
+                <w:rFonts w:ascii="Times New Roman" w:eastAsia="標楷體" w:hAnsi="Times New Roman"/>
+                <w:color w:val="000000" w:themeColor="text1"/>
+                <w:sz w:val="28"/>
+                <w:szCs w:val="28"/>
+              </w:rPr>
+            </w:pPr>
+            <w:r>
+              <w:rPr>
+                <w:rFonts w:ascii="Times New Roman" w:eastAsia="標楷體" w:hAnsi="Times New Roman" w:hint="eastAsia"/>
+                <w:color w:val="000000" w:themeColor="text1"/>
+                <w:sz w:val="28"/>
+                <w:szCs w:val="28"/>
+              </w:rPr>
+              <w:t>2.2.8</w:t>
+            </w:r>
+          </w:p>
+        </w:tc>
+        <w:tc>
+          <w:tcPr>
+            <w:tcW w:w="5237" w:type="dxa"/>
+          </w:tcPr>
+          <w:p>
+            <w:pPr>
+              <w:jc w:val="center"/>
+              <w:rPr>
+                <w:rFonts w:ascii="Times New Roman" w:eastAsia="標楷體" w:hAnsi="Times New Roman" w:hint="eastAsia"/>
+                <w:color w:val="000000" w:themeColor="text1"/>
+                <w:sz w:val="28"/>
+                <w:szCs w:val="28"/>
+              </w:rPr>
+            </w:pPr>
+            <w:r>
+              <w:rPr>
+                <w:rFonts w:ascii="Times New Roman" w:eastAsia="標楷體" w:hAnsi="Times New Roman" w:hint="eastAsia"/>
+                <w:color w:val="000000" w:themeColor="text1"/>
+                <w:sz w:val="28"/>
+                <w:szCs w:val="28"/>
+              </w:rPr>
+              <w:t xml:space="preserve">MySQL </w:t>
+            </w:r>
+            <w:r>
+              <w:rPr>
+                <w:rFonts w:ascii="Times New Roman" w:eastAsia="標楷體" w:hAnsi="Times New Roman" w:hint="eastAsia"/>
+                <w:color w:val="000000" w:themeColor="text1"/>
+                <w:sz w:val="28"/>
+                <w:szCs w:val="28"/>
+              </w:rPr>
+              <w:t>資料庫驅動程式</w:t>
+            </w:r>
+          </w:p>
+        </w:tc>
+      </w:tr>
+      <w:tr>
+        <w:trPr>
+          <w:trHeight w:val="510"/>
+        </w:trPr>
+        <w:tc>
+          <w:tcPr>
+            <w:tcW w:w="2689" w:type="dxa"/>
+            <w:vAlign w:val="center"/>
+          </w:tcPr>
+          <w:p>
+            <w:pPr>
+              <w:jc w:val="center"/>
+              <w:rPr>
+                <w:rFonts w:ascii="Times New Roman" w:eastAsia="標楷體" w:hAnsi="Times New Roman" w:hint="eastAsia"/>
+                <w:color w:val="000000" w:themeColor="text1"/>
+                <w:sz w:val="28"/>
+                <w:szCs w:val="28"/>
+              </w:rPr>
+            </w:pPr>
+            <w:r>
+              <w:rPr>
+                <w:rFonts w:ascii="Times New Roman" w:eastAsia="標楷體" w:hAnsi="Times New Roman" w:hint="eastAsia"/>
+                <w:color w:val="000000" w:themeColor="text1"/>
+                <w:sz w:val="28"/>
+                <w:szCs w:val="28"/>
+              </w:rPr>
+              <w:t>n8n</w:t>
+            </w:r>
+          </w:p>
+        </w:tc>
+        <w:tc>
+          <w:tcPr>
+            <w:tcW w:w="2268" w:type="dxa"/>
+            <w:vAlign w:val="center"/>
+          </w:tcPr>
+          <w:p>
+            <w:pPr>
+              <w:jc w:val="center"/>
+              <w:rPr>
+                <w:rFonts w:ascii="Times New Roman" w:eastAsia="標楷體" w:hAnsi="Times New Roman" w:hint="eastAsia"/>
+                <w:color w:val="000000" w:themeColor="text1"/>
+                <w:sz w:val="28"/>
+                <w:szCs w:val="28"/>
+              </w:rPr>
+            </w:pPr>
+            <w:r>
+              <w:rPr>
+                <w:rFonts w:ascii="Times New Roman" w:eastAsia="標楷體" w:hAnsi="Times New Roman" w:hint="eastAsia"/>
+                <w:color w:val="000000" w:themeColor="text1"/>
+                <w:sz w:val="28"/>
+                <w:szCs w:val="28"/>
+              </w:rPr>
+              <w:t>最新版</w:t>
+            </w:r>
+          </w:p>
+        </w:tc>
+        <w:tc>
+          <w:tcPr>
+            <w:tcW w:w="5237" w:type="dxa"/>
+            <w:vAlign w:val="center"/>
+          </w:tcPr>
+          <w:p>
+            <w:pPr>
+              <w:jc w:val="center"/>
+              <w:rPr>
+                <w:rFonts w:ascii="Times New Roman" w:eastAsia="標楷體" w:hAnsi="Times New Roman" w:hint="eastAsia"/>
+                <w:color w:val="000000" w:themeColor="text1"/>
+                <w:sz w:val="28"/>
+                <w:szCs w:val="28"/>
+              </w:rPr>
+            </w:pPr>
+            <w:r>
+              <w:rPr>
+                <w:rFonts w:ascii="Times New Roman" w:eastAsia="標楷體" w:hAnsi="Times New Roman"/>
+                <w:color w:val="000000" w:themeColor="text1"/>
+                <w:sz w:val="28"/>
+                <w:szCs w:val="28"/>
+              </w:rPr>
+              <w:t xml:space="preserve">AI </w:t>
+            </w:r>
+            <w:r>
+              <w:rPr>
+                <w:rFonts w:ascii="Times New Roman" w:eastAsia="標楷體" w:hAnsi="Times New Roman" w:hint="eastAsia"/>
+                <w:color w:val="000000" w:themeColor="text1"/>
+                <w:sz w:val="28"/>
+                <w:szCs w:val="28"/>
+              </w:rPr>
+              <w:t>自動化</w:t>
+            </w:r>
+            <w:r>
+              <w:rPr>
+                <w:rFonts w:ascii="Times New Roman" w:eastAsia="標楷體" w:hAnsi="Times New Roman"/>
+                <w:color w:val="000000" w:themeColor="text1"/>
+                <w:sz w:val="28"/>
+                <w:szCs w:val="28"/>
+              </w:rPr>
+              <w:t>工作流程</w:t>
+            </w:r>
+          </w:p>
+        </w:tc>
+      </w:tr>
+      <w:tr>
+        <w:trPr>
+          <w:trHeight w:val="510"/>
+        </w:trPr>
+        <w:tc>
+          <w:tcPr>
+            <w:tcW w:w="2689" w:type="dxa"/>
+            <w:vAlign w:val="center"/>
+          </w:tcPr>
+          <w:p>
+            <w:pPr>
+              <w:jc w:val="center"/>
+              <w:rPr>
+                <w:rFonts w:ascii="Times New Roman" w:eastAsia="標楷體" w:hAnsi="Times New Roman"/>
+                <w:color w:val="000000" w:themeColor="text1"/>
+                <w:sz w:val="28"/>
+                <w:szCs w:val="28"/>
+              </w:rPr>
+            </w:pPr>
+            <w:proofErr w:type="spellStart"/>
+            <w:r>
+              <w:rPr>
+                <w:rFonts w:ascii="Times New Roman" w:eastAsia="標楷體" w:hAnsi="Times New Roman" w:hint="eastAsia"/>
+                <w:color w:val="000000" w:themeColor="text1"/>
+                <w:sz w:val="28"/>
+                <w:szCs w:val="28"/>
+              </w:rPr>
+              <w:t>openai</w:t>
+            </w:r>
+            <w:proofErr w:type="spellEnd"/>
+          </w:p>
+        </w:tc>
+        <w:tc>
+          <w:tcPr>
+            <w:tcW w:w="2268" w:type="dxa"/>
+            <w:vAlign w:val="center"/>
+          </w:tcPr>
+          <w:p>
+            <w:pPr>
+              <w:jc w:val="center"/>
+              <w:rPr>
+                <w:rFonts w:ascii="Times New Roman" w:eastAsia="標楷體" w:hAnsi="Times New Roman"/>
+                <w:color w:val="000000" w:themeColor="text1"/>
+                <w:sz w:val="28"/>
+                <w:szCs w:val="28"/>
+              </w:rPr>
+            </w:pPr>
+            <w:r>
+              <w:rPr>
+                <w:rFonts w:ascii="Times New Roman" w:eastAsia="標楷體" w:hAnsi="Times New Roman" w:hint="eastAsia"/>
+                <w:color w:val="000000" w:themeColor="text1"/>
+                <w:sz w:val="28"/>
+                <w:szCs w:val="28"/>
+              </w:rPr>
+              <w:t>1.82.0</w:t>
+            </w:r>
+          </w:p>
+        </w:tc>
+        <w:tc>
+          <w:tcPr>
+            <w:tcW w:w="5237" w:type="dxa"/>
+          </w:tcPr>
+          <w:p>
+            <w:pPr>
+              <w:jc w:val="center"/>
+              <w:rPr>
+                <w:rFonts w:ascii="Times New Roman" w:eastAsia="標楷體" w:hAnsi="Times New Roman" w:hint="eastAsia"/>
+                <w:color w:val="000000" w:themeColor="text1"/>
+                <w:sz w:val="28"/>
+                <w:szCs w:val="28"/>
+              </w:rPr>
+            </w:pPr>
+            <w:r>
+              <w:rPr>
+                <w:rFonts w:ascii="Times New Roman" w:eastAsia="標楷體" w:hAnsi="Times New Roman" w:hint="eastAsia"/>
+                <w:color w:val="000000" w:themeColor="text1"/>
+                <w:sz w:val="28"/>
+                <w:szCs w:val="28"/>
+              </w:rPr>
+              <w:t>用於</w:t>
+            </w:r>
+            <w:r>
+              <w:rPr>
+                <w:rFonts w:ascii="Times New Roman" w:eastAsia="標楷體" w:hAnsi="Times New Roman" w:hint="eastAsia"/>
+                <w:color w:val="000000" w:themeColor="text1"/>
+                <w:sz w:val="28"/>
+                <w:szCs w:val="28"/>
+              </w:rPr>
+              <w:t>呼叫</w:t>
+            </w:r>
+            <w:r>
+              <w:rPr>
+                <w:rFonts w:ascii="Times New Roman" w:eastAsia="標楷體" w:hAnsi="Times New Roman" w:hint="eastAsia"/>
+                <w:color w:val="000000" w:themeColor="text1"/>
+                <w:sz w:val="28"/>
+                <w:szCs w:val="28"/>
+              </w:rPr>
+              <w:t xml:space="preserve"> GPT</w:t>
+            </w:r>
+            <w:r>
+              <w:rPr>
+                <w:rFonts w:ascii="Times New Roman" w:eastAsia="標楷體" w:hAnsi="Times New Roman" w:hint="eastAsia"/>
+                <w:color w:val="000000" w:themeColor="text1"/>
+                <w:sz w:val="28"/>
+                <w:szCs w:val="28"/>
+              </w:rPr>
+              <w:t>、</w:t>
+            </w:r>
+            <w:r>
+              <w:rPr>
+                <w:rFonts w:ascii="Times New Roman" w:eastAsia="標楷體" w:hAnsi="Times New Roman" w:hint="eastAsia"/>
+                <w:color w:val="000000" w:themeColor="text1"/>
+                <w:sz w:val="28"/>
+                <w:szCs w:val="28"/>
+              </w:rPr>
+              <w:t>Embeddings</w:t>
+            </w:r>
+            <w:r>
+              <w:rPr>
+                <w:rFonts w:ascii="Times New Roman" w:eastAsia="標楷體" w:hAnsi="Times New Roman" w:hint="eastAsia"/>
+                <w:color w:val="000000" w:themeColor="text1"/>
+                <w:sz w:val="28"/>
+                <w:szCs w:val="28"/>
+              </w:rPr>
+              <w:t>等</w:t>
+            </w:r>
+            <w:r>
+              <w:rPr>
+                <w:rFonts w:ascii="Times New Roman" w:eastAsia="標楷體" w:hAnsi="Times New Roman" w:hint="eastAsia"/>
+                <w:color w:val="000000" w:themeColor="text1"/>
+                <w:sz w:val="28"/>
+                <w:szCs w:val="28"/>
+              </w:rPr>
+              <w:t xml:space="preserve"> API</w:t>
+            </w:r>
+            <w:r>
+              <w:rPr>
+                <w:rFonts w:ascii="Times New Roman" w:eastAsia="標楷體" w:hAnsi="Times New Roman" w:hint="eastAsia"/>
+                <w:color w:val="000000" w:themeColor="text1"/>
+                <w:sz w:val="28"/>
+                <w:szCs w:val="28"/>
+              </w:rPr>
+              <w:t>。</w:t>
+            </w:r>
+          </w:p>
+        </w:tc>
+      </w:tr>
+      <w:tr>
+        <w:trPr>
+          <w:trHeight w:val="510"/>
+        </w:trPr>
+        <w:tc>
+          <w:tcPr>
+            <w:tcW w:w="2689" w:type="dxa"/>
+            <w:vAlign w:val="center"/>
+          </w:tcPr>
+          <w:p>
+            <w:pPr>
+              <w:jc w:val="center"/>
+              <w:rPr>
+                <w:rFonts w:ascii="Times New Roman" w:eastAsia="標楷體" w:hAnsi="Times New Roman" w:hint="eastAsia"/>
+                <w:color w:val="000000" w:themeColor="text1"/>
+                <w:sz w:val="28"/>
+                <w:szCs w:val="28"/>
+              </w:rPr>
+            </w:pPr>
+            <w:r>
+              <w:rPr>
+                <w:rFonts w:ascii="Times New Roman" w:eastAsia="標楷體" w:hAnsi="Times New Roman"/>
+                <w:color w:val="000000" w:themeColor="text1"/>
+                <w:sz w:val="28"/>
+                <w:szCs w:val="28"/>
+              </w:rPr>
+              <w:t>psycopg2-binar</w:t>
+            </w:r>
+          </w:p>
+        </w:tc>
+        <w:tc>
+          <w:tcPr>
+            <w:tcW w:w="2268" w:type="dxa"/>
+            <w:vAlign w:val="center"/>
+          </w:tcPr>
+          <w:p>
+            <w:pPr>
+              <w:jc w:val="center"/>
+              <w:rPr>
+                <w:rFonts w:ascii="Times New Roman" w:eastAsia="標楷體" w:hAnsi="Times New Roman" w:hint="eastAsia"/>
+                <w:color w:val="000000" w:themeColor="text1"/>
+                <w:sz w:val="28"/>
+                <w:szCs w:val="28"/>
+              </w:rPr>
+            </w:pPr>
+            <w:r>
+              <w:rPr>
+                <w:rFonts w:ascii="Times New Roman" w:eastAsia="標楷體" w:hAnsi="Times New Roman"/>
+                <w:color w:val="000000" w:themeColor="text1"/>
+                <w:sz w:val="28"/>
+                <w:szCs w:val="28"/>
+              </w:rPr>
+              <w:t>y2.9.12</w:t>
+            </w:r>
+          </w:p>
+        </w:tc>
+        <w:tc>
+          <w:tcPr>
+            <w:tcW w:w="5237" w:type="dxa"/>
+            <w:vAlign w:val="center"/>
+          </w:tcPr>
+          <w:p>
+            <w:pPr>
+              <w:jc w:val="center"/>
+              <w:rPr>
+                <w:rFonts w:ascii="Times New Roman" w:eastAsia="標楷體" w:hAnsi="Times New Roman" w:hint="eastAsia"/>
+                <w:color w:val="000000" w:themeColor="text1"/>
+                <w:sz w:val="28"/>
+                <w:szCs w:val="28"/>
+              </w:rPr>
+            </w:pPr>
+            <w:r>
+              <w:rPr>
+                <w:rFonts w:ascii="Times New Roman" w:eastAsia="標楷體" w:hAnsi="Times New Roman"/>
+                <w:color w:val="000000" w:themeColor="text1"/>
+                <w:sz w:val="28"/>
+                <w:szCs w:val="28"/>
+              </w:rPr>
+              <w:t xml:space="preserve">PostgreSQL </w:t>
+            </w:r>
+            <w:r>
+              <w:rPr>
+                <w:rFonts w:ascii="Times New Roman" w:eastAsia="標楷體" w:hAnsi="Times New Roman"/>
+                <w:color w:val="000000" w:themeColor="text1"/>
+                <w:sz w:val="28"/>
+                <w:szCs w:val="28"/>
+              </w:rPr>
+              <w:t>資料庫驅動程式</w:t>
+            </w:r>
+          </w:p>
+        </w:tc>
+      </w:tr>
+      <w:tr>
+        <w:trPr>
+          <w:trHeight w:val="510"/>
+        </w:trPr>
+        <w:tc>
+          <w:tcPr>
+            <w:tcW w:w="2689" w:type="dxa"/>
+            <w:vAlign w:val="center"/>
+          </w:tcPr>
+          <w:p>
+            <w:pPr>
+              <w:jc w:val="center"/>
+              <w:rPr>
+                <w:rFonts w:ascii="Times New Roman" w:eastAsia="標楷體" w:hAnsi="Times New Roman" w:hint="eastAsia"/>
+                <w:color w:val="000000" w:themeColor="text1"/>
+                <w:sz w:val="28"/>
+                <w:szCs w:val="28"/>
+              </w:rPr>
+            </w:pPr>
+            <w:proofErr w:type="spellStart"/>
+            <w:r>
+              <w:rPr>
+                <w:rFonts w:ascii="Times New Roman" w:eastAsia="標楷體" w:hAnsi="Times New Roman"/>
+                <w:color w:val="000000" w:themeColor="text1"/>
+                <w:sz w:val="28"/>
+                <w:szCs w:val="28"/>
+              </w:rPr>
+              <w:t>PyMySQL</w:t>
+            </w:r>
+            <w:proofErr w:type="spellEnd"/>
+          </w:p>
+        </w:tc>
+        <w:tc>
+          <w:tcPr>
+            <w:tcW w:w="2268" w:type="dxa"/>
+            <w:vAlign w:val="center"/>
+          </w:tcPr>
+          <w:p>
+            <w:pPr>
+              <w:jc w:val="center"/>
+              <w:rPr>
+                <w:rFonts w:ascii="Times New Roman" w:eastAsia="標楷體" w:hAnsi="Times New Roman" w:hint="eastAsia"/>
+                <w:color w:val="000000" w:themeColor="text1"/>
+                <w:sz w:val="28"/>
+                <w:szCs w:val="28"/>
+              </w:rPr>
+            </w:pPr>
+            <w:r>
+              <w:rPr>
+                <w:rFonts w:ascii="Times New Roman" w:eastAsia="標楷體" w:hAnsi="Times New Roman"/>
+                <w:color w:val="000000" w:themeColor="text1"/>
+                <w:sz w:val="28"/>
+                <w:szCs w:val="28"/>
+              </w:rPr>
+              <w:t>1.2.0</w:t>
+            </w:r>
+          </w:p>
+        </w:tc>
+        <w:tc>
+          <w:tcPr>
+            <w:tcW w:w="5237" w:type="dxa"/>
+            <w:vAlign w:val="bottom"/>
+          </w:tcPr>
+          <w:p>
+            <w:pPr>
+              <w:jc w:val="center"/>
+              <w:rPr>
+                <w:rFonts w:ascii="Times New Roman" w:eastAsia="標楷體" w:hAnsi="Times New Roman" w:hint="eastAsia"/>
+                <w:color w:val="000000" w:themeColor="text1"/>
+                <w:sz w:val="28"/>
+                <w:szCs w:val="28"/>
+              </w:rPr>
+            </w:pPr>
+            <w:r>
+              <w:rPr>
+                <w:rFonts w:ascii="Times New Roman" w:eastAsia="標楷體" w:hAnsi="Times New Roman"/>
+                <w:color w:val="000000" w:themeColor="text1"/>
+                <w:sz w:val="28"/>
+                <w:szCs w:val="28"/>
+              </w:rPr>
+              <w:t xml:space="preserve">MySQL </w:t>
+            </w:r>
+            <w:r>
+              <w:rPr>
+                <w:rFonts w:ascii="Times New Roman" w:eastAsia="標楷體" w:hAnsi="Times New Roman"/>
+                <w:color w:val="000000" w:themeColor="text1"/>
+                <w:sz w:val="28"/>
+                <w:szCs w:val="28"/>
+              </w:rPr>
+              <w:t>客戶端驅動程式</w:t>
+            </w:r>
+          </w:p>
+        </w:tc>
+      </w:tr>
+      <w:tr>
+        <w:trPr>
+          <w:trHeight w:val="510"/>
+        </w:trPr>
+        <w:tc>
+          <w:tcPr>
+            <w:tcW w:w="2689" w:type="dxa"/>
+            <w:vAlign w:val="center"/>
+          </w:tcPr>
+          <w:p>
+            <w:pPr>
+              <w:jc w:val="center"/>
+              <w:rPr>
+                <w:rFonts w:ascii="Times New Roman" w:eastAsia="標楷體" w:hAnsi="Times New Roman" w:hint="eastAsia"/>
+                <w:color w:val="000000" w:themeColor="text1"/>
+                <w:sz w:val="28"/>
+                <w:szCs w:val="28"/>
+              </w:rPr>
+            </w:pPr>
+            <w:proofErr w:type="spellStart"/>
+            <w:r>
+              <w:rPr>
+                <w:rFonts w:ascii="Times New Roman" w:eastAsia="標楷體" w:hAnsi="Times New Roman"/>
+                <w:color w:val="000000" w:themeColor="text1"/>
+                <w:sz w:val="28"/>
+                <w:szCs w:val="28"/>
+              </w:rPr>
+              <w:t>pypdf</w:t>
+            </w:r>
+            <w:proofErr w:type="spellEnd"/>
+          </w:p>
+        </w:tc>
+        <w:tc>
+          <w:tcPr>
+            <w:tcW w:w="2268" w:type="dxa"/>
+            <w:vAlign w:val="center"/>
+          </w:tcPr>
+          <w:p>
+            <w:pPr>
+              <w:jc w:val="center"/>
+              <w:rPr>
+                <w:rFonts w:ascii="Times New Roman" w:eastAsia="標楷體" w:hAnsi="Times New Roman" w:hint="eastAsia"/>
+                <w:color w:val="000000" w:themeColor="text1"/>
+                <w:sz w:val="28"/>
+                <w:szCs w:val="28"/>
+              </w:rPr>
+            </w:pPr>
+            <w:r>
+              <w:rPr>
+                <w:rFonts w:ascii="Times New Roman" w:eastAsia="標楷體" w:hAnsi="Times New Roman"/>
+                <w:color w:val="000000" w:themeColor="text1"/>
+                <w:sz w:val="28"/>
+                <w:szCs w:val="28"/>
+              </w:rPr>
+              <w:t>5.6.0</w:t>
+            </w:r>
+          </w:p>
+        </w:tc>
+        <w:tc>
+          <w:tcPr>
+            <w:tcW w:w="5237" w:type="dxa"/>
+            <w:vAlign w:val="bottom"/>
+          </w:tcPr>
+          <w:p>
+            <w:pPr>
+              <w:jc w:val="center"/>
+              <w:rPr>
+                <w:rFonts w:ascii="Times New Roman" w:eastAsia="標楷體" w:hAnsi="Times New Roman" w:hint="eastAsia"/>
+                <w:color w:val="000000" w:themeColor="text1"/>
+                <w:sz w:val="28"/>
+                <w:szCs w:val="28"/>
+              </w:rPr>
+            </w:pPr>
+            <w:r>
+              <w:rPr>
+                <w:rFonts w:ascii="Times New Roman" w:eastAsia="標楷體" w:hAnsi="Times New Roman"/>
+                <w:color w:val="000000" w:themeColor="text1"/>
+                <w:sz w:val="28"/>
+                <w:szCs w:val="28"/>
+              </w:rPr>
+              <w:t xml:space="preserve">PDF </w:t>
+            </w:r>
+            <w:r>
+              <w:rPr>
+                <w:rFonts w:ascii="Times New Roman" w:eastAsia="標楷體" w:hAnsi="Times New Roman"/>
+                <w:color w:val="000000" w:themeColor="text1"/>
+                <w:sz w:val="28"/>
+                <w:szCs w:val="28"/>
+              </w:rPr>
+              <w:t>檔案處理套件</w:t>
+            </w:r>
+          </w:p>
+        </w:tc>
+      </w:tr>
+      <w:tr>
+        <w:trPr>
+          <w:trHeight w:val="510"/>
+        </w:trPr>
+        <w:tc>
+          <w:tcPr>
+            <w:tcW w:w="2689" w:type="dxa"/>
+            <w:vAlign w:val="center"/>
+          </w:tcPr>
+          <w:p>
+            <w:pPr>
+              <w:jc w:val="center"/>
+              <w:rPr>
+                <w:rFonts w:ascii="Times New Roman" w:eastAsia="標楷體" w:hAnsi="Times New Roman" w:hint="eastAsia"/>
+                <w:color w:val="000000" w:themeColor="text1"/>
+                <w:sz w:val="28"/>
+                <w:szCs w:val="28"/>
+              </w:rPr>
+            </w:pPr>
+            <w:r>
+              <w:rPr>
+                <w:rFonts w:ascii="Times New Roman" w:eastAsia="標楷體" w:hAnsi="Times New Roman"/>
+                <w:color w:val="000000" w:themeColor="text1"/>
+                <w:sz w:val="28"/>
+                <w:szCs w:val="28"/>
+              </w:rPr>
+              <w:t>requests</w:t>
+            </w:r>
+          </w:p>
+        </w:tc>
+        <w:tc>
+          <w:tcPr>
+            <w:tcW w:w="2268" w:type="dxa"/>
+            <w:vAlign w:val="center"/>
+          </w:tcPr>
+          <w:p>
+            <w:pPr>
+              <w:jc w:val="center"/>
+              <w:rPr>
+                <w:rFonts w:ascii="Times New Roman" w:eastAsia="標楷體" w:hAnsi="Times New Roman" w:hint="eastAsia"/>
+                <w:color w:val="000000" w:themeColor="text1"/>
+                <w:sz w:val="28"/>
+                <w:szCs w:val="28"/>
+              </w:rPr>
+            </w:pPr>
+            <w:r>
+              <w:rPr>
+                <w:rFonts w:ascii="Times New Roman" w:eastAsia="標楷體" w:hAnsi="Times New Roman"/>
+                <w:color w:val="000000" w:themeColor="text1"/>
+                <w:sz w:val="28"/>
+                <w:szCs w:val="28"/>
+              </w:rPr>
+              <w:t>2.34.2</w:t>
+            </w:r>
+          </w:p>
+        </w:tc>
+        <w:tc>
+          <w:tcPr>
+            <w:tcW w:w="5237" w:type="dxa"/>
+            <w:vAlign w:val="bottom"/>
+          </w:tcPr>
+          <w:p>
+            <w:pPr>
+              <w:jc w:val="center"/>
+              <w:rPr>
+                <w:rFonts w:ascii="Times New Roman" w:eastAsia="標楷體" w:hAnsi="Times New Roman" w:hint="eastAsia"/>
+                <w:color w:val="000000" w:themeColor="text1"/>
+                <w:sz w:val="28"/>
+                <w:szCs w:val="28"/>
+              </w:rPr>
+            </w:pPr>
+            <w:r>
+              <w:rPr>
+                <w:rFonts w:ascii="Times New Roman" w:eastAsia="標楷體" w:hAnsi="Times New Roman"/>
+                <w:color w:val="000000" w:themeColor="text1"/>
+                <w:sz w:val="28"/>
+                <w:szCs w:val="28"/>
+              </w:rPr>
+              <w:t xml:space="preserve">HTTP </w:t>
+            </w:r>
+            <w:r>
+              <w:rPr>
+                <w:rFonts w:ascii="Times New Roman" w:eastAsia="標楷體" w:hAnsi="Times New Roman"/>
+                <w:color w:val="000000" w:themeColor="text1"/>
+                <w:sz w:val="28"/>
+                <w:szCs w:val="28"/>
+              </w:rPr>
+              <w:t>請求函式庫</w:t>
+            </w:r>
+          </w:p>
+        </w:tc>
+      </w:tr>
+      <w:tr>
+        <w:trPr>
+          <w:trHeight w:val="510"/>
+        </w:trPr>
+        <w:tc>
+          <w:tcPr>
+            <w:tcW w:w="2689" w:type="dxa"/>
+            <w:vAlign w:val="center"/>
+          </w:tcPr>
+          <w:p>
+            <w:pPr>
+              <w:jc w:val="center"/>
+              <w:rPr>
+                <w:rFonts w:ascii="Times New Roman" w:eastAsia="標楷體" w:hAnsi="Times New Roman" w:hint="eastAsia"/>
+                <w:color w:val="000000" w:themeColor="text1"/>
+                <w:sz w:val="28"/>
+                <w:szCs w:val="28"/>
+              </w:rPr>
+            </w:pPr>
+            <w:proofErr w:type="spellStart"/>
+            <w:r>
+              <w:rPr>
+                <w:rFonts w:ascii="Times New Roman" w:eastAsia="標楷體" w:hAnsi="Times New Roman"/>
+                <w:color w:val="000000" w:themeColor="text1"/>
+                <w:sz w:val="28"/>
+                <w:szCs w:val="28"/>
+              </w:rPr>
+              <w:lastRenderedPageBreak/>
+              <w:t>sqlparse</w:t>
+            </w:r>
+            <w:proofErr w:type="spellEnd"/>
+          </w:p>
+        </w:tc>
+        <w:tc>
+          <w:tcPr>
+            <w:tcW w:w="2268" w:type="dxa"/>
+            <w:vAlign w:val="center"/>
+          </w:tcPr>
+          <w:p>
+            <w:pPr>
+              <w:jc w:val="center"/>
+              <w:rPr>
+                <w:rFonts w:ascii="Times New Roman" w:eastAsia="標楷體" w:hAnsi="Times New Roman" w:hint="eastAsia"/>
+                <w:color w:val="000000" w:themeColor="text1"/>
+                <w:sz w:val="28"/>
+                <w:szCs w:val="28"/>
+              </w:rPr>
+            </w:pPr>
+            <w:r>
+              <w:rPr>
+                <w:rFonts w:ascii="Times New Roman" w:eastAsia="標楷體" w:hAnsi="Times New Roman"/>
+                <w:color w:val="000000" w:themeColor="text1"/>
+                <w:sz w:val="28"/>
+                <w:szCs w:val="28"/>
+              </w:rPr>
+              <w:t>0.5.5</w:t>
+            </w:r>
+          </w:p>
+        </w:tc>
+        <w:tc>
+          <w:tcPr>
+            <w:tcW w:w="5237" w:type="dxa"/>
+            <w:vAlign w:val="bottom"/>
+          </w:tcPr>
+          <w:p>
+            <w:pPr>
+              <w:jc w:val="center"/>
+              <w:rPr>
+                <w:rFonts w:ascii="Times New Roman" w:eastAsia="標楷體" w:hAnsi="Times New Roman" w:hint="eastAsia"/>
+                <w:color w:val="000000" w:themeColor="text1"/>
+                <w:sz w:val="28"/>
+                <w:szCs w:val="28"/>
+              </w:rPr>
+            </w:pPr>
+            <w:r>
+              <w:rPr>
+                <w:rFonts w:ascii="Times New Roman" w:eastAsia="標楷體" w:hAnsi="Times New Roman"/>
+                <w:color w:val="000000" w:themeColor="text1"/>
+                <w:sz w:val="28"/>
+                <w:szCs w:val="28"/>
+              </w:rPr>
+              <w:t xml:space="preserve">SQL </w:t>
+            </w:r>
+            <w:r>
+              <w:rPr>
+                <w:rFonts w:ascii="Times New Roman" w:eastAsia="標楷體" w:hAnsi="Times New Roman"/>
+                <w:color w:val="000000" w:themeColor="text1"/>
+                <w:sz w:val="28"/>
+                <w:szCs w:val="28"/>
+              </w:rPr>
+              <w:t>語句解析、格式化與剖析工具</w:t>
+            </w:r>
           </w:p>
         </w:tc>
       </w:tr>
@@ -1240,6 +6707,7 @@
   <w:style w:type="paragraph" w:default="1" w:styleId="a">
     <w:name w:val="Normal"/>
     <w:qFormat/>
+    <w:rsid w:val="004A0BEB"/>
     <w:pPr>
       <w:widowControl w:val="0"/>
     </w:pPr>
@@ -1444,7 +6912,6 @@
   <w:style w:type="character" w:default="1" w:styleId="a0">
     <w:name w:val="Default Paragraph Font"/>
     <w:uiPriority w:val="1"/>
-    <w:semiHidden/>
     <w:unhideWhenUsed/>
   </w:style>
   <w:style w:type="table" w:default="1" w:styleId="a1">
@@ -1803,6 +7270,29 @@
       </w:tblBorders>
     </w:tblPr>
   </w:style>
+  <w:style w:type="character" w:styleId="af1">
+    <w:name w:val="Hyperlink"/>
+    <w:basedOn w:val="a0"/>
+    <w:uiPriority w:val="99"/>
+    <w:unhideWhenUsed/>
+    <w:rsid w:val="005C0015"/>
+    <w:rPr>
+      <w:color w:val="467886" w:themeColor="hyperlink"/>
+      <w:u w:val="single"/>
+    </w:rPr>
+  </w:style>
+  <w:style w:type="character" w:styleId="af2">
+    <w:name w:val="Unresolved Mention"/>
+    <w:basedOn w:val="a0"/>
+    <w:uiPriority w:val="99"/>
+    <w:semiHidden/>
+    <w:unhideWhenUsed/>
+    <w:rsid w:val="005C0015"/>
+    <w:rPr>
+      <w:color w:val="605E5C"/>
+      <w:shd w:val="clear" w:color="auto" w:fill="E1DFDD"/>
+    </w:rPr>
+  </w:style>
 </w:styles>
 </file>
 
@@ -2099,4 +7589,16 @@
     </a:ext>
   </a:extLst>
 </a:theme>
+</file>
+
+<file path=customXml/item1.xml><?xml version="1.0" encoding="utf-8"?>
+<b:Sources xmlns:b="http://schemas.openxmlformats.org/officeDocument/2006/bibliography" xmlns="http://schemas.openxmlformats.org/officeDocument/2006/bibliography" SelectedStyle="\APASixthEditionOfficeOnline.xsl" StyleName="APA" Version="6"/>
+</file>
+
+<file path=customXml/itemProps1.xml><?xml version="1.0" encoding="utf-8"?>
+<ds:datastoreItem xmlns:ds="http://schemas.openxmlformats.org/officeDocument/2006/customXml" ds:itemID="{72B750B6-4372-446F-AADE-EE6373D58511}">
+  <ds:schemaRefs>
+    <ds:schemaRef ds:uri="http://schemas.openxmlformats.org/officeDocument/2006/bibliography"/>
+  </ds:schemaRefs>
+</ds:datastoreItem>
 </file>